--- a/EXPERIMENTS/Lexical Analysis/LexicalAnalysis EXP.docx
+++ b/EXPERIMENTS/Lexical Analysis/LexicalAnalysis EXP.docx
@@ -744,6 +744,15 @@
     </w:p>
     <w:p>
       <w:pPr>
+        <w:ind w:left="720"/>
+        <w:rPr>
+          <w:sz w:val="24"/>
+          <w:szCs w:val="24"/>
+        </w:rPr>
+      </w:pPr>
+    </w:p>
+    <w:p>
+      <w:pPr>
         <w:rPr>
           <w:sz w:val="24"/>
           <w:szCs w:val="24"/>
@@ -766,6 +775,7 @@
           <w:sz w:val="24"/>
           <w:szCs w:val="24"/>
         </w:rPr>
+        <w:lastRenderedPageBreak/>
         <w:t>PSEUDOCODE</w:t>
       </w:r>
     </w:p>
@@ -781,171 +791,962 @@
           <w:sz w:val="24"/>
           <w:szCs w:val="24"/>
         </w:rPr>
+        <w:t>BEGIN</w:t>
+      </w:r>
+    </w:p>
+    <w:p>
+      <w:pPr>
+        <w:rPr>
+          <w:sz w:val="24"/>
+          <w:szCs w:val="24"/>
+        </w:rPr>
+      </w:pPr>
+    </w:p>
+    <w:p>
+      <w:pPr>
+        <w:rPr>
+          <w:sz w:val="24"/>
+          <w:szCs w:val="24"/>
+        </w:rPr>
+      </w:pPr>
+      <w:r>
+        <w:rPr>
+          <w:sz w:val="24"/>
+          <w:szCs w:val="24"/>
+        </w:rPr>
+        <w:t xml:space="preserve">    DEFINE list of C keywords</w:t>
+      </w:r>
+    </w:p>
+    <w:p>
+      <w:pPr>
+        <w:rPr>
+          <w:sz w:val="24"/>
+          <w:szCs w:val="24"/>
+        </w:rPr>
+      </w:pPr>
+    </w:p>
+    <w:p>
+      <w:pPr>
+        <w:rPr>
+          <w:sz w:val="24"/>
+          <w:szCs w:val="24"/>
+        </w:rPr>
+      </w:pPr>
+      <w:r>
+        <w:rPr>
+          <w:sz w:val="24"/>
+          <w:szCs w:val="24"/>
+        </w:rPr>
+        <w:t xml:space="preserve">    READ input statement</w:t>
+      </w:r>
+    </w:p>
+    <w:p>
+      <w:pPr>
+        <w:rPr>
+          <w:sz w:val="24"/>
+          <w:szCs w:val="24"/>
+        </w:rPr>
+      </w:pPr>
+    </w:p>
+    <w:p>
+      <w:pPr>
+        <w:rPr>
+          <w:sz w:val="24"/>
+          <w:szCs w:val="24"/>
+        </w:rPr>
+      </w:pPr>
+      <w:r>
+        <w:rPr>
+          <w:sz w:val="24"/>
+          <w:szCs w:val="24"/>
+        </w:rPr>
+        <w:t xml:space="preserve">    </w:t>
+      </w:r>
+      <w:proofErr w:type="spellStart"/>
+      <w:r>
+        <w:rPr>
+          <w:sz w:val="24"/>
+          <w:szCs w:val="24"/>
+        </w:rPr>
+        <w:t>i</w:t>
+      </w:r>
+      <w:proofErr w:type="spellEnd"/>
+      <w:r>
+        <w:rPr>
+          <w:sz w:val="24"/>
+          <w:szCs w:val="24"/>
+        </w:rPr>
+        <w:t xml:space="preserve"> ← 0</w:t>
+      </w:r>
+    </w:p>
+    <w:p>
+      <w:pPr>
+        <w:rPr>
+          <w:sz w:val="24"/>
+          <w:szCs w:val="24"/>
+        </w:rPr>
+      </w:pPr>
+    </w:p>
+    <w:p>
+      <w:pPr>
+        <w:rPr>
+          <w:sz w:val="24"/>
+          <w:szCs w:val="24"/>
+        </w:rPr>
+      </w:pPr>
+      <w:r>
+        <w:rPr>
+          <w:sz w:val="24"/>
+          <w:szCs w:val="24"/>
+        </w:rPr>
+        <w:t xml:space="preserve">    WHILE input[</w:t>
+      </w:r>
+      <w:proofErr w:type="spellStart"/>
+      <w:r>
+        <w:rPr>
+          <w:sz w:val="24"/>
+          <w:szCs w:val="24"/>
+        </w:rPr>
+        <w:t>i</w:t>
+      </w:r>
+      <w:proofErr w:type="spellEnd"/>
+      <w:r>
+        <w:rPr>
+          <w:sz w:val="24"/>
+          <w:szCs w:val="24"/>
+        </w:rPr>
+        <w:t>] is not END OF STRING DO</w:t>
+      </w:r>
+    </w:p>
+    <w:p>
+      <w:pPr>
+        <w:rPr>
+          <w:sz w:val="24"/>
+          <w:szCs w:val="24"/>
+        </w:rPr>
+      </w:pPr>
+    </w:p>
+    <w:p>
+      <w:pPr>
+        <w:rPr>
+          <w:sz w:val="24"/>
+          <w:szCs w:val="24"/>
+        </w:rPr>
+      </w:pPr>
+      <w:r>
+        <w:rPr>
+          <w:sz w:val="24"/>
+          <w:szCs w:val="24"/>
+        </w:rPr>
+        <w:t xml:space="preserve">        IF input[</w:t>
+      </w:r>
+      <w:proofErr w:type="spellStart"/>
+      <w:r>
+        <w:rPr>
+          <w:sz w:val="24"/>
+          <w:szCs w:val="24"/>
+        </w:rPr>
+        <w:t>i</w:t>
+      </w:r>
+      <w:proofErr w:type="spellEnd"/>
+      <w:r>
+        <w:rPr>
+          <w:sz w:val="24"/>
+          <w:szCs w:val="24"/>
+        </w:rPr>
+        <w:t xml:space="preserve">] is </w:t>
+      </w:r>
+      <w:proofErr w:type="gramStart"/>
+      <w:r>
+        <w:rPr>
+          <w:sz w:val="24"/>
+          <w:szCs w:val="24"/>
+        </w:rPr>
+        <w:t>whitespace</w:t>
+      </w:r>
+      <w:proofErr w:type="gramEnd"/>
+      <w:r>
+        <w:rPr>
+          <w:sz w:val="24"/>
+          <w:szCs w:val="24"/>
+        </w:rPr>
+        <w:t xml:space="preserve"> THEN</w:t>
+      </w:r>
+    </w:p>
+    <w:p>
+      <w:pPr>
+        <w:rPr>
+          <w:sz w:val="24"/>
+          <w:szCs w:val="24"/>
+        </w:rPr>
+      </w:pPr>
+      <w:r>
+        <w:rPr>
+          <w:sz w:val="24"/>
+          <w:szCs w:val="24"/>
+        </w:rPr>
+        <w:t xml:space="preserve">            </w:t>
+      </w:r>
+      <w:proofErr w:type="spellStart"/>
+      <w:r>
+        <w:rPr>
+          <w:sz w:val="24"/>
+          <w:szCs w:val="24"/>
+        </w:rPr>
+        <w:t>i</w:t>
+      </w:r>
+      <w:proofErr w:type="spellEnd"/>
+      <w:r>
+        <w:rPr>
+          <w:sz w:val="24"/>
+          <w:szCs w:val="24"/>
+        </w:rPr>
+        <w:t xml:space="preserve"> ← </w:t>
+      </w:r>
+      <w:proofErr w:type="spellStart"/>
+      <w:r>
+        <w:rPr>
+          <w:sz w:val="24"/>
+          <w:szCs w:val="24"/>
+        </w:rPr>
+        <w:t>i</w:t>
+      </w:r>
+      <w:proofErr w:type="spellEnd"/>
+      <w:r>
+        <w:rPr>
+          <w:sz w:val="24"/>
+          <w:szCs w:val="24"/>
+        </w:rPr>
+        <w:t xml:space="preserve"> + 1</w:t>
+      </w:r>
+    </w:p>
+    <w:p>
+      <w:pPr>
+        <w:rPr>
+          <w:sz w:val="24"/>
+          <w:szCs w:val="24"/>
+        </w:rPr>
+      </w:pPr>
+    </w:p>
+    <w:p>
+      <w:pPr>
+        <w:rPr>
+          <w:sz w:val="24"/>
+          <w:szCs w:val="24"/>
+        </w:rPr>
+      </w:pPr>
+      <w:r>
+        <w:rPr>
+          <w:sz w:val="24"/>
+          <w:szCs w:val="24"/>
+        </w:rPr>
+        <w:t xml:space="preserve">        ELSE IF input[</w:t>
+      </w:r>
+      <w:proofErr w:type="spellStart"/>
+      <w:r>
+        <w:rPr>
+          <w:sz w:val="24"/>
+          <w:szCs w:val="24"/>
+        </w:rPr>
+        <w:t>i</w:t>
+      </w:r>
+      <w:proofErr w:type="spellEnd"/>
+      <w:r>
+        <w:rPr>
+          <w:sz w:val="24"/>
+          <w:szCs w:val="24"/>
+        </w:rPr>
+        <w:t>] is alphabet OR input[</w:t>
+      </w:r>
+      <w:proofErr w:type="spellStart"/>
+      <w:r>
+        <w:rPr>
+          <w:sz w:val="24"/>
+          <w:szCs w:val="24"/>
+        </w:rPr>
+        <w:t>i</w:t>
+      </w:r>
+      <w:proofErr w:type="spellEnd"/>
+      <w:r>
+        <w:rPr>
+          <w:sz w:val="24"/>
+          <w:szCs w:val="24"/>
+        </w:rPr>
+        <w:t>] = '_' THEN</w:t>
+      </w:r>
+    </w:p>
+    <w:p>
+      <w:pPr>
+        <w:rPr>
+          <w:sz w:val="24"/>
+          <w:szCs w:val="24"/>
+        </w:rPr>
+      </w:pPr>
+      <w:r>
+        <w:rPr>
+          <w:sz w:val="24"/>
+          <w:szCs w:val="24"/>
+        </w:rPr>
+        <w:t xml:space="preserve">            word ← ""</w:t>
+      </w:r>
+    </w:p>
+    <w:p>
+      <w:pPr>
+        <w:rPr>
+          <w:sz w:val="24"/>
+          <w:szCs w:val="24"/>
+        </w:rPr>
+      </w:pPr>
+      <w:r>
+        <w:rPr>
+          <w:sz w:val="24"/>
+          <w:szCs w:val="24"/>
+        </w:rPr>
+        <w:t xml:space="preserve">            </w:t>
+      </w:r>
+    </w:p>
+    <w:p>
+      <w:pPr>
+        <w:rPr>
+          <w:sz w:val="24"/>
+          <w:szCs w:val="24"/>
+        </w:rPr>
+      </w:pPr>
+      <w:r>
+        <w:rPr>
+          <w:sz w:val="24"/>
+          <w:szCs w:val="24"/>
+        </w:rPr>
+        <w:t xml:space="preserve">            WHILE input[</w:t>
+      </w:r>
+      <w:proofErr w:type="spellStart"/>
+      <w:r>
+        <w:rPr>
+          <w:sz w:val="24"/>
+          <w:szCs w:val="24"/>
+        </w:rPr>
+        <w:t>i</w:t>
+      </w:r>
+      <w:proofErr w:type="spellEnd"/>
+      <w:r>
+        <w:rPr>
+          <w:sz w:val="24"/>
+          <w:szCs w:val="24"/>
+        </w:rPr>
+        <w:t>] is alphabet OR digit OR '_' DO</w:t>
+      </w:r>
+    </w:p>
+    <w:p>
+      <w:pPr>
+        <w:rPr>
+          <w:sz w:val="24"/>
+          <w:szCs w:val="24"/>
+        </w:rPr>
+      </w:pPr>
+      <w:r>
+        <w:rPr>
+          <w:sz w:val="24"/>
+          <w:szCs w:val="24"/>
+        </w:rPr>
+        <w:t xml:space="preserve">                word ← word + input[</w:t>
+      </w:r>
+      <w:proofErr w:type="spellStart"/>
+      <w:r>
+        <w:rPr>
+          <w:sz w:val="24"/>
+          <w:szCs w:val="24"/>
+        </w:rPr>
+        <w:t>i</w:t>
+      </w:r>
+      <w:proofErr w:type="spellEnd"/>
+      <w:r>
+        <w:rPr>
+          <w:sz w:val="24"/>
+          <w:szCs w:val="24"/>
+        </w:rPr>
+        <w:t>]</w:t>
+      </w:r>
+    </w:p>
+    <w:p>
+      <w:pPr>
+        <w:rPr>
+          <w:sz w:val="24"/>
+          <w:szCs w:val="24"/>
+        </w:rPr>
+      </w:pPr>
+      <w:r>
+        <w:rPr>
+          <w:sz w:val="24"/>
+          <w:szCs w:val="24"/>
+        </w:rPr>
+        <w:t xml:space="preserve">                </w:t>
+      </w:r>
+      <w:proofErr w:type="spellStart"/>
+      <w:r>
+        <w:rPr>
+          <w:sz w:val="24"/>
+          <w:szCs w:val="24"/>
+        </w:rPr>
+        <w:t>i</w:t>
+      </w:r>
+      <w:proofErr w:type="spellEnd"/>
+      <w:r>
+        <w:rPr>
+          <w:sz w:val="24"/>
+          <w:szCs w:val="24"/>
+        </w:rPr>
+        <w:t xml:space="preserve"> ← </w:t>
+      </w:r>
+      <w:proofErr w:type="spellStart"/>
+      <w:r>
+        <w:rPr>
+          <w:sz w:val="24"/>
+          <w:szCs w:val="24"/>
+        </w:rPr>
+        <w:t>i</w:t>
+      </w:r>
+      <w:proofErr w:type="spellEnd"/>
+      <w:r>
+        <w:rPr>
+          <w:sz w:val="24"/>
+          <w:szCs w:val="24"/>
+        </w:rPr>
+        <w:t xml:space="preserve"> + 1</w:t>
+      </w:r>
+    </w:p>
+    <w:p>
+      <w:pPr>
+        <w:rPr>
+          <w:sz w:val="24"/>
+          <w:szCs w:val="24"/>
+        </w:rPr>
+      </w:pPr>
+      <w:r>
+        <w:rPr>
+          <w:sz w:val="24"/>
+          <w:szCs w:val="24"/>
+        </w:rPr>
+        <w:t xml:space="preserve">            END WHILE</w:t>
+      </w:r>
+    </w:p>
+    <w:p>
+      <w:pPr>
+        <w:rPr>
+          <w:sz w:val="24"/>
+          <w:szCs w:val="24"/>
+        </w:rPr>
+      </w:pPr>
+    </w:p>
+    <w:p>
+      <w:pPr>
+        <w:rPr>
+          <w:sz w:val="24"/>
+          <w:szCs w:val="24"/>
+        </w:rPr>
+      </w:pPr>
+      <w:r>
+        <w:rPr>
+          <w:sz w:val="24"/>
+          <w:szCs w:val="24"/>
+        </w:rPr>
+        <w:t xml:space="preserve">            IF word is present in keyword </w:t>
+      </w:r>
+      <w:proofErr w:type="gramStart"/>
+      <w:r>
+        <w:rPr>
+          <w:sz w:val="24"/>
+          <w:szCs w:val="24"/>
+        </w:rPr>
+        <w:t>list</w:t>
+      </w:r>
+      <w:proofErr w:type="gramEnd"/>
+      <w:r>
+        <w:rPr>
+          <w:sz w:val="24"/>
+          <w:szCs w:val="24"/>
+        </w:rPr>
+        <w:t xml:space="preserve"> THEN</w:t>
+      </w:r>
+    </w:p>
+    <w:p>
+      <w:pPr>
+        <w:rPr>
+          <w:sz w:val="24"/>
+          <w:szCs w:val="24"/>
+        </w:rPr>
+      </w:pPr>
+      <w:r>
+        <w:rPr>
+          <w:sz w:val="24"/>
+          <w:szCs w:val="24"/>
+        </w:rPr>
+        <w:t xml:space="preserve">                DISPLAY word, "Keyword"</w:t>
+      </w:r>
+    </w:p>
+    <w:p>
+      <w:pPr>
+        <w:rPr>
+          <w:sz w:val="24"/>
+          <w:szCs w:val="24"/>
+        </w:rPr>
+      </w:pPr>
+      <w:r>
+        <w:rPr>
+          <w:sz w:val="24"/>
+          <w:szCs w:val="24"/>
+        </w:rPr>
+        <w:t xml:space="preserve">            ELSE</w:t>
+      </w:r>
+    </w:p>
+    <w:p>
+      <w:pPr>
+        <w:rPr>
+          <w:sz w:val="24"/>
+          <w:szCs w:val="24"/>
+        </w:rPr>
+      </w:pPr>
+      <w:r>
+        <w:rPr>
+          <w:sz w:val="24"/>
+          <w:szCs w:val="24"/>
+        </w:rPr>
+        <w:t xml:space="preserve">                DISPLAY word, "Identifier"</w:t>
+      </w:r>
+    </w:p>
+    <w:p>
+      <w:pPr>
+        <w:rPr>
+          <w:sz w:val="24"/>
+          <w:szCs w:val="24"/>
+        </w:rPr>
+      </w:pPr>
+      <w:r>
+        <w:rPr>
+          <w:sz w:val="24"/>
+          <w:szCs w:val="24"/>
+        </w:rPr>
+        <w:t xml:space="preserve">            END IF</w:t>
+      </w:r>
+    </w:p>
+    <w:p>
+      <w:pPr>
+        <w:rPr>
+          <w:sz w:val="24"/>
+          <w:szCs w:val="24"/>
+        </w:rPr>
+      </w:pPr>
+    </w:p>
+    <w:p>
+      <w:pPr>
+        <w:rPr>
+          <w:sz w:val="24"/>
+          <w:szCs w:val="24"/>
+        </w:rPr>
+      </w:pPr>
+      <w:r>
+        <w:rPr>
+          <w:sz w:val="24"/>
+          <w:szCs w:val="24"/>
+        </w:rPr>
+        <w:t xml:space="preserve">        ELSE IF input[</w:t>
+      </w:r>
+      <w:proofErr w:type="spellStart"/>
+      <w:r>
+        <w:rPr>
+          <w:sz w:val="24"/>
+          <w:szCs w:val="24"/>
+        </w:rPr>
+        <w:t>i</w:t>
+      </w:r>
+      <w:proofErr w:type="spellEnd"/>
+      <w:r>
+        <w:rPr>
+          <w:sz w:val="24"/>
+          <w:szCs w:val="24"/>
+        </w:rPr>
+        <w:t xml:space="preserve">] is </w:t>
+      </w:r>
+      <w:proofErr w:type="gramStart"/>
+      <w:r>
+        <w:rPr>
+          <w:sz w:val="24"/>
+          <w:szCs w:val="24"/>
+        </w:rPr>
+        <w:t>digit</w:t>
+      </w:r>
+      <w:proofErr w:type="gramEnd"/>
+      <w:r>
+        <w:rPr>
+          <w:sz w:val="24"/>
+          <w:szCs w:val="24"/>
+        </w:rPr>
+        <w:t xml:space="preserve"> THEN</w:t>
+      </w:r>
+    </w:p>
+    <w:p>
+      <w:pPr>
+        <w:rPr>
+          <w:sz w:val="24"/>
+          <w:szCs w:val="24"/>
+        </w:rPr>
+      </w:pPr>
+      <w:r>
+        <w:rPr>
+          <w:sz w:val="24"/>
+          <w:szCs w:val="24"/>
+        </w:rPr>
         <w:lastRenderedPageBreak/>
-        <w:t>BEGIN</w:t>
-      </w:r>
-    </w:p>
-    <w:p>
-      <w:pPr>
-        <w:rPr>
-          <w:sz w:val="24"/>
-          <w:szCs w:val="24"/>
-        </w:rPr>
-      </w:pPr>
-    </w:p>
-    <w:p>
-      <w:pPr>
-        <w:rPr>
-          <w:sz w:val="24"/>
-          <w:szCs w:val="24"/>
-        </w:rPr>
-      </w:pPr>
-      <w:r>
-        <w:rPr>
-          <w:sz w:val="24"/>
-          <w:szCs w:val="24"/>
-        </w:rPr>
-        <w:t xml:space="preserve">    DEFINE list of C keywords</w:t>
-      </w:r>
-    </w:p>
-    <w:p>
-      <w:pPr>
-        <w:rPr>
-          <w:sz w:val="24"/>
-          <w:szCs w:val="24"/>
-        </w:rPr>
-      </w:pPr>
-    </w:p>
-    <w:p>
-      <w:pPr>
-        <w:rPr>
-          <w:sz w:val="24"/>
-          <w:szCs w:val="24"/>
-        </w:rPr>
-      </w:pPr>
-      <w:r>
-        <w:rPr>
-          <w:sz w:val="24"/>
-          <w:szCs w:val="24"/>
-        </w:rPr>
-        <w:t xml:space="preserve">    READ input statement</w:t>
-      </w:r>
-    </w:p>
-    <w:p>
-      <w:pPr>
-        <w:rPr>
-          <w:sz w:val="24"/>
-          <w:szCs w:val="24"/>
-        </w:rPr>
-      </w:pPr>
-    </w:p>
-    <w:p>
-      <w:pPr>
-        <w:rPr>
-          <w:sz w:val="24"/>
-          <w:szCs w:val="24"/>
-        </w:rPr>
-      </w:pPr>
-      <w:r>
-        <w:rPr>
-          <w:sz w:val="24"/>
-          <w:szCs w:val="24"/>
-        </w:rPr>
-        <w:t xml:space="preserve">    </w:t>
-      </w:r>
-      <w:proofErr w:type="spellStart"/>
-      <w:r>
-        <w:rPr>
-          <w:sz w:val="24"/>
-          <w:szCs w:val="24"/>
-        </w:rPr>
-        <w:t>i</w:t>
-      </w:r>
-      <w:proofErr w:type="spellEnd"/>
-      <w:r>
-        <w:rPr>
-          <w:sz w:val="24"/>
-          <w:szCs w:val="24"/>
-        </w:rPr>
-        <w:t xml:space="preserve"> ← 0</w:t>
-      </w:r>
-    </w:p>
-    <w:p>
-      <w:pPr>
-        <w:rPr>
-          <w:sz w:val="24"/>
-          <w:szCs w:val="24"/>
-        </w:rPr>
-      </w:pPr>
-    </w:p>
-    <w:p>
-      <w:pPr>
-        <w:rPr>
-          <w:sz w:val="24"/>
-          <w:szCs w:val="24"/>
-        </w:rPr>
-      </w:pPr>
-      <w:r>
-        <w:rPr>
-          <w:sz w:val="24"/>
-          <w:szCs w:val="24"/>
-        </w:rPr>
-        <w:t xml:space="preserve">    WHILE input[</w:t>
-      </w:r>
-      <w:proofErr w:type="spellStart"/>
-      <w:r>
-        <w:rPr>
-          <w:sz w:val="24"/>
-          <w:szCs w:val="24"/>
-        </w:rPr>
-        <w:t>i</w:t>
-      </w:r>
-      <w:proofErr w:type="spellEnd"/>
-      <w:r>
-        <w:rPr>
-          <w:sz w:val="24"/>
-          <w:szCs w:val="24"/>
-        </w:rPr>
-        <w:t>] is not END OF STRING DO</w:t>
-      </w:r>
-    </w:p>
-    <w:p>
-      <w:pPr>
-        <w:rPr>
-          <w:sz w:val="24"/>
-          <w:szCs w:val="24"/>
-        </w:rPr>
-      </w:pPr>
-    </w:p>
-    <w:p>
-      <w:pPr>
-        <w:rPr>
-          <w:sz w:val="24"/>
-          <w:szCs w:val="24"/>
-        </w:rPr>
-      </w:pPr>
-      <w:r>
-        <w:rPr>
-          <w:sz w:val="24"/>
-          <w:szCs w:val="24"/>
-        </w:rPr>
-        <w:t xml:space="preserve">        IF input[</w:t>
-      </w:r>
-      <w:proofErr w:type="spellStart"/>
-      <w:r>
-        <w:rPr>
-          <w:sz w:val="24"/>
-          <w:szCs w:val="24"/>
-        </w:rPr>
-        <w:t>i</w:t>
-      </w:r>
-      <w:proofErr w:type="spellEnd"/>
-      <w:r>
-        <w:rPr>
-          <w:sz w:val="24"/>
-          <w:szCs w:val="24"/>
-        </w:rPr>
-        <w:t xml:space="preserve">] is </w:t>
+        <w:t xml:space="preserve">            number ← ""</w:t>
+      </w:r>
+    </w:p>
+    <w:p>
+      <w:pPr>
+        <w:rPr>
+          <w:sz w:val="24"/>
+          <w:szCs w:val="24"/>
+        </w:rPr>
+      </w:pPr>
+    </w:p>
+    <w:p>
+      <w:pPr>
+        <w:rPr>
+          <w:sz w:val="24"/>
+          <w:szCs w:val="24"/>
+        </w:rPr>
+      </w:pPr>
+      <w:r>
+        <w:rPr>
+          <w:sz w:val="24"/>
+          <w:szCs w:val="24"/>
+        </w:rPr>
+        <w:t xml:space="preserve">            WHILE input[</w:t>
+      </w:r>
+      <w:proofErr w:type="spellStart"/>
+      <w:r>
+        <w:rPr>
+          <w:sz w:val="24"/>
+          <w:szCs w:val="24"/>
+        </w:rPr>
+        <w:t>i</w:t>
+      </w:r>
+      <w:proofErr w:type="spellEnd"/>
+      <w:r>
+        <w:rPr>
+          <w:sz w:val="24"/>
+          <w:szCs w:val="24"/>
+        </w:rPr>
+        <w:t>] is digit OR input[</w:t>
+      </w:r>
+      <w:proofErr w:type="spellStart"/>
+      <w:r>
+        <w:rPr>
+          <w:sz w:val="24"/>
+          <w:szCs w:val="24"/>
+        </w:rPr>
+        <w:t>i</w:t>
+      </w:r>
+      <w:proofErr w:type="spellEnd"/>
+      <w:r>
+        <w:rPr>
+          <w:sz w:val="24"/>
+          <w:szCs w:val="24"/>
+        </w:rPr>
+        <w:t>] = '.' DO</w:t>
+      </w:r>
+    </w:p>
+    <w:p>
+      <w:pPr>
+        <w:rPr>
+          <w:sz w:val="24"/>
+          <w:szCs w:val="24"/>
+        </w:rPr>
+      </w:pPr>
+      <w:r>
+        <w:rPr>
+          <w:sz w:val="24"/>
+          <w:szCs w:val="24"/>
+        </w:rPr>
+        <w:t xml:space="preserve">                number ← number + input[</w:t>
+      </w:r>
+      <w:proofErr w:type="spellStart"/>
+      <w:r>
+        <w:rPr>
+          <w:sz w:val="24"/>
+          <w:szCs w:val="24"/>
+        </w:rPr>
+        <w:t>i</w:t>
+      </w:r>
+      <w:proofErr w:type="spellEnd"/>
+      <w:r>
+        <w:rPr>
+          <w:sz w:val="24"/>
+          <w:szCs w:val="24"/>
+        </w:rPr>
+        <w:t>]</w:t>
+      </w:r>
+    </w:p>
+    <w:p>
+      <w:pPr>
+        <w:rPr>
+          <w:sz w:val="24"/>
+          <w:szCs w:val="24"/>
+        </w:rPr>
+      </w:pPr>
+      <w:r>
+        <w:rPr>
+          <w:sz w:val="24"/>
+          <w:szCs w:val="24"/>
+        </w:rPr>
+        <w:t xml:space="preserve">                </w:t>
+      </w:r>
+      <w:proofErr w:type="spellStart"/>
+      <w:r>
+        <w:rPr>
+          <w:sz w:val="24"/>
+          <w:szCs w:val="24"/>
+        </w:rPr>
+        <w:t>i</w:t>
+      </w:r>
+      <w:proofErr w:type="spellEnd"/>
+      <w:r>
+        <w:rPr>
+          <w:sz w:val="24"/>
+          <w:szCs w:val="24"/>
+        </w:rPr>
+        <w:t xml:space="preserve"> ← </w:t>
+      </w:r>
+      <w:proofErr w:type="spellStart"/>
+      <w:r>
+        <w:rPr>
+          <w:sz w:val="24"/>
+          <w:szCs w:val="24"/>
+        </w:rPr>
+        <w:t>i</w:t>
+      </w:r>
+      <w:proofErr w:type="spellEnd"/>
+      <w:r>
+        <w:rPr>
+          <w:sz w:val="24"/>
+          <w:szCs w:val="24"/>
+        </w:rPr>
+        <w:t xml:space="preserve"> + 1</w:t>
+      </w:r>
+    </w:p>
+    <w:p>
+      <w:pPr>
+        <w:rPr>
+          <w:sz w:val="24"/>
+          <w:szCs w:val="24"/>
+        </w:rPr>
+      </w:pPr>
+      <w:r>
+        <w:rPr>
+          <w:sz w:val="24"/>
+          <w:szCs w:val="24"/>
+        </w:rPr>
+        <w:t xml:space="preserve">            END WHILE</w:t>
+      </w:r>
+    </w:p>
+    <w:p>
+      <w:pPr>
+        <w:rPr>
+          <w:sz w:val="24"/>
+          <w:szCs w:val="24"/>
+        </w:rPr>
+      </w:pPr>
+    </w:p>
+    <w:p>
+      <w:pPr>
+        <w:rPr>
+          <w:sz w:val="24"/>
+          <w:szCs w:val="24"/>
+        </w:rPr>
+      </w:pPr>
+      <w:r>
+        <w:rPr>
+          <w:sz w:val="24"/>
+          <w:szCs w:val="24"/>
+        </w:rPr>
+        <w:t xml:space="preserve">            DISPLAY number, "Constant"</w:t>
+      </w:r>
+    </w:p>
+    <w:p>
+      <w:pPr>
+        <w:rPr>
+          <w:sz w:val="24"/>
+          <w:szCs w:val="24"/>
+        </w:rPr>
+      </w:pPr>
+    </w:p>
+    <w:p>
+      <w:pPr>
+        <w:rPr>
+          <w:sz w:val="24"/>
+          <w:szCs w:val="24"/>
+        </w:rPr>
+      </w:pPr>
+      <w:r>
+        <w:rPr>
+          <w:sz w:val="24"/>
+          <w:szCs w:val="24"/>
+        </w:rPr>
+        <w:t xml:space="preserve">        ELSE IF input[</w:t>
+      </w:r>
+      <w:proofErr w:type="spellStart"/>
+      <w:r>
+        <w:rPr>
+          <w:sz w:val="24"/>
+          <w:szCs w:val="24"/>
+        </w:rPr>
+        <w:t>i</w:t>
+      </w:r>
+      <w:proofErr w:type="spellEnd"/>
+      <w:r>
+        <w:rPr>
+          <w:sz w:val="24"/>
+          <w:szCs w:val="24"/>
+        </w:rPr>
+        <w:t>] is '+' OR '-' OR '*' OR '/' OR '%' THEN</w:t>
+      </w:r>
+    </w:p>
+    <w:p>
+      <w:pPr>
+        <w:rPr>
+          <w:sz w:val="24"/>
+          <w:szCs w:val="24"/>
+        </w:rPr>
+      </w:pPr>
+      <w:r>
+        <w:rPr>
+          <w:sz w:val="24"/>
+          <w:szCs w:val="24"/>
+        </w:rPr>
+        <w:t xml:space="preserve">            DISPLAY input[</w:t>
+      </w:r>
+      <w:proofErr w:type="spellStart"/>
+      <w:r>
+        <w:rPr>
+          <w:sz w:val="24"/>
+          <w:szCs w:val="24"/>
+        </w:rPr>
+        <w:t>i</w:t>
+      </w:r>
+      <w:proofErr w:type="spellEnd"/>
+      <w:r>
+        <w:rPr>
+          <w:sz w:val="24"/>
+          <w:szCs w:val="24"/>
+        </w:rPr>
+        <w:t>], "Arithmetic Operator"</w:t>
+      </w:r>
+    </w:p>
+    <w:p>
+      <w:pPr>
+        <w:rPr>
+          <w:sz w:val="24"/>
+          <w:szCs w:val="24"/>
+        </w:rPr>
+      </w:pPr>
+      <w:r>
+        <w:rPr>
+          <w:sz w:val="24"/>
+          <w:szCs w:val="24"/>
+        </w:rPr>
+        <w:t xml:space="preserve">            </w:t>
+      </w:r>
+      <w:proofErr w:type="spellStart"/>
+      <w:r>
+        <w:rPr>
+          <w:sz w:val="24"/>
+          <w:szCs w:val="24"/>
+        </w:rPr>
+        <w:t>i</w:t>
+      </w:r>
+      <w:proofErr w:type="spellEnd"/>
+      <w:r>
+        <w:rPr>
+          <w:sz w:val="24"/>
+          <w:szCs w:val="24"/>
+        </w:rPr>
+        <w:t xml:space="preserve"> ← </w:t>
+      </w:r>
+      <w:proofErr w:type="spellStart"/>
+      <w:r>
+        <w:rPr>
+          <w:sz w:val="24"/>
+          <w:szCs w:val="24"/>
+        </w:rPr>
+        <w:t>i</w:t>
+      </w:r>
+      <w:proofErr w:type="spellEnd"/>
+      <w:r>
+        <w:rPr>
+          <w:sz w:val="24"/>
+          <w:szCs w:val="24"/>
+        </w:rPr>
+        <w:t xml:space="preserve"> + 1</w:t>
+      </w:r>
+    </w:p>
+    <w:p>
+      <w:pPr>
+        <w:rPr>
+          <w:sz w:val="24"/>
+          <w:szCs w:val="24"/>
+        </w:rPr>
+      </w:pPr>
+    </w:p>
+    <w:p>
+      <w:pPr>
+        <w:rPr>
+          <w:sz w:val="24"/>
+          <w:szCs w:val="24"/>
+        </w:rPr>
+      </w:pPr>
+      <w:r>
+        <w:rPr>
+          <w:sz w:val="24"/>
+          <w:szCs w:val="24"/>
+        </w:rPr>
+        <w:t xml:space="preserve">        ELSE IF input[</w:t>
+      </w:r>
+      <w:proofErr w:type="spellStart"/>
+      <w:r>
+        <w:rPr>
+          <w:sz w:val="24"/>
+          <w:szCs w:val="24"/>
+        </w:rPr>
+        <w:t>i</w:t>
+      </w:r>
+      <w:proofErr w:type="spellEnd"/>
+      <w:r>
+        <w:rPr>
+          <w:sz w:val="24"/>
+          <w:szCs w:val="24"/>
+        </w:rPr>
+        <w:t>] is '=' OR '&lt;' OR '&gt;' OR '!' THEN</w:t>
+      </w:r>
+    </w:p>
+    <w:p>
+      <w:pPr>
+        <w:rPr>
+          <w:sz w:val="24"/>
+          <w:szCs w:val="24"/>
+        </w:rPr>
+      </w:pPr>
+    </w:p>
+    <w:p>
+      <w:pPr>
+        <w:rPr>
+          <w:sz w:val="24"/>
+          <w:szCs w:val="24"/>
+        </w:rPr>
+      </w:pPr>
+      <w:r>
+        <w:rPr>
+          <w:sz w:val="24"/>
+          <w:szCs w:val="24"/>
+        </w:rPr>
+        <w:t xml:space="preserve">            IF </w:t>
       </w:r>
       <w:proofErr w:type="gramStart"/>
       <w:r>
@@ -953,30 +1754,95 @@
           <w:sz w:val="24"/>
           <w:szCs w:val="24"/>
         </w:rPr>
-        <w:t>whitespace</w:t>
-      </w:r>
+        <w:t>input[</w:t>
+      </w:r>
+      <w:proofErr w:type="spellStart"/>
       <w:proofErr w:type="gramEnd"/>
       <w:r>
         <w:rPr>
           <w:sz w:val="24"/>
           <w:szCs w:val="24"/>
         </w:rPr>
-        <w:t xml:space="preserve"> THEN</w:t>
-      </w:r>
-    </w:p>
-    <w:p>
-      <w:pPr>
-        <w:rPr>
-          <w:sz w:val="24"/>
-          <w:szCs w:val="24"/>
-        </w:rPr>
-      </w:pPr>
-      <w:r>
-        <w:rPr>
-          <w:sz w:val="24"/>
-          <w:szCs w:val="24"/>
-        </w:rPr>
-        <w:t xml:space="preserve">            </w:t>
+        <w:t>i</w:t>
+      </w:r>
+      <w:proofErr w:type="spellEnd"/>
+      <w:r>
+        <w:rPr>
+          <w:sz w:val="24"/>
+          <w:szCs w:val="24"/>
+        </w:rPr>
+        <w:t xml:space="preserve"> + 1] = '=' THEN</w:t>
+      </w:r>
+    </w:p>
+    <w:p>
+      <w:pPr>
+        <w:rPr>
+          <w:sz w:val="24"/>
+          <w:szCs w:val="24"/>
+        </w:rPr>
+      </w:pPr>
+      <w:r>
+        <w:rPr>
+          <w:sz w:val="24"/>
+          <w:szCs w:val="24"/>
+        </w:rPr>
+        <w:t xml:space="preserve">                DISPLAY input[</w:t>
+      </w:r>
+      <w:proofErr w:type="spellStart"/>
+      <w:r>
+        <w:rPr>
+          <w:sz w:val="24"/>
+          <w:szCs w:val="24"/>
+        </w:rPr>
+        <w:t>i</w:t>
+      </w:r>
+      <w:proofErr w:type="spellEnd"/>
+      <w:r>
+        <w:rPr>
+          <w:sz w:val="24"/>
+          <w:szCs w:val="24"/>
+        </w:rPr>
+        <w:t xml:space="preserve">] + </w:t>
+      </w:r>
+      <w:proofErr w:type="gramStart"/>
+      <w:r>
+        <w:rPr>
+          <w:sz w:val="24"/>
+          <w:szCs w:val="24"/>
+        </w:rPr>
+        <w:t>input[</w:t>
+      </w:r>
+      <w:proofErr w:type="spellStart"/>
+      <w:proofErr w:type="gramEnd"/>
+      <w:r>
+        <w:rPr>
+          <w:sz w:val="24"/>
+          <w:szCs w:val="24"/>
+        </w:rPr>
+        <w:t>i</w:t>
+      </w:r>
+      <w:proofErr w:type="spellEnd"/>
+      <w:r>
+        <w:rPr>
+          <w:sz w:val="24"/>
+          <w:szCs w:val="24"/>
+        </w:rPr>
+        <w:t xml:space="preserve"> + 1], "Relational Operator"</w:t>
+      </w:r>
+    </w:p>
+    <w:p>
+      <w:pPr>
+        <w:rPr>
+          <w:sz w:val="24"/>
+          <w:szCs w:val="24"/>
+        </w:rPr>
+      </w:pPr>
+      <w:r>
+        <w:rPr>
+          <w:sz w:val="24"/>
+          <w:szCs w:val="24"/>
+        </w:rPr>
+        <w:t xml:space="preserve">                </w:t>
       </w:r>
       <w:proofErr w:type="spellStart"/>
       <w:r>
@@ -1008,6 +1874,123 @@
           <w:sz w:val="24"/>
           <w:szCs w:val="24"/>
         </w:rPr>
+        <w:t xml:space="preserve"> + 2</w:t>
+      </w:r>
+    </w:p>
+    <w:p>
+      <w:pPr>
+        <w:rPr>
+          <w:sz w:val="24"/>
+          <w:szCs w:val="24"/>
+        </w:rPr>
+      </w:pPr>
+    </w:p>
+    <w:p>
+      <w:pPr>
+        <w:rPr>
+          <w:sz w:val="24"/>
+          <w:szCs w:val="24"/>
+        </w:rPr>
+      </w:pPr>
+      <w:r>
+        <w:rPr>
+          <w:sz w:val="24"/>
+          <w:szCs w:val="24"/>
+        </w:rPr>
+        <w:t xml:space="preserve">            ELSE IF input[</w:t>
+      </w:r>
+      <w:proofErr w:type="spellStart"/>
+      <w:r>
+        <w:rPr>
+          <w:sz w:val="24"/>
+          <w:szCs w:val="24"/>
+        </w:rPr>
+        <w:t>i</w:t>
+      </w:r>
+      <w:proofErr w:type="spellEnd"/>
+      <w:r>
+        <w:rPr>
+          <w:sz w:val="24"/>
+          <w:szCs w:val="24"/>
+        </w:rPr>
+        <w:t>] = '=' THEN</w:t>
+      </w:r>
+    </w:p>
+    <w:p>
+      <w:pPr>
+        <w:rPr>
+          <w:sz w:val="24"/>
+          <w:szCs w:val="24"/>
+        </w:rPr>
+      </w:pPr>
+      <w:r>
+        <w:rPr>
+          <w:sz w:val="24"/>
+          <w:szCs w:val="24"/>
+        </w:rPr>
+        <w:t xml:space="preserve">                DISPLAY input[</w:t>
+      </w:r>
+      <w:proofErr w:type="spellStart"/>
+      <w:r>
+        <w:rPr>
+          <w:sz w:val="24"/>
+          <w:szCs w:val="24"/>
+        </w:rPr>
+        <w:t>i</w:t>
+      </w:r>
+      <w:proofErr w:type="spellEnd"/>
+      <w:r>
+        <w:rPr>
+          <w:sz w:val="24"/>
+          <w:szCs w:val="24"/>
+        </w:rPr>
+        <w:t>], "Assignment Operator"</w:t>
+      </w:r>
+    </w:p>
+    <w:p>
+      <w:pPr>
+        <w:rPr>
+          <w:sz w:val="24"/>
+          <w:szCs w:val="24"/>
+        </w:rPr>
+      </w:pPr>
+      <w:r>
+        <w:rPr>
+          <w:sz w:val="24"/>
+          <w:szCs w:val="24"/>
+        </w:rPr>
+        <w:t xml:space="preserve">                </w:t>
+      </w:r>
+      <w:proofErr w:type="spellStart"/>
+      <w:r>
+        <w:rPr>
+          <w:sz w:val="24"/>
+          <w:szCs w:val="24"/>
+        </w:rPr>
+        <w:t>i</w:t>
+      </w:r>
+      <w:proofErr w:type="spellEnd"/>
+      <w:r>
+        <w:rPr>
+          <w:sz w:val="24"/>
+          <w:szCs w:val="24"/>
+        </w:rPr>
+        <w:t xml:space="preserve"> ← </w:t>
+      </w:r>
+      <w:proofErr w:type="spellStart"/>
+      <w:r>
+        <w:rPr>
+          <w:sz w:val="24"/>
+          <w:szCs w:val="24"/>
+        </w:rPr>
+        <w:t>i</w:t>
+      </w:r>
+      <w:proofErr w:type="spellEnd"/>
+      <w:r>
+        <w:rPr>
+          <w:sz w:val="24"/>
+          <w:szCs w:val="24"/>
+        </w:rPr>
         <w:t xml:space="preserve"> + 1</w:t>
       </w:r>
     </w:p>
@@ -1031,6 +2014,122 @@
           <w:sz w:val="24"/>
           <w:szCs w:val="24"/>
         </w:rPr>
+        <w:t xml:space="preserve">            ELSE</w:t>
+      </w:r>
+    </w:p>
+    <w:p>
+      <w:pPr>
+        <w:rPr>
+          <w:sz w:val="24"/>
+          <w:szCs w:val="24"/>
+        </w:rPr>
+      </w:pPr>
+      <w:r>
+        <w:rPr>
+          <w:sz w:val="24"/>
+          <w:szCs w:val="24"/>
+        </w:rPr>
+        <w:t xml:space="preserve">                DISPLAY input[</w:t>
+      </w:r>
+      <w:proofErr w:type="spellStart"/>
+      <w:r>
+        <w:rPr>
+          <w:sz w:val="24"/>
+          <w:szCs w:val="24"/>
+        </w:rPr>
+        <w:t>i</w:t>
+      </w:r>
+      <w:proofErr w:type="spellEnd"/>
+      <w:r>
+        <w:rPr>
+          <w:sz w:val="24"/>
+          <w:szCs w:val="24"/>
+        </w:rPr>
+        <w:t>], "Relational Operator"</w:t>
+      </w:r>
+    </w:p>
+    <w:p>
+      <w:pPr>
+        <w:rPr>
+          <w:sz w:val="24"/>
+          <w:szCs w:val="24"/>
+        </w:rPr>
+      </w:pPr>
+      <w:r>
+        <w:rPr>
+          <w:sz w:val="24"/>
+          <w:szCs w:val="24"/>
+        </w:rPr>
+        <w:t xml:space="preserve">                </w:t>
+      </w:r>
+      <w:proofErr w:type="spellStart"/>
+      <w:r>
+        <w:rPr>
+          <w:sz w:val="24"/>
+          <w:szCs w:val="24"/>
+        </w:rPr>
+        <w:t>i</w:t>
+      </w:r>
+      <w:proofErr w:type="spellEnd"/>
+      <w:r>
+        <w:rPr>
+          <w:sz w:val="24"/>
+          <w:szCs w:val="24"/>
+        </w:rPr>
+        <w:t xml:space="preserve"> ← </w:t>
+      </w:r>
+      <w:proofErr w:type="spellStart"/>
+      <w:r>
+        <w:rPr>
+          <w:sz w:val="24"/>
+          <w:szCs w:val="24"/>
+        </w:rPr>
+        <w:t>i</w:t>
+      </w:r>
+      <w:proofErr w:type="spellEnd"/>
+      <w:r>
+        <w:rPr>
+          <w:sz w:val="24"/>
+          <w:szCs w:val="24"/>
+        </w:rPr>
+        <w:t xml:space="preserve"> + 1</w:t>
+      </w:r>
+    </w:p>
+    <w:p>
+      <w:pPr>
+        <w:rPr>
+          <w:sz w:val="24"/>
+          <w:szCs w:val="24"/>
+        </w:rPr>
+      </w:pPr>
+      <w:r>
+        <w:rPr>
+          <w:sz w:val="24"/>
+          <w:szCs w:val="24"/>
+        </w:rPr>
+        <w:t xml:space="preserve">            END IF</w:t>
+      </w:r>
+    </w:p>
+    <w:p>
+      <w:pPr>
+        <w:rPr>
+          <w:sz w:val="24"/>
+          <w:szCs w:val="24"/>
+        </w:rPr>
+      </w:pPr>
+    </w:p>
+    <w:p>
+      <w:pPr>
+        <w:rPr>
+          <w:sz w:val="24"/>
+          <w:szCs w:val="24"/>
+        </w:rPr>
+      </w:pPr>
+      <w:r>
+        <w:rPr>
+          <w:sz w:val="24"/>
+          <w:szCs w:val="24"/>
+        </w:rPr>
         <w:t xml:space="preserve">        ELSE IF input[</w:t>
       </w:r>
       <w:proofErr w:type="spellStart"/>
@@ -1047,1095 +2146,6 @@
           <w:sz w:val="24"/>
           <w:szCs w:val="24"/>
         </w:rPr>
-        <w:t>] is alphabet OR input[</w:t>
-      </w:r>
-      <w:proofErr w:type="spellStart"/>
-      <w:r>
-        <w:rPr>
-          <w:sz w:val="24"/>
-          <w:szCs w:val="24"/>
-        </w:rPr>
-        <w:t>i</w:t>
-      </w:r>
-      <w:proofErr w:type="spellEnd"/>
-      <w:r>
-        <w:rPr>
-          <w:sz w:val="24"/>
-          <w:szCs w:val="24"/>
-        </w:rPr>
-        <w:t>] = '_' THEN</w:t>
-      </w:r>
-    </w:p>
-    <w:p>
-      <w:pPr>
-        <w:rPr>
-          <w:sz w:val="24"/>
-          <w:szCs w:val="24"/>
-        </w:rPr>
-      </w:pPr>
-      <w:r>
-        <w:rPr>
-          <w:sz w:val="24"/>
-          <w:szCs w:val="24"/>
-        </w:rPr>
-        <w:t xml:space="preserve">            word ← ""</w:t>
-      </w:r>
-    </w:p>
-    <w:p>
-      <w:pPr>
-        <w:rPr>
-          <w:sz w:val="24"/>
-          <w:szCs w:val="24"/>
-        </w:rPr>
-      </w:pPr>
-      <w:r>
-        <w:rPr>
-          <w:sz w:val="24"/>
-          <w:szCs w:val="24"/>
-        </w:rPr>
-        <w:t xml:space="preserve">            </w:t>
-      </w:r>
-    </w:p>
-    <w:p>
-      <w:pPr>
-        <w:rPr>
-          <w:sz w:val="24"/>
-          <w:szCs w:val="24"/>
-        </w:rPr>
-      </w:pPr>
-      <w:r>
-        <w:rPr>
-          <w:sz w:val="24"/>
-          <w:szCs w:val="24"/>
-        </w:rPr>
-        <w:t xml:space="preserve">            WHILE input[</w:t>
-      </w:r>
-      <w:proofErr w:type="spellStart"/>
-      <w:r>
-        <w:rPr>
-          <w:sz w:val="24"/>
-          <w:szCs w:val="24"/>
-        </w:rPr>
-        <w:t>i</w:t>
-      </w:r>
-      <w:proofErr w:type="spellEnd"/>
-      <w:r>
-        <w:rPr>
-          <w:sz w:val="24"/>
-          <w:szCs w:val="24"/>
-        </w:rPr>
-        <w:t>] is alphabet OR digit OR '_' DO</w:t>
-      </w:r>
-    </w:p>
-    <w:p>
-      <w:pPr>
-        <w:rPr>
-          <w:sz w:val="24"/>
-          <w:szCs w:val="24"/>
-        </w:rPr>
-      </w:pPr>
-      <w:r>
-        <w:rPr>
-          <w:sz w:val="24"/>
-          <w:szCs w:val="24"/>
-        </w:rPr>
-        <w:t xml:space="preserve">                word ← word + input[</w:t>
-      </w:r>
-      <w:proofErr w:type="spellStart"/>
-      <w:r>
-        <w:rPr>
-          <w:sz w:val="24"/>
-          <w:szCs w:val="24"/>
-        </w:rPr>
-        <w:t>i</w:t>
-      </w:r>
-      <w:proofErr w:type="spellEnd"/>
-      <w:r>
-        <w:rPr>
-          <w:sz w:val="24"/>
-          <w:szCs w:val="24"/>
-        </w:rPr>
-        <w:t>]</w:t>
-      </w:r>
-    </w:p>
-    <w:p>
-      <w:pPr>
-        <w:rPr>
-          <w:sz w:val="24"/>
-          <w:szCs w:val="24"/>
-        </w:rPr>
-      </w:pPr>
-      <w:r>
-        <w:rPr>
-          <w:sz w:val="24"/>
-          <w:szCs w:val="24"/>
-        </w:rPr>
-        <w:t xml:space="preserve">                </w:t>
-      </w:r>
-      <w:proofErr w:type="spellStart"/>
-      <w:r>
-        <w:rPr>
-          <w:sz w:val="24"/>
-          <w:szCs w:val="24"/>
-        </w:rPr>
-        <w:t>i</w:t>
-      </w:r>
-      <w:proofErr w:type="spellEnd"/>
-      <w:r>
-        <w:rPr>
-          <w:sz w:val="24"/>
-          <w:szCs w:val="24"/>
-        </w:rPr>
-        <w:t xml:space="preserve"> ← </w:t>
-      </w:r>
-      <w:proofErr w:type="spellStart"/>
-      <w:r>
-        <w:rPr>
-          <w:sz w:val="24"/>
-          <w:szCs w:val="24"/>
-        </w:rPr>
-        <w:t>i</w:t>
-      </w:r>
-      <w:proofErr w:type="spellEnd"/>
-      <w:r>
-        <w:rPr>
-          <w:sz w:val="24"/>
-          <w:szCs w:val="24"/>
-        </w:rPr>
-        <w:t xml:space="preserve"> + 1</w:t>
-      </w:r>
-    </w:p>
-    <w:p>
-      <w:pPr>
-        <w:rPr>
-          <w:sz w:val="24"/>
-          <w:szCs w:val="24"/>
-        </w:rPr>
-      </w:pPr>
-      <w:r>
-        <w:rPr>
-          <w:sz w:val="24"/>
-          <w:szCs w:val="24"/>
-        </w:rPr>
-        <w:t xml:space="preserve">            END WHILE</w:t>
-      </w:r>
-    </w:p>
-    <w:p>
-      <w:pPr>
-        <w:rPr>
-          <w:sz w:val="24"/>
-          <w:szCs w:val="24"/>
-        </w:rPr>
-      </w:pPr>
-    </w:p>
-    <w:p>
-      <w:pPr>
-        <w:rPr>
-          <w:sz w:val="24"/>
-          <w:szCs w:val="24"/>
-        </w:rPr>
-      </w:pPr>
-      <w:r>
-        <w:rPr>
-          <w:sz w:val="24"/>
-          <w:szCs w:val="24"/>
-        </w:rPr>
-        <w:t xml:space="preserve">            IF word is present in keyword </w:t>
-      </w:r>
-      <w:proofErr w:type="gramStart"/>
-      <w:r>
-        <w:rPr>
-          <w:sz w:val="24"/>
-          <w:szCs w:val="24"/>
-        </w:rPr>
-        <w:t>list</w:t>
-      </w:r>
-      <w:proofErr w:type="gramEnd"/>
-      <w:r>
-        <w:rPr>
-          <w:sz w:val="24"/>
-          <w:szCs w:val="24"/>
-        </w:rPr>
-        <w:t xml:space="preserve"> THEN</w:t>
-      </w:r>
-    </w:p>
-    <w:p>
-      <w:pPr>
-        <w:rPr>
-          <w:sz w:val="24"/>
-          <w:szCs w:val="24"/>
-        </w:rPr>
-      </w:pPr>
-      <w:r>
-        <w:rPr>
-          <w:sz w:val="24"/>
-          <w:szCs w:val="24"/>
-        </w:rPr>
-        <w:t xml:space="preserve">                DISPLAY word, "Keyword"</w:t>
-      </w:r>
-    </w:p>
-    <w:p>
-      <w:pPr>
-        <w:rPr>
-          <w:sz w:val="24"/>
-          <w:szCs w:val="24"/>
-        </w:rPr>
-      </w:pPr>
-      <w:r>
-        <w:rPr>
-          <w:sz w:val="24"/>
-          <w:szCs w:val="24"/>
-        </w:rPr>
-        <w:t xml:space="preserve">            ELSE</w:t>
-      </w:r>
-    </w:p>
-    <w:p>
-      <w:pPr>
-        <w:rPr>
-          <w:sz w:val="24"/>
-          <w:szCs w:val="24"/>
-        </w:rPr>
-      </w:pPr>
-      <w:r>
-        <w:rPr>
-          <w:sz w:val="24"/>
-          <w:szCs w:val="24"/>
-        </w:rPr>
-        <w:t xml:space="preserve">                DISPLAY word, "Identifier"</w:t>
-      </w:r>
-    </w:p>
-    <w:p>
-      <w:pPr>
-        <w:rPr>
-          <w:sz w:val="24"/>
-          <w:szCs w:val="24"/>
-        </w:rPr>
-      </w:pPr>
-      <w:r>
-        <w:rPr>
-          <w:sz w:val="24"/>
-          <w:szCs w:val="24"/>
-        </w:rPr>
-        <w:t xml:space="preserve">            END IF</w:t>
-      </w:r>
-    </w:p>
-    <w:p>
-      <w:pPr>
-        <w:rPr>
-          <w:sz w:val="24"/>
-          <w:szCs w:val="24"/>
-        </w:rPr>
-      </w:pPr>
-    </w:p>
-    <w:p>
-      <w:pPr>
-        <w:rPr>
-          <w:sz w:val="24"/>
-          <w:szCs w:val="24"/>
-        </w:rPr>
-      </w:pPr>
-      <w:r>
-        <w:rPr>
-          <w:sz w:val="24"/>
-          <w:szCs w:val="24"/>
-        </w:rPr>
-        <w:t xml:space="preserve">        ELSE IF input[</w:t>
-      </w:r>
-      <w:proofErr w:type="spellStart"/>
-      <w:r>
-        <w:rPr>
-          <w:sz w:val="24"/>
-          <w:szCs w:val="24"/>
-        </w:rPr>
-        <w:t>i</w:t>
-      </w:r>
-      <w:proofErr w:type="spellEnd"/>
-      <w:r>
-        <w:rPr>
-          <w:sz w:val="24"/>
-          <w:szCs w:val="24"/>
-        </w:rPr>
-        <w:t xml:space="preserve">] is </w:t>
-      </w:r>
-      <w:proofErr w:type="gramStart"/>
-      <w:r>
-        <w:rPr>
-          <w:sz w:val="24"/>
-          <w:szCs w:val="24"/>
-        </w:rPr>
-        <w:t>digit</w:t>
-      </w:r>
-      <w:proofErr w:type="gramEnd"/>
-      <w:r>
-        <w:rPr>
-          <w:sz w:val="24"/>
-          <w:szCs w:val="24"/>
-        </w:rPr>
-        <w:t xml:space="preserve"> THEN</w:t>
-      </w:r>
-    </w:p>
-    <w:p>
-      <w:pPr>
-        <w:rPr>
-          <w:sz w:val="24"/>
-          <w:szCs w:val="24"/>
-        </w:rPr>
-      </w:pPr>
-      <w:r>
-        <w:rPr>
-          <w:sz w:val="24"/>
-          <w:szCs w:val="24"/>
-        </w:rPr>
-        <w:t xml:space="preserve">            number ← ""</w:t>
-      </w:r>
-    </w:p>
-    <w:p>
-      <w:pPr>
-        <w:rPr>
-          <w:sz w:val="24"/>
-          <w:szCs w:val="24"/>
-        </w:rPr>
-      </w:pPr>
-    </w:p>
-    <w:p>
-      <w:pPr>
-        <w:rPr>
-          <w:sz w:val="24"/>
-          <w:szCs w:val="24"/>
-        </w:rPr>
-      </w:pPr>
-      <w:r>
-        <w:rPr>
-          <w:sz w:val="24"/>
-          <w:szCs w:val="24"/>
-        </w:rPr>
-        <w:t xml:space="preserve">            WHILE input[</w:t>
-      </w:r>
-      <w:proofErr w:type="spellStart"/>
-      <w:r>
-        <w:rPr>
-          <w:sz w:val="24"/>
-          <w:szCs w:val="24"/>
-        </w:rPr>
-        <w:t>i</w:t>
-      </w:r>
-      <w:proofErr w:type="spellEnd"/>
-      <w:r>
-        <w:rPr>
-          <w:sz w:val="24"/>
-          <w:szCs w:val="24"/>
-        </w:rPr>
-        <w:t>] is digit OR input[</w:t>
-      </w:r>
-      <w:proofErr w:type="spellStart"/>
-      <w:r>
-        <w:rPr>
-          <w:sz w:val="24"/>
-          <w:szCs w:val="24"/>
-        </w:rPr>
-        <w:t>i</w:t>
-      </w:r>
-      <w:proofErr w:type="spellEnd"/>
-      <w:r>
-        <w:rPr>
-          <w:sz w:val="24"/>
-          <w:szCs w:val="24"/>
-        </w:rPr>
-        <w:t>] = '.' DO</w:t>
-      </w:r>
-    </w:p>
-    <w:p>
-      <w:pPr>
-        <w:rPr>
-          <w:sz w:val="24"/>
-          <w:szCs w:val="24"/>
-        </w:rPr>
-      </w:pPr>
-      <w:r>
-        <w:rPr>
-          <w:sz w:val="24"/>
-          <w:szCs w:val="24"/>
-        </w:rPr>
-        <w:t xml:space="preserve">                number ← number + input[</w:t>
-      </w:r>
-      <w:proofErr w:type="spellStart"/>
-      <w:r>
-        <w:rPr>
-          <w:sz w:val="24"/>
-          <w:szCs w:val="24"/>
-        </w:rPr>
-        <w:t>i</w:t>
-      </w:r>
-      <w:proofErr w:type="spellEnd"/>
-      <w:r>
-        <w:rPr>
-          <w:sz w:val="24"/>
-          <w:szCs w:val="24"/>
-        </w:rPr>
-        <w:t>]</w:t>
-      </w:r>
-    </w:p>
-    <w:p>
-      <w:pPr>
-        <w:rPr>
-          <w:sz w:val="24"/>
-          <w:szCs w:val="24"/>
-        </w:rPr>
-      </w:pPr>
-      <w:r>
-        <w:rPr>
-          <w:sz w:val="24"/>
-          <w:szCs w:val="24"/>
-        </w:rPr>
-        <w:t xml:space="preserve">                </w:t>
-      </w:r>
-      <w:proofErr w:type="spellStart"/>
-      <w:r>
-        <w:rPr>
-          <w:sz w:val="24"/>
-          <w:szCs w:val="24"/>
-        </w:rPr>
-        <w:t>i</w:t>
-      </w:r>
-      <w:proofErr w:type="spellEnd"/>
-      <w:r>
-        <w:rPr>
-          <w:sz w:val="24"/>
-          <w:szCs w:val="24"/>
-        </w:rPr>
-        <w:t xml:space="preserve"> ← </w:t>
-      </w:r>
-      <w:proofErr w:type="spellStart"/>
-      <w:r>
-        <w:rPr>
-          <w:sz w:val="24"/>
-          <w:szCs w:val="24"/>
-        </w:rPr>
-        <w:t>i</w:t>
-      </w:r>
-      <w:proofErr w:type="spellEnd"/>
-      <w:r>
-        <w:rPr>
-          <w:sz w:val="24"/>
-          <w:szCs w:val="24"/>
-        </w:rPr>
-        <w:t xml:space="preserve"> + 1</w:t>
-      </w:r>
-    </w:p>
-    <w:p>
-      <w:pPr>
-        <w:rPr>
-          <w:sz w:val="24"/>
-          <w:szCs w:val="24"/>
-        </w:rPr>
-      </w:pPr>
-      <w:r>
-        <w:rPr>
-          <w:sz w:val="24"/>
-          <w:szCs w:val="24"/>
-        </w:rPr>
-        <w:t xml:space="preserve">            END WHILE</w:t>
-      </w:r>
-    </w:p>
-    <w:p>
-      <w:pPr>
-        <w:rPr>
-          <w:sz w:val="24"/>
-          <w:szCs w:val="24"/>
-        </w:rPr>
-      </w:pPr>
-    </w:p>
-    <w:p>
-      <w:pPr>
-        <w:rPr>
-          <w:sz w:val="24"/>
-          <w:szCs w:val="24"/>
-        </w:rPr>
-      </w:pPr>
-      <w:r>
-        <w:rPr>
-          <w:sz w:val="24"/>
-          <w:szCs w:val="24"/>
-        </w:rPr>
-        <w:t xml:space="preserve">            DISPLAY number, "Constant"</w:t>
-      </w:r>
-    </w:p>
-    <w:p>
-      <w:pPr>
-        <w:rPr>
-          <w:sz w:val="24"/>
-          <w:szCs w:val="24"/>
-        </w:rPr>
-      </w:pPr>
-    </w:p>
-    <w:p>
-      <w:pPr>
-        <w:rPr>
-          <w:sz w:val="24"/>
-          <w:szCs w:val="24"/>
-        </w:rPr>
-      </w:pPr>
-      <w:r>
-        <w:rPr>
-          <w:sz w:val="24"/>
-          <w:szCs w:val="24"/>
-        </w:rPr>
-        <w:t xml:space="preserve">        ELSE IF input[</w:t>
-      </w:r>
-      <w:proofErr w:type="spellStart"/>
-      <w:r>
-        <w:rPr>
-          <w:sz w:val="24"/>
-          <w:szCs w:val="24"/>
-        </w:rPr>
-        <w:t>i</w:t>
-      </w:r>
-      <w:proofErr w:type="spellEnd"/>
-      <w:r>
-        <w:rPr>
-          <w:sz w:val="24"/>
-          <w:szCs w:val="24"/>
-        </w:rPr>
-        <w:t>] is '+' OR '-' OR '*' OR '/' OR '%' THEN</w:t>
-      </w:r>
-    </w:p>
-    <w:p>
-      <w:pPr>
-        <w:rPr>
-          <w:sz w:val="24"/>
-          <w:szCs w:val="24"/>
-        </w:rPr>
-      </w:pPr>
-      <w:r>
-        <w:rPr>
-          <w:sz w:val="24"/>
-          <w:szCs w:val="24"/>
-        </w:rPr>
-        <w:t xml:space="preserve">            DISPLAY input[</w:t>
-      </w:r>
-      <w:proofErr w:type="spellStart"/>
-      <w:r>
-        <w:rPr>
-          <w:sz w:val="24"/>
-          <w:szCs w:val="24"/>
-        </w:rPr>
-        <w:t>i</w:t>
-      </w:r>
-      <w:proofErr w:type="spellEnd"/>
-      <w:r>
-        <w:rPr>
-          <w:sz w:val="24"/>
-          <w:szCs w:val="24"/>
-        </w:rPr>
-        <w:t>], "Arithmetic Operator"</w:t>
-      </w:r>
-    </w:p>
-    <w:p>
-      <w:pPr>
-        <w:rPr>
-          <w:sz w:val="24"/>
-          <w:szCs w:val="24"/>
-        </w:rPr>
-      </w:pPr>
-      <w:r>
-        <w:rPr>
-          <w:sz w:val="24"/>
-          <w:szCs w:val="24"/>
-        </w:rPr>
-        <w:t xml:space="preserve">            </w:t>
-      </w:r>
-      <w:proofErr w:type="spellStart"/>
-      <w:r>
-        <w:rPr>
-          <w:sz w:val="24"/>
-          <w:szCs w:val="24"/>
-        </w:rPr>
-        <w:t>i</w:t>
-      </w:r>
-      <w:proofErr w:type="spellEnd"/>
-      <w:r>
-        <w:rPr>
-          <w:sz w:val="24"/>
-          <w:szCs w:val="24"/>
-        </w:rPr>
-        <w:t xml:space="preserve"> ← </w:t>
-      </w:r>
-      <w:proofErr w:type="spellStart"/>
-      <w:r>
-        <w:rPr>
-          <w:sz w:val="24"/>
-          <w:szCs w:val="24"/>
-        </w:rPr>
-        <w:t>i</w:t>
-      </w:r>
-      <w:proofErr w:type="spellEnd"/>
-      <w:r>
-        <w:rPr>
-          <w:sz w:val="24"/>
-          <w:szCs w:val="24"/>
-        </w:rPr>
-        <w:t xml:space="preserve"> + 1</w:t>
-      </w:r>
-    </w:p>
-    <w:p>
-      <w:pPr>
-        <w:rPr>
-          <w:sz w:val="24"/>
-          <w:szCs w:val="24"/>
-        </w:rPr>
-      </w:pPr>
-    </w:p>
-    <w:p>
-      <w:pPr>
-        <w:rPr>
-          <w:sz w:val="24"/>
-          <w:szCs w:val="24"/>
-        </w:rPr>
-      </w:pPr>
-      <w:r>
-        <w:rPr>
-          <w:sz w:val="24"/>
-          <w:szCs w:val="24"/>
-        </w:rPr>
-        <w:t xml:space="preserve">        ELSE IF input[</w:t>
-      </w:r>
-      <w:proofErr w:type="spellStart"/>
-      <w:r>
-        <w:rPr>
-          <w:sz w:val="24"/>
-          <w:szCs w:val="24"/>
-        </w:rPr>
-        <w:t>i</w:t>
-      </w:r>
-      <w:proofErr w:type="spellEnd"/>
-      <w:r>
-        <w:rPr>
-          <w:sz w:val="24"/>
-          <w:szCs w:val="24"/>
-        </w:rPr>
-        <w:t>] is '=' OR '&lt;' OR '&gt;' OR '!' THEN</w:t>
-      </w:r>
-    </w:p>
-    <w:p>
-      <w:pPr>
-        <w:rPr>
-          <w:sz w:val="24"/>
-          <w:szCs w:val="24"/>
-        </w:rPr>
-      </w:pPr>
-    </w:p>
-    <w:p>
-      <w:pPr>
-        <w:rPr>
-          <w:sz w:val="24"/>
-          <w:szCs w:val="24"/>
-        </w:rPr>
-      </w:pPr>
-      <w:r>
-        <w:rPr>
-          <w:sz w:val="24"/>
-          <w:szCs w:val="24"/>
-        </w:rPr>
-        <w:t xml:space="preserve">            IF </w:t>
-      </w:r>
-      <w:proofErr w:type="gramStart"/>
-      <w:r>
-        <w:rPr>
-          <w:sz w:val="24"/>
-          <w:szCs w:val="24"/>
-        </w:rPr>
-        <w:t>input[</w:t>
-      </w:r>
-      <w:proofErr w:type="spellStart"/>
-      <w:proofErr w:type="gramEnd"/>
-      <w:r>
-        <w:rPr>
-          <w:sz w:val="24"/>
-          <w:szCs w:val="24"/>
-        </w:rPr>
-        <w:t>i</w:t>
-      </w:r>
-      <w:proofErr w:type="spellEnd"/>
-      <w:r>
-        <w:rPr>
-          <w:sz w:val="24"/>
-          <w:szCs w:val="24"/>
-        </w:rPr>
-        <w:t xml:space="preserve"> + 1] = '=' THEN</w:t>
-      </w:r>
-    </w:p>
-    <w:p>
-      <w:pPr>
-        <w:rPr>
-          <w:sz w:val="24"/>
-          <w:szCs w:val="24"/>
-        </w:rPr>
-      </w:pPr>
-      <w:r>
-        <w:rPr>
-          <w:sz w:val="24"/>
-          <w:szCs w:val="24"/>
-        </w:rPr>
-        <w:t xml:space="preserve">                DISPLAY input[</w:t>
-      </w:r>
-      <w:proofErr w:type="spellStart"/>
-      <w:r>
-        <w:rPr>
-          <w:sz w:val="24"/>
-          <w:szCs w:val="24"/>
-        </w:rPr>
-        <w:t>i</w:t>
-      </w:r>
-      <w:proofErr w:type="spellEnd"/>
-      <w:r>
-        <w:rPr>
-          <w:sz w:val="24"/>
-          <w:szCs w:val="24"/>
-        </w:rPr>
-        <w:t xml:space="preserve">] + </w:t>
-      </w:r>
-      <w:proofErr w:type="gramStart"/>
-      <w:r>
-        <w:rPr>
-          <w:sz w:val="24"/>
-          <w:szCs w:val="24"/>
-        </w:rPr>
-        <w:t>input[</w:t>
-      </w:r>
-      <w:proofErr w:type="spellStart"/>
-      <w:proofErr w:type="gramEnd"/>
-      <w:r>
-        <w:rPr>
-          <w:sz w:val="24"/>
-          <w:szCs w:val="24"/>
-        </w:rPr>
-        <w:t>i</w:t>
-      </w:r>
-      <w:proofErr w:type="spellEnd"/>
-      <w:r>
-        <w:rPr>
-          <w:sz w:val="24"/>
-          <w:szCs w:val="24"/>
-        </w:rPr>
-        <w:t xml:space="preserve"> + 1], "Relational Operator"</w:t>
-      </w:r>
-    </w:p>
-    <w:p>
-      <w:pPr>
-        <w:rPr>
-          <w:sz w:val="24"/>
-          <w:szCs w:val="24"/>
-        </w:rPr>
-      </w:pPr>
-      <w:r>
-        <w:rPr>
-          <w:sz w:val="24"/>
-          <w:szCs w:val="24"/>
-        </w:rPr>
-        <w:t xml:space="preserve">                </w:t>
-      </w:r>
-      <w:proofErr w:type="spellStart"/>
-      <w:r>
-        <w:rPr>
-          <w:sz w:val="24"/>
-          <w:szCs w:val="24"/>
-        </w:rPr>
-        <w:t>i</w:t>
-      </w:r>
-      <w:proofErr w:type="spellEnd"/>
-      <w:r>
-        <w:rPr>
-          <w:sz w:val="24"/>
-          <w:szCs w:val="24"/>
-        </w:rPr>
-        <w:t xml:space="preserve"> ← </w:t>
-      </w:r>
-      <w:proofErr w:type="spellStart"/>
-      <w:r>
-        <w:rPr>
-          <w:sz w:val="24"/>
-          <w:szCs w:val="24"/>
-        </w:rPr>
-        <w:t>i</w:t>
-      </w:r>
-      <w:proofErr w:type="spellEnd"/>
-      <w:r>
-        <w:rPr>
-          <w:sz w:val="24"/>
-          <w:szCs w:val="24"/>
-        </w:rPr>
-        <w:t xml:space="preserve"> + 2</w:t>
-      </w:r>
-    </w:p>
-    <w:p>
-      <w:pPr>
-        <w:rPr>
-          <w:sz w:val="24"/>
-          <w:szCs w:val="24"/>
-        </w:rPr>
-      </w:pPr>
-    </w:p>
-    <w:p>
-      <w:pPr>
-        <w:rPr>
-          <w:sz w:val="24"/>
-          <w:szCs w:val="24"/>
-        </w:rPr>
-      </w:pPr>
-      <w:r>
-        <w:rPr>
-          <w:sz w:val="24"/>
-          <w:szCs w:val="24"/>
-        </w:rPr>
-        <w:t xml:space="preserve">            ELSE IF input[</w:t>
-      </w:r>
-      <w:proofErr w:type="spellStart"/>
-      <w:r>
-        <w:rPr>
-          <w:sz w:val="24"/>
-          <w:szCs w:val="24"/>
-        </w:rPr>
-        <w:t>i</w:t>
-      </w:r>
-      <w:proofErr w:type="spellEnd"/>
-      <w:r>
-        <w:rPr>
-          <w:sz w:val="24"/>
-          <w:szCs w:val="24"/>
-        </w:rPr>
-        <w:t>] = '=' THEN</w:t>
-      </w:r>
-    </w:p>
-    <w:p>
-      <w:pPr>
-        <w:rPr>
-          <w:sz w:val="24"/>
-          <w:szCs w:val="24"/>
-        </w:rPr>
-      </w:pPr>
-      <w:r>
-        <w:rPr>
-          <w:sz w:val="24"/>
-          <w:szCs w:val="24"/>
-        </w:rPr>
-        <w:t xml:space="preserve">                DISPLAY input[</w:t>
-      </w:r>
-      <w:proofErr w:type="spellStart"/>
-      <w:r>
-        <w:rPr>
-          <w:sz w:val="24"/>
-          <w:szCs w:val="24"/>
-        </w:rPr>
-        <w:t>i</w:t>
-      </w:r>
-      <w:proofErr w:type="spellEnd"/>
-      <w:r>
-        <w:rPr>
-          <w:sz w:val="24"/>
-          <w:szCs w:val="24"/>
-        </w:rPr>
-        <w:t>], "Assignment Operator"</w:t>
-      </w:r>
-    </w:p>
-    <w:p>
-      <w:pPr>
-        <w:rPr>
-          <w:sz w:val="24"/>
-          <w:szCs w:val="24"/>
-        </w:rPr>
-      </w:pPr>
-      <w:r>
-        <w:rPr>
-          <w:sz w:val="24"/>
-          <w:szCs w:val="24"/>
-        </w:rPr>
-        <w:t xml:space="preserve">                </w:t>
-      </w:r>
-      <w:proofErr w:type="spellStart"/>
-      <w:r>
-        <w:rPr>
-          <w:sz w:val="24"/>
-          <w:szCs w:val="24"/>
-        </w:rPr>
-        <w:t>i</w:t>
-      </w:r>
-      <w:proofErr w:type="spellEnd"/>
-      <w:r>
-        <w:rPr>
-          <w:sz w:val="24"/>
-          <w:szCs w:val="24"/>
-        </w:rPr>
-        <w:t xml:space="preserve"> ← </w:t>
-      </w:r>
-      <w:proofErr w:type="spellStart"/>
-      <w:r>
-        <w:rPr>
-          <w:sz w:val="24"/>
-          <w:szCs w:val="24"/>
-        </w:rPr>
-        <w:t>i</w:t>
-      </w:r>
-      <w:proofErr w:type="spellEnd"/>
-      <w:r>
-        <w:rPr>
-          <w:sz w:val="24"/>
-          <w:szCs w:val="24"/>
-        </w:rPr>
-        <w:t xml:space="preserve"> + 1</w:t>
-      </w:r>
-    </w:p>
-    <w:p>
-      <w:pPr>
-        <w:rPr>
-          <w:sz w:val="24"/>
-          <w:szCs w:val="24"/>
-        </w:rPr>
-      </w:pPr>
-    </w:p>
-    <w:p>
-      <w:pPr>
-        <w:rPr>
-          <w:sz w:val="24"/>
-          <w:szCs w:val="24"/>
-        </w:rPr>
-      </w:pPr>
-      <w:r>
-        <w:rPr>
-          <w:sz w:val="24"/>
-          <w:szCs w:val="24"/>
-        </w:rPr>
-        <w:t xml:space="preserve">            ELSE</w:t>
-      </w:r>
-    </w:p>
-    <w:p>
-      <w:pPr>
-        <w:rPr>
-          <w:sz w:val="24"/>
-          <w:szCs w:val="24"/>
-        </w:rPr>
-      </w:pPr>
-      <w:r>
-        <w:rPr>
-          <w:sz w:val="24"/>
-          <w:szCs w:val="24"/>
-        </w:rPr>
-        <w:t xml:space="preserve">                DISPLAY input[</w:t>
-      </w:r>
-      <w:proofErr w:type="spellStart"/>
-      <w:r>
-        <w:rPr>
-          <w:sz w:val="24"/>
-          <w:szCs w:val="24"/>
-        </w:rPr>
-        <w:t>i</w:t>
-      </w:r>
-      <w:proofErr w:type="spellEnd"/>
-      <w:r>
-        <w:rPr>
-          <w:sz w:val="24"/>
-          <w:szCs w:val="24"/>
-        </w:rPr>
-        <w:t>], "Relational Operator"</w:t>
-      </w:r>
-    </w:p>
-    <w:p>
-      <w:pPr>
-        <w:rPr>
-          <w:sz w:val="24"/>
-          <w:szCs w:val="24"/>
-        </w:rPr>
-      </w:pPr>
-      <w:r>
-        <w:rPr>
-          <w:sz w:val="24"/>
-          <w:szCs w:val="24"/>
-        </w:rPr>
-        <w:t xml:space="preserve">                </w:t>
-      </w:r>
-      <w:proofErr w:type="spellStart"/>
-      <w:r>
-        <w:rPr>
-          <w:sz w:val="24"/>
-          <w:szCs w:val="24"/>
-        </w:rPr>
-        <w:t>i</w:t>
-      </w:r>
-      <w:proofErr w:type="spellEnd"/>
-      <w:r>
-        <w:rPr>
-          <w:sz w:val="24"/>
-          <w:szCs w:val="24"/>
-        </w:rPr>
-        <w:t xml:space="preserve"> ← </w:t>
-      </w:r>
-      <w:proofErr w:type="spellStart"/>
-      <w:r>
-        <w:rPr>
-          <w:sz w:val="24"/>
-          <w:szCs w:val="24"/>
-        </w:rPr>
-        <w:t>i</w:t>
-      </w:r>
-      <w:proofErr w:type="spellEnd"/>
-      <w:r>
-        <w:rPr>
-          <w:sz w:val="24"/>
-          <w:szCs w:val="24"/>
-        </w:rPr>
-        <w:t xml:space="preserve"> + 1</w:t>
-      </w:r>
-    </w:p>
-    <w:p>
-      <w:pPr>
-        <w:rPr>
-          <w:sz w:val="24"/>
-          <w:szCs w:val="24"/>
-        </w:rPr>
-      </w:pPr>
-      <w:r>
-        <w:rPr>
-          <w:sz w:val="24"/>
-          <w:szCs w:val="24"/>
-        </w:rPr>
-        <w:t xml:space="preserve">            END IF</w:t>
-      </w:r>
-    </w:p>
-    <w:p>
-      <w:pPr>
-        <w:rPr>
-          <w:sz w:val="24"/>
-          <w:szCs w:val="24"/>
-        </w:rPr>
-      </w:pPr>
-    </w:p>
-    <w:p>
-      <w:pPr>
-        <w:rPr>
-          <w:sz w:val="24"/>
-          <w:szCs w:val="24"/>
-        </w:rPr>
-      </w:pPr>
-      <w:r>
-        <w:rPr>
-          <w:sz w:val="24"/>
-          <w:szCs w:val="24"/>
-        </w:rPr>
-        <w:t xml:space="preserve">        ELSE IF input[</w:t>
-      </w:r>
-      <w:proofErr w:type="spellStart"/>
-      <w:r>
-        <w:rPr>
-          <w:sz w:val="24"/>
-          <w:szCs w:val="24"/>
-        </w:rPr>
-        <w:t>i</w:t>
-      </w:r>
-      <w:proofErr w:type="spellEnd"/>
-      <w:r>
-        <w:rPr>
-          <w:sz w:val="24"/>
-          <w:szCs w:val="24"/>
-        </w:rPr>
         <w:t xml:space="preserve">] is '(' OR ')' OR '{' OR '}' </w:t>
       </w:r>
     </w:p>
@@ -2151,6 +2161,7 @@
           <w:sz w:val="24"/>
           <w:szCs w:val="24"/>
         </w:rPr>
+        <w:lastRenderedPageBreak/>
         <w:t xml:space="preserve">             OR '[' OR ']' OR ';' OR ',' THEN</w:t>
       </w:r>
     </w:p>
@@ -2831,6 +2842,7 @@
           <w:sz w:val="24"/>
           <w:szCs w:val="24"/>
         </w:rPr>
+        <w:lastRenderedPageBreak/>
         <w:t xml:space="preserve">    };</w:t>
       </w:r>
     </w:p>
@@ -3557,6 +3569,7 @@
           <w:sz w:val="24"/>
           <w:szCs w:val="24"/>
         </w:rPr>
+        <w:lastRenderedPageBreak/>
         <w:t xml:space="preserve">            </w:t>
       </w:r>
       <w:proofErr w:type="spellStart"/>
@@ -3588,8 +3601,888 @@
           <w:sz w:val="24"/>
           <w:szCs w:val="24"/>
         </w:rPr>
+        <w:t xml:space="preserve">            continue;</w:t>
+      </w:r>
+    </w:p>
+    <w:p>
+      <w:pPr>
+        <w:rPr>
+          <w:sz w:val="24"/>
+          <w:szCs w:val="24"/>
+        </w:rPr>
+      </w:pPr>
+      <w:r>
+        <w:rPr>
+          <w:sz w:val="24"/>
+          <w:szCs w:val="24"/>
+        </w:rPr>
+        <w:t xml:space="preserve">        }</w:t>
+      </w:r>
+    </w:p>
+    <w:p>
+      <w:pPr>
+        <w:rPr>
+          <w:sz w:val="24"/>
+          <w:szCs w:val="24"/>
+        </w:rPr>
+      </w:pPr>
+    </w:p>
+    <w:p>
+      <w:pPr>
+        <w:rPr>
+          <w:sz w:val="24"/>
+          <w:szCs w:val="24"/>
+        </w:rPr>
+      </w:pPr>
+      <w:r>
+        <w:rPr>
+          <w:sz w:val="24"/>
+          <w:szCs w:val="24"/>
+        </w:rPr>
+        <w:t xml:space="preserve">        /* Identifier or Keyword */</w:t>
+      </w:r>
+    </w:p>
+    <w:p>
+      <w:pPr>
+        <w:rPr>
+          <w:sz w:val="24"/>
+          <w:szCs w:val="24"/>
+        </w:rPr>
+      </w:pPr>
+      <w:r>
+        <w:rPr>
+          <w:sz w:val="24"/>
+          <w:szCs w:val="24"/>
+        </w:rPr>
+        <w:t xml:space="preserve">        if (</w:t>
+      </w:r>
+      <w:proofErr w:type="spellStart"/>
+      <w:r>
+        <w:rPr>
+          <w:sz w:val="24"/>
+          <w:szCs w:val="24"/>
+        </w:rPr>
+        <w:t>isalpha</w:t>
+      </w:r>
+      <w:proofErr w:type="spellEnd"/>
+      <w:r>
+        <w:rPr>
+          <w:sz w:val="24"/>
+          <w:szCs w:val="24"/>
+        </w:rPr>
+        <w:t>(input[</w:t>
+      </w:r>
+      <w:proofErr w:type="spellStart"/>
+      <w:r>
+        <w:rPr>
+          <w:sz w:val="24"/>
+          <w:szCs w:val="24"/>
+        </w:rPr>
+        <w:t>i</w:t>
+      </w:r>
+      <w:proofErr w:type="spellEnd"/>
+      <w:r>
+        <w:rPr>
+          <w:sz w:val="24"/>
+          <w:szCs w:val="24"/>
+        </w:rPr>
+        <w:t>]) || input[</w:t>
+      </w:r>
+      <w:proofErr w:type="spellStart"/>
+      <w:r>
+        <w:rPr>
+          <w:sz w:val="24"/>
+          <w:szCs w:val="24"/>
+        </w:rPr>
+        <w:t>i</w:t>
+      </w:r>
+      <w:proofErr w:type="spellEnd"/>
+      <w:r>
+        <w:rPr>
+          <w:sz w:val="24"/>
+          <w:szCs w:val="24"/>
+        </w:rPr>
+        <w:t>] == '_')</w:t>
+      </w:r>
+    </w:p>
+    <w:p>
+      <w:pPr>
+        <w:rPr>
+          <w:sz w:val="24"/>
+          <w:szCs w:val="24"/>
+        </w:rPr>
+      </w:pPr>
+      <w:r>
+        <w:rPr>
+          <w:sz w:val="24"/>
+          <w:szCs w:val="24"/>
+        </w:rPr>
+        <w:t xml:space="preserve">        {</w:t>
+      </w:r>
+    </w:p>
+    <w:p>
+      <w:pPr>
+        <w:rPr>
+          <w:sz w:val="24"/>
+          <w:szCs w:val="24"/>
+        </w:rPr>
+      </w:pPr>
+      <w:r>
+        <w:rPr>
+          <w:sz w:val="24"/>
+          <w:szCs w:val="24"/>
+        </w:rPr>
+        <w:t xml:space="preserve">            char </w:t>
+      </w:r>
+      <w:proofErr w:type="gramStart"/>
+      <w:r>
+        <w:rPr>
+          <w:sz w:val="24"/>
+          <w:szCs w:val="24"/>
+        </w:rPr>
+        <w:t>word[</w:t>
+      </w:r>
+      <w:proofErr w:type="gramEnd"/>
+      <w:r>
+        <w:rPr>
+          <w:sz w:val="24"/>
+          <w:szCs w:val="24"/>
+        </w:rPr>
+        <w:t>50];</w:t>
+      </w:r>
+    </w:p>
+    <w:p>
+      <w:pPr>
+        <w:rPr>
+          <w:sz w:val="24"/>
+          <w:szCs w:val="24"/>
+        </w:rPr>
+      </w:pPr>
+      <w:r>
+        <w:rPr>
+          <w:sz w:val="24"/>
+          <w:szCs w:val="24"/>
+        </w:rPr>
+        <w:t xml:space="preserve">            int j = 0;</w:t>
+      </w:r>
+    </w:p>
+    <w:p>
+      <w:pPr>
+        <w:rPr>
+          <w:sz w:val="24"/>
+          <w:szCs w:val="24"/>
+        </w:rPr>
+      </w:pPr>
+    </w:p>
+    <w:p>
+      <w:pPr>
+        <w:rPr>
+          <w:sz w:val="24"/>
+          <w:szCs w:val="24"/>
+        </w:rPr>
+      </w:pPr>
+      <w:r>
+        <w:rPr>
+          <w:sz w:val="24"/>
+          <w:szCs w:val="24"/>
+        </w:rPr>
+        <w:t xml:space="preserve">            while (</w:t>
+      </w:r>
+      <w:proofErr w:type="spellStart"/>
+      <w:r>
+        <w:rPr>
+          <w:sz w:val="24"/>
+          <w:szCs w:val="24"/>
+        </w:rPr>
+        <w:t>isalnum</w:t>
+      </w:r>
+      <w:proofErr w:type="spellEnd"/>
+      <w:r>
+        <w:rPr>
+          <w:sz w:val="24"/>
+          <w:szCs w:val="24"/>
+        </w:rPr>
+        <w:t>(input[</w:t>
+      </w:r>
+      <w:proofErr w:type="spellStart"/>
+      <w:r>
+        <w:rPr>
+          <w:sz w:val="24"/>
+          <w:szCs w:val="24"/>
+        </w:rPr>
+        <w:t>i</w:t>
+      </w:r>
+      <w:proofErr w:type="spellEnd"/>
+      <w:r>
+        <w:rPr>
+          <w:sz w:val="24"/>
+          <w:szCs w:val="24"/>
+        </w:rPr>
+        <w:t>]) || input[</w:t>
+      </w:r>
+      <w:proofErr w:type="spellStart"/>
+      <w:r>
+        <w:rPr>
+          <w:sz w:val="24"/>
+          <w:szCs w:val="24"/>
+        </w:rPr>
+        <w:t>i</w:t>
+      </w:r>
+      <w:proofErr w:type="spellEnd"/>
+      <w:r>
+        <w:rPr>
+          <w:sz w:val="24"/>
+          <w:szCs w:val="24"/>
+        </w:rPr>
+        <w:t>] == '_')</w:t>
+      </w:r>
+    </w:p>
+    <w:p>
+      <w:pPr>
+        <w:rPr>
+          <w:sz w:val="24"/>
+          <w:szCs w:val="24"/>
+        </w:rPr>
+      </w:pPr>
+      <w:r>
+        <w:rPr>
+          <w:sz w:val="24"/>
+          <w:szCs w:val="24"/>
+        </w:rPr>
+        <w:t xml:space="preserve">            {</w:t>
+      </w:r>
+    </w:p>
+    <w:p>
+      <w:pPr>
+        <w:rPr>
+          <w:sz w:val="24"/>
+          <w:szCs w:val="24"/>
+        </w:rPr>
+      </w:pPr>
+      <w:r>
+        <w:rPr>
+          <w:sz w:val="24"/>
+          <w:szCs w:val="24"/>
+        </w:rPr>
+        <w:t xml:space="preserve">                word[</w:t>
+      </w:r>
+      <w:proofErr w:type="spellStart"/>
+      <w:r>
+        <w:rPr>
+          <w:sz w:val="24"/>
+          <w:szCs w:val="24"/>
+        </w:rPr>
+        <w:t>j++</w:t>
+      </w:r>
+      <w:proofErr w:type="spellEnd"/>
+      <w:r>
+        <w:rPr>
+          <w:sz w:val="24"/>
+          <w:szCs w:val="24"/>
+        </w:rPr>
+        <w:t>] = input[</w:t>
+      </w:r>
+      <w:proofErr w:type="spellStart"/>
+      <w:r>
+        <w:rPr>
+          <w:sz w:val="24"/>
+          <w:szCs w:val="24"/>
+        </w:rPr>
+        <w:t>i</w:t>
+      </w:r>
+      <w:proofErr w:type="spellEnd"/>
+      <w:r>
+        <w:rPr>
+          <w:sz w:val="24"/>
+          <w:szCs w:val="24"/>
+        </w:rPr>
+        <w:t>++];</w:t>
+      </w:r>
+    </w:p>
+    <w:p>
+      <w:pPr>
+        <w:rPr>
+          <w:sz w:val="24"/>
+          <w:szCs w:val="24"/>
+        </w:rPr>
+      </w:pPr>
+      <w:r>
+        <w:rPr>
+          <w:sz w:val="24"/>
+          <w:szCs w:val="24"/>
+        </w:rPr>
+        <w:t xml:space="preserve">            }</w:t>
+      </w:r>
+    </w:p>
+    <w:p>
+      <w:pPr>
+        <w:rPr>
+          <w:sz w:val="24"/>
+          <w:szCs w:val="24"/>
+        </w:rPr>
+      </w:pPr>
+    </w:p>
+    <w:p>
+      <w:pPr>
+        <w:rPr>
+          <w:sz w:val="24"/>
+          <w:szCs w:val="24"/>
+        </w:rPr>
+      </w:pPr>
+      <w:r>
+        <w:rPr>
+          <w:sz w:val="24"/>
+          <w:szCs w:val="24"/>
+        </w:rPr>
+        <w:t xml:space="preserve">            word[j] = '\0';</w:t>
+      </w:r>
+    </w:p>
+    <w:p>
+      <w:pPr>
+        <w:rPr>
+          <w:sz w:val="24"/>
+          <w:szCs w:val="24"/>
+        </w:rPr>
+      </w:pPr>
+    </w:p>
+    <w:p>
+      <w:pPr>
+        <w:rPr>
+          <w:sz w:val="24"/>
+          <w:szCs w:val="24"/>
+        </w:rPr>
+      </w:pPr>
+      <w:r>
+        <w:rPr>
+          <w:sz w:val="24"/>
+          <w:szCs w:val="24"/>
+        </w:rPr>
+        <w:t xml:space="preserve">            if (</w:t>
+      </w:r>
+      <w:proofErr w:type="spellStart"/>
+      <w:r>
+        <w:rPr>
+          <w:sz w:val="24"/>
+          <w:szCs w:val="24"/>
+        </w:rPr>
+        <w:t>isKeyword</w:t>
+      </w:r>
+      <w:proofErr w:type="spellEnd"/>
+      <w:r>
+        <w:rPr>
+          <w:sz w:val="24"/>
+          <w:szCs w:val="24"/>
+        </w:rPr>
+        <w:t>(word))</w:t>
+      </w:r>
+    </w:p>
+    <w:p>
+      <w:pPr>
+        <w:rPr>
+          <w:sz w:val="24"/>
+          <w:szCs w:val="24"/>
+        </w:rPr>
+      </w:pPr>
+      <w:r>
+        <w:rPr>
+          <w:sz w:val="24"/>
+          <w:szCs w:val="24"/>
+        </w:rPr>
+        <w:t xml:space="preserve">                </w:t>
+      </w:r>
+      <w:proofErr w:type="spellStart"/>
+      <w:proofErr w:type="gramStart"/>
+      <w:r>
+        <w:rPr>
+          <w:sz w:val="24"/>
+          <w:szCs w:val="24"/>
+        </w:rPr>
+        <w:t>printf</w:t>
+      </w:r>
+      <w:proofErr w:type="spellEnd"/>
+      <w:r>
+        <w:rPr>
+          <w:sz w:val="24"/>
+          <w:szCs w:val="24"/>
+        </w:rPr>
+        <w:t>(</w:t>
+      </w:r>
+      <w:proofErr w:type="gramEnd"/>
+      <w:r>
+        <w:rPr>
+          <w:sz w:val="24"/>
+          <w:szCs w:val="24"/>
+        </w:rPr>
+        <w:t>"%s\t\</w:t>
+      </w:r>
+      <w:proofErr w:type="spellStart"/>
+      <w:r>
+        <w:rPr>
+          <w:sz w:val="24"/>
+          <w:szCs w:val="24"/>
+        </w:rPr>
+        <w:t>tKeyword</w:t>
+      </w:r>
+      <w:proofErr w:type="spellEnd"/>
+      <w:r>
+        <w:rPr>
+          <w:sz w:val="24"/>
+          <w:szCs w:val="24"/>
+        </w:rPr>
+        <w:t>\n", word);</w:t>
+      </w:r>
+    </w:p>
+    <w:p>
+      <w:pPr>
+        <w:rPr>
+          <w:sz w:val="24"/>
+          <w:szCs w:val="24"/>
+        </w:rPr>
+      </w:pPr>
+      <w:r>
+        <w:rPr>
+          <w:sz w:val="24"/>
+          <w:szCs w:val="24"/>
+        </w:rPr>
+        <w:t xml:space="preserve">            else</w:t>
+      </w:r>
+    </w:p>
+    <w:p>
+      <w:pPr>
+        <w:rPr>
+          <w:sz w:val="24"/>
+          <w:szCs w:val="24"/>
+        </w:rPr>
+      </w:pPr>
+      <w:r>
+        <w:rPr>
+          <w:sz w:val="24"/>
+          <w:szCs w:val="24"/>
+        </w:rPr>
+        <w:t xml:space="preserve">                </w:t>
+      </w:r>
+      <w:proofErr w:type="spellStart"/>
+      <w:proofErr w:type="gramStart"/>
+      <w:r>
+        <w:rPr>
+          <w:sz w:val="24"/>
+          <w:szCs w:val="24"/>
+        </w:rPr>
+        <w:t>printf</w:t>
+      </w:r>
+      <w:proofErr w:type="spellEnd"/>
+      <w:r>
+        <w:rPr>
+          <w:sz w:val="24"/>
+          <w:szCs w:val="24"/>
+        </w:rPr>
+        <w:t>(</w:t>
+      </w:r>
+      <w:proofErr w:type="gramEnd"/>
+      <w:r>
+        <w:rPr>
+          <w:sz w:val="24"/>
+          <w:szCs w:val="24"/>
+        </w:rPr>
+        <w:t>"%s\t\</w:t>
+      </w:r>
+      <w:proofErr w:type="spellStart"/>
+      <w:r>
+        <w:rPr>
+          <w:sz w:val="24"/>
+          <w:szCs w:val="24"/>
+        </w:rPr>
+        <w:t>tIdentifier</w:t>
+      </w:r>
+      <w:proofErr w:type="spellEnd"/>
+      <w:r>
+        <w:rPr>
+          <w:sz w:val="24"/>
+          <w:szCs w:val="24"/>
+        </w:rPr>
+        <w:t>\n", word);</w:t>
+      </w:r>
+    </w:p>
+    <w:p>
+      <w:pPr>
+        <w:rPr>
+          <w:sz w:val="24"/>
+          <w:szCs w:val="24"/>
+        </w:rPr>
+      </w:pPr>
+      <w:r>
+        <w:rPr>
+          <w:sz w:val="24"/>
+          <w:szCs w:val="24"/>
+        </w:rPr>
+        <w:t xml:space="preserve">        }</w:t>
+      </w:r>
+    </w:p>
+    <w:p>
+      <w:pPr>
+        <w:rPr>
+          <w:sz w:val="24"/>
+          <w:szCs w:val="24"/>
+        </w:rPr>
+      </w:pPr>
+    </w:p>
+    <w:p>
+      <w:pPr>
+        <w:rPr>
+          <w:sz w:val="24"/>
+          <w:szCs w:val="24"/>
+        </w:rPr>
+      </w:pPr>
+      <w:r>
+        <w:rPr>
+          <w:sz w:val="24"/>
+          <w:szCs w:val="24"/>
+        </w:rPr>
+        <w:t xml:space="preserve">        /* Number / Constant */</w:t>
+      </w:r>
+    </w:p>
+    <w:p>
+      <w:pPr>
+        <w:rPr>
+          <w:sz w:val="24"/>
+          <w:szCs w:val="24"/>
+        </w:rPr>
+      </w:pPr>
+      <w:r>
+        <w:rPr>
+          <w:sz w:val="24"/>
+          <w:szCs w:val="24"/>
+        </w:rPr>
+        <w:t xml:space="preserve">        else if (</w:t>
+      </w:r>
+      <w:proofErr w:type="spellStart"/>
+      <w:r>
+        <w:rPr>
+          <w:sz w:val="24"/>
+          <w:szCs w:val="24"/>
+        </w:rPr>
+        <w:t>isdigit</w:t>
+      </w:r>
+      <w:proofErr w:type="spellEnd"/>
+      <w:r>
+        <w:rPr>
+          <w:sz w:val="24"/>
+          <w:szCs w:val="24"/>
+        </w:rPr>
+        <w:t>(input[</w:t>
+      </w:r>
+      <w:proofErr w:type="spellStart"/>
+      <w:r>
+        <w:rPr>
+          <w:sz w:val="24"/>
+          <w:szCs w:val="24"/>
+        </w:rPr>
+        <w:t>i</w:t>
+      </w:r>
+      <w:proofErr w:type="spellEnd"/>
+      <w:r>
+        <w:rPr>
+          <w:sz w:val="24"/>
+          <w:szCs w:val="24"/>
+        </w:rPr>
+        <w:t>]))</w:t>
+      </w:r>
+    </w:p>
+    <w:p>
+      <w:pPr>
+        <w:rPr>
+          <w:sz w:val="24"/>
+          <w:szCs w:val="24"/>
+        </w:rPr>
+      </w:pPr>
+      <w:r>
+        <w:rPr>
+          <w:sz w:val="24"/>
+          <w:szCs w:val="24"/>
+        </w:rPr>
+        <w:t xml:space="preserve">        {</w:t>
+      </w:r>
+    </w:p>
+    <w:p>
+      <w:pPr>
+        <w:rPr>
+          <w:sz w:val="24"/>
+          <w:szCs w:val="24"/>
+        </w:rPr>
+      </w:pPr>
+      <w:r>
+        <w:rPr>
+          <w:sz w:val="24"/>
+          <w:szCs w:val="24"/>
+        </w:rPr>
+        <w:t xml:space="preserve">            char </w:t>
+      </w:r>
+      <w:proofErr w:type="gramStart"/>
+      <w:r>
+        <w:rPr>
+          <w:sz w:val="24"/>
+          <w:szCs w:val="24"/>
+        </w:rPr>
+        <w:t>number[</w:t>
+      </w:r>
+      <w:proofErr w:type="gramEnd"/>
+      <w:r>
+        <w:rPr>
+          <w:sz w:val="24"/>
+          <w:szCs w:val="24"/>
+        </w:rPr>
+        <w:t>50];</w:t>
+      </w:r>
+    </w:p>
+    <w:p>
+      <w:pPr>
+        <w:rPr>
+          <w:sz w:val="24"/>
+          <w:szCs w:val="24"/>
+        </w:rPr>
+      </w:pPr>
+      <w:r>
+        <w:rPr>
+          <w:sz w:val="24"/>
+          <w:szCs w:val="24"/>
+        </w:rPr>
+        <w:t xml:space="preserve">            int j = 0;</w:t>
+      </w:r>
+    </w:p>
+    <w:p>
+      <w:pPr>
+        <w:rPr>
+          <w:sz w:val="24"/>
+          <w:szCs w:val="24"/>
+        </w:rPr>
+      </w:pPr>
+    </w:p>
+    <w:p>
+      <w:pPr>
+        <w:rPr>
+          <w:sz w:val="24"/>
+          <w:szCs w:val="24"/>
+        </w:rPr>
+      </w:pPr>
+      <w:r>
+        <w:rPr>
+          <w:sz w:val="24"/>
+          <w:szCs w:val="24"/>
+        </w:rPr>
         <w:lastRenderedPageBreak/>
-        <w:t xml:space="preserve">            continue;</w:t>
+        <w:t xml:space="preserve">            while (</w:t>
+      </w:r>
+      <w:proofErr w:type="spellStart"/>
+      <w:r>
+        <w:rPr>
+          <w:sz w:val="24"/>
+          <w:szCs w:val="24"/>
+        </w:rPr>
+        <w:t>isdigit</w:t>
+      </w:r>
+      <w:proofErr w:type="spellEnd"/>
+      <w:r>
+        <w:rPr>
+          <w:sz w:val="24"/>
+          <w:szCs w:val="24"/>
+        </w:rPr>
+        <w:t>(input[</w:t>
+      </w:r>
+      <w:proofErr w:type="spellStart"/>
+      <w:r>
+        <w:rPr>
+          <w:sz w:val="24"/>
+          <w:szCs w:val="24"/>
+        </w:rPr>
+        <w:t>i</w:t>
+      </w:r>
+      <w:proofErr w:type="spellEnd"/>
+      <w:r>
+        <w:rPr>
+          <w:sz w:val="24"/>
+          <w:szCs w:val="24"/>
+        </w:rPr>
+        <w:t>]) || input[</w:t>
+      </w:r>
+      <w:proofErr w:type="spellStart"/>
+      <w:r>
+        <w:rPr>
+          <w:sz w:val="24"/>
+          <w:szCs w:val="24"/>
+        </w:rPr>
+        <w:t>i</w:t>
+      </w:r>
+      <w:proofErr w:type="spellEnd"/>
+      <w:r>
+        <w:rPr>
+          <w:sz w:val="24"/>
+          <w:szCs w:val="24"/>
+        </w:rPr>
+        <w:t>] == '.')</w:t>
+      </w:r>
+    </w:p>
+    <w:p>
+      <w:pPr>
+        <w:rPr>
+          <w:sz w:val="24"/>
+          <w:szCs w:val="24"/>
+        </w:rPr>
+      </w:pPr>
+      <w:r>
+        <w:rPr>
+          <w:sz w:val="24"/>
+          <w:szCs w:val="24"/>
+        </w:rPr>
+        <w:t xml:space="preserve">            {</w:t>
+      </w:r>
+    </w:p>
+    <w:p>
+      <w:pPr>
+        <w:rPr>
+          <w:sz w:val="24"/>
+          <w:szCs w:val="24"/>
+        </w:rPr>
+      </w:pPr>
+      <w:r>
+        <w:rPr>
+          <w:sz w:val="24"/>
+          <w:szCs w:val="24"/>
+        </w:rPr>
+        <w:t xml:space="preserve">                number[</w:t>
+      </w:r>
+      <w:proofErr w:type="spellStart"/>
+      <w:r>
+        <w:rPr>
+          <w:sz w:val="24"/>
+          <w:szCs w:val="24"/>
+        </w:rPr>
+        <w:t>j++</w:t>
+      </w:r>
+      <w:proofErr w:type="spellEnd"/>
+      <w:r>
+        <w:rPr>
+          <w:sz w:val="24"/>
+          <w:szCs w:val="24"/>
+        </w:rPr>
+        <w:t>] = input[</w:t>
+      </w:r>
+      <w:proofErr w:type="spellStart"/>
+      <w:r>
+        <w:rPr>
+          <w:sz w:val="24"/>
+          <w:szCs w:val="24"/>
+        </w:rPr>
+        <w:t>i</w:t>
+      </w:r>
+      <w:proofErr w:type="spellEnd"/>
+      <w:r>
+        <w:rPr>
+          <w:sz w:val="24"/>
+          <w:szCs w:val="24"/>
+        </w:rPr>
+        <w:t>++];</w:t>
+      </w:r>
+    </w:p>
+    <w:p>
+      <w:pPr>
+        <w:rPr>
+          <w:sz w:val="24"/>
+          <w:szCs w:val="24"/>
+        </w:rPr>
+      </w:pPr>
+      <w:r>
+        <w:rPr>
+          <w:sz w:val="24"/>
+          <w:szCs w:val="24"/>
+        </w:rPr>
+        <w:t xml:space="preserve">            }</w:t>
+      </w:r>
+    </w:p>
+    <w:p>
+      <w:pPr>
+        <w:rPr>
+          <w:sz w:val="24"/>
+          <w:szCs w:val="24"/>
+        </w:rPr>
+      </w:pPr>
+    </w:p>
+    <w:p>
+      <w:pPr>
+        <w:rPr>
+          <w:sz w:val="24"/>
+          <w:szCs w:val="24"/>
+        </w:rPr>
+      </w:pPr>
+      <w:r>
+        <w:rPr>
+          <w:sz w:val="24"/>
+          <w:szCs w:val="24"/>
+        </w:rPr>
+        <w:t xml:space="preserve">            number[j] = '\0';</w:t>
+      </w:r>
+    </w:p>
+    <w:p>
+      <w:pPr>
+        <w:rPr>
+          <w:sz w:val="24"/>
+          <w:szCs w:val="24"/>
+        </w:rPr>
+      </w:pPr>
+    </w:p>
+    <w:p>
+      <w:pPr>
+        <w:rPr>
+          <w:sz w:val="24"/>
+          <w:szCs w:val="24"/>
+        </w:rPr>
+      </w:pPr>
+      <w:r>
+        <w:rPr>
+          <w:sz w:val="24"/>
+          <w:szCs w:val="24"/>
+        </w:rPr>
+        <w:t xml:space="preserve">            </w:t>
+      </w:r>
+      <w:proofErr w:type="spellStart"/>
+      <w:proofErr w:type="gramStart"/>
+      <w:r>
+        <w:rPr>
+          <w:sz w:val="24"/>
+          <w:szCs w:val="24"/>
+        </w:rPr>
+        <w:t>printf</w:t>
+      </w:r>
+      <w:proofErr w:type="spellEnd"/>
+      <w:r>
+        <w:rPr>
+          <w:sz w:val="24"/>
+          <w:szCs w:val="24"/>
+        </w:rPr>
+        <w:t>(</w:t>
+      </w:r>
+      <w:proofErr w:type="gramEnd"/>
+      <w:r>
+        <w:rPr>
+          <w:sz w:val="24"/>
+          <w:szCs w:val="24"/>
+        </w:rPr>
+        <w:t>"%s\t\</w:t>
+      </w:r>
+      <w:proofErr w:type="spellStart"/>
+      <w:r>
+        <w:rPr>
+          <w:sz w:val="24"/>
+          <w:szCs w:val="24"/>
+        </w:rPr>
+        <w:t>tConstant</w:t>
+      </w:r>
+      <w:proofErr w:type="spellEnd"/>
+      <w:r>
+        <w:rPr>
+          <w:sz w:val="24"/>
+          <w:szCs w:val="24"/>
+        </w:rPr>
+        <w:t>\n", number);</w:t>
       </w:r>
     </w:p>
     <w:p>
@@ -3627,70 +4520,132 @@
           <w:sz w:val="24"/>
           <w:szCs w:val="24"/>
         </w:rPr>
-        <w:t xml:space="preserve">        /* Identifier or Keyword */</w:t>
-      </w:r>
-    </w:p>
-    <w:p>
-      <w:pPr>
-        <w:rPr>
-          <w:sz w:val="24"/>
-          <w:szCs w:val="24"/>
-        </w:rPr>
-      </w:pPr>
-      <w:r>
-        <w:rPr>
-          <w:sz w:val="24"/>
-          <w:szCs w:val="24"/>
-        </w:rPr>
-        <w:t xml:space="preserve">        if (</w:t>
-      </w:r>
-      <w:proofErr w:type="spellStart"/>
-      <w:r>
-        <w:rPr>
-          <w:sz w:val="24"/>
-          <w:szCs w:val="24"/>
-        </w:rPr>
-        <w:t>isalpha</w:t>
-      </w:r>
-      <w:proofErr w:type="spellEnd"/>
-      <w:r>
-        <w:rPr>
-          <w:sz w:val="24"/>
-          <w:szCs w:val="24"/>
-        </w:rPr>
-        <w:t>(input[</w:t>
-      </w:r>
-      <w:proofErr w:type="spellStart"/>
-      <w:r>
-        <w:rPr>
-          <w:sz w:val="24"/>
-          <w:szCs w:val="24"/>
-        </w:rPr>
-        <w:t>i</w:t>
-      </w:r>
-      <w:proofErr w:type="spellEnd"/>
-      <w:r>
-        <w:rPr>
-          <w:sz w:val="24"/>
-          <w:szCs w:val="24"/>
-        </w:rPr>
-        <w:t>]) || input[</w:t>
-      </w:r>
-      <w:proofErr w:type="spellStart"/>
-      <w:r>
-        <w:rPr>
-          <w:sz w:val="24"/>
-          <w:szCs w:val="24"/>
-        </w:rPr>
-        <w:t>i</w:t>
-      </w:r>
-      <w:proofErr w:type="spellEnd"/>
-      <w:r>
-        <w:rPr>
-          <w:sz w:val="24"/>
-          <w:szCs w:val="24"/>
-        </w:rPr>
-        <w:t>] == '_')</w:t>
+        <w:t xml:space="preserve">        /* Arithmetic Operators */</w:t>
+      </w:r>
+    </w:p>
+    <w:p>
+      <w:pPr>
+        <w:rPr>
+          <w:sz w:val="24"/>
+          <w:szCs w:val="24"/>
+        </w:rPr>
+      </w:pPr>
+      <w:r>
+        <w:rPr>
+          <w:sz w:val="24"/>
+          <w:szCs w:val="24"/>
+        </w:rPr>
+        <w:t xml:space="preserve">        else if (input[</w:t>
+      </w:r>
+      <w:proofErr w:type="spellStart"/>
+      <w:r>
+        <w:rPr>
+          <w:sz w:val="24"/>
+          <w:szCs w:val="24"/>
+        </w:rPr>
+        <w:t>i</w:t>
+      </w:r>
+      <w:proofErr w:type="spellEnd"/>
+      <w:r>
+        <w:rPr>
+          <w:sz w:val="24"/>
+          <w:szCs w:val="24"/>
+        </w:rPr>
+        <w:t>] == '+' || input[</w:t>
+      </w:r>
+      <w:proofErr w:type="spellStart"/>
+      <w:r>
+        <w:rPr>
+          <w:sz w:val="24"/>
+          <w:szCs w:val="24"/>
+        </w:rPr>
+        <w:t>i</w:t>
+      </w:r>
+      <w:proofErr w:type="spellEnd"/>
+      <w:r>
+        <w:rPr>
+          <w:sz w:val="24"/>
+          <w:szCs w:val="24"/>
+        </w:rPr>
+        <w:t>] == '-' ||</w:t>
+      </w:r>
+    </w:p>
+    <w:p>
+      <w:pPr>
+        <w:rPr>
+          <w:sz w:val="24"/>
+          <w:szCs w:val="24"/>
+        </w:rPr>
+      </w:pPr>
+      <w:r>
+        <w:rPr>
+          <w:sz w:val="24"/>
+          <w:szCs w:val="24"/>
+        </w:rPr>
+        <w:t xml:space="preserve">                 input[</w:t>
+      </w:r>
+      <w:proofErr w:type="spellStart"/>
+      <w:r>
+        <w:rPr>
+          <w:sz w:val="24"/>
+          <w:szCs w:val="24"/>
+        </w:rPr>
+        <w:t>i</w:t>
+      </w:r>
+      <w:proofErr w:type="spellEnd"/>
+      <w:r>
+        <w:rPr>
+          <w:sz w:val="24"/>
+          <w:szCs w:val="24"/>
+        </w:rPr>
+        <w:t>] == '*' || input[</w:t>
+      </w:r>
+      <w:proofErr w:type="spellStart"/>
+      <w:r>
+        <w:rPr>
+          <w:sz w:val="24"/>
+          <w:szCs w:val="24"/>
+        </w:rPr>
+        <w:t>i</w:t>
+      </w:r>
+      <w:proofErr w:type="spellEnd"/>
+      <w:r>
+        <w:rPr>
+          <w:sz w:val="24"/>
+          <w:szCs w:val="24"/>
+        </w:rPr>
+        <w:t>] == '/' ||</w:t>
+      </w:r>
+    </w:p>
+    <w:p>
+      <w:pPr>
+        <w:rPr>
+          <w:sz w:val="24"/>
+          <w:szCs w:val="24"/>
+        </w:rPr>
+      </w:pPr>
+      <w:r>
+        <w:rPr>
+          <w:sz w:val="24"/>
+          <w:szCs w:val="24"/>
+        </w:rPr>
+        <w:t xml:space="preserve">                 input[</w:t>
+      </w:r>
+      <w:proofErr w:type="spellStart"/>
+      <w:r>
+        <w:rPr>
+          <w:sz w:val="24"/>
+          <w:szCs w:val="24"/>
+        </w:rPr>
+        <w:t>i</w:t>
+      </w:r>
+      <w:proofErr w:type="spellEnd"/>
+      <w:r>
+        <w:rPr>
+          <w:sz w:val="24"/>
+          <w:szCs w:val="24"/>
+        </w:rPr>
+        <w:t>] == '%')</w:t>
       </w:r>
     </w:p>
     <w:p>
@@ -3720,15 +4675,24 @@
           <w:sz w:val="24"/>
           <w:szCs w:val="24"/>
         </w:rPr>
-        <w:t xml:space="preserve">            char </w:t>
-      </w:r>
+        <w:t xml:space="preserve">            </w:t>
+      </w:r>
+      <w:proofErr w:type="spellStart"/>
       <w:proofErr w:type="gramStart"/>
       <w:r>
         <w:rPr>
           <w:sz w:val="24"/>
           <w:szCs w:val="24"/>
         </w:rPr>
-        <w:t>word[</w:t>
+        <w:t>printf</w:t>
+      </w:r>
+      <w:proofErr w:type="spellEnd"/>
+      <w:r>
+        <w:rPr>
+          <w:sz w:val="24"/>
+          <w:szCs w:val="24"/>
+        </w:rPr>
+        <w:t>(</w:t>
       </w:r>
       <w:proofErr w:type="gramEnd"/>
       <w:r>
@@ -3736,93 +4700,257 @@
           <w:sz w:val="24"/>
           <w:szCs w:val="24"/>
         </w:rPr>
-        <w:t>50];</w:t>
-      </w:r>
-    </w:p>
-    <w:p>
-      <w:pPr>
-        <w:rPr>
-          <w:sz w:val="24"/>
-          <w:szCs w:val="24"/>
-        </w:rPr>
-      </w:pPr>
-      <w:r>
-        <w:rPr>
-          <w:sz w:val="24"/>
-          <w:szCs w:val="24"/>
-        </w:rPr>
-        <w:t xml:space="preserve">            int j = 0;</w:t>
-      </w:r>
-    </w:p>
-    <w:p>
-      <w:pPr>
-        <w:rPr>
-          <w:sz w:val="24"/>
-          <w:szCs w:val="24"/>
-        </w:rPr>
-      </w:pPr>
-    </w:p>
-    <w:p>
-      <w:pPr>
-        <w:rPr>
-          <w:sz w:val="24"/>
-          <w:szCs w:val="24"/>
-        </w:rPr>
-      </w:pPr>
-      <w:r>
-        <w:rPr>
-          <w:sz w:val="24"/>
-          <w:szCs w:val="24"/>
-        </w:rPr>
-        <w:t xml:space="preserve">            while (</w:t>
-      </w:r>
-      <w:proofErr w:type="spellStart"/>
-      <w:r>
-        <w:rPr>
-          <w:sz w:val="24"/>
-          <w:szCs w:val="24"/>
-        </w:rPr>
-        <w:t>isalnum</w:t>
-      </w:r>
-      <w:proofErr w:type="spellEnd"/>
-      <w:r>
-        <w:rPr>
-          <w:sz w:val="24"/>
-          <w:szCs w:val="24"/>
-        </w:rPr>
-        <w:t>(input[</w:t>
-      </w:r>
-      <w:proofErr w:type="spellStart"/>
-      <w:r>
-        <w:rPr>
-          <w:sz w:val="24"/>
-          <w:szCs w:val="24"/>
-        </w:rPr>
-        <w:t>i</w:t>
-      </w:r>
-      <w:proofErr w:type="spellEnd"/>
-      <w:r>
-        <w:rPr>
-          <w:sz w:val="24"/>
-          <w:szCs w:val="24"/>
-        </w:rPr>
-        <w:t>]) || input[</w:t>
-      </w:r>
-      <w:proofErr w:type="spellStart"/>
-      <w:r>
-        <w:rPr>
-          <w:sz w:val="24"/>
-          <w:szCs w:val="24"/>
-        </w:rPr>
-        <w:t>i</w:t>
-      </w:r>
-      <w:proofErr w:type="spellEnd"/>
-      <w:r>
-        <w:rPr>
-          <w:sz w:val="24"/>
-          <w:szCs w:val="24"/>
-        </w:rPr>
-        <w:t>] == '_')</w:t>
+        <w:t>"%c\t\</w:t>
+      </w:r>
+      <w:proofErr w:type="spellStart"/>
+      <w:r>
+        <w:rPr>
+          <w:sz w:val="24"/>
+          <w:szCs w:val="24"/>
+        </w:rPr>
+        <w:t>tArithmetic</w:t>
+      </w:r>
+      <w:proofErr w:type="spellEnd"/>
+      <w:r>
+        <w:rPr>
+          <w:sz w:val="24"/>
+          <w:szCs w:val="24"/>
+        </w:rPr>
+        <w:t xml:space="preserve"> Operator\n", input[</w:t>
+      </w:r>
+      <w:proofErr w:type="spellStart"/>
+      <w:r>
+        <w:rPr>
+          <w:sz w:val="24"/>
+          <w:szCs w:val="24"/>
+        </w:rPr>
+        <w:t>i</w:t>
+      </w:r>
+      <w:proofErr w:type="spellEnd"/>
+      <w:r>
+        <w:rPr>
+          <w:sz w:val="24"/>
+          <w:szCs w:val="24"/>
+        </w:rPr>
+        <w:t>]);</w:t>
+      </w:r>
+    </w:p>
+    <w:p>
+      <w:pPr>
+        <w:rPr>
+          <w:sz w:val="24"/>
+          <w:szCs w:val="24"/>
+        </w:rPr>
+      </w:pPr>
+      <w:r>
+        <w:rPr>
+          <w:sz w:val="24"/>
+          <w:szCs w:val="24"/>
+        </w:rPr>
+        <w:t xml:space="preserve">            </w:t>
+      </w:r>
+      <w:proofErr w:type="spellStart"/>
+      <w:r>
+        <w:rPr>
+          <w:sz w:val="24"/>
+          <w:szCs w:val="24"/>
+        </w:rPr>
+        <w:t>i</w:t>
+      </w:r>
+      <w:proofErr w:type="spellEnd"/>
+      <w:r>
+        <w:rPr>
+          <w:sz w:val="24"/>
+          <w:szCs w:val="24"/>
+        </w:rPr>
+        <w:t>++;</w:t>
+      </w:r>
+    </w:p>
+    <w:p>
+      <w:pPr>
+        <w:rPr>
+          <w:sz w:val="24"/>
+          <w:szCs w:val="24"/>
+        </w:rPr>
+      </w:pPr>
+      <w:r>
+        <w:rPr>
+          <w:sz w:val="24"/>
+          <w:szCs w:val="24"/>
+        </w:rPr>
+        <w:t xml:space="preserve">        }</w:t>
+      </w:r>
+    </w:p>
+    <w:p>
+      <w:pPr>
+        <w:rPr>
+          <w:sz w:val="24"/>
+          <w:szCs w:val="24"/>
+        </w:rPr>
+      </w:pPr>
+    </w:p>
+    <w:p>
+      <w:pPr>
+        <w:rPr>
+          <w:sz w:val="24"/>
+          <w:szCs w:val="24"/>
+        </w:rPr>
+      </w:pPr>
+      <w:r>
+        <w:rPr>
+          <w:sz w:val="24"/>
+          <w:szCs w:val="24"/>
+        </w:rPr>
+        <w:t xml:space="preserve">        /* Relational / Assignment Operators */</w:t>
+      </w:r>
+    </w:p>
+    <w:p>
+      <w:pPr>
+        <w:rPr>
+          <w:sz w:val="24"/>
+          <w:szCs w:val="24"/>
+        </w:rPr>
+      </w:pPr>
+      <w:r>
+        <w:rPr>
+          <w:sz w:val="24"/>
+          <w:szCs w:val="24"/>
+        </w:rPr>
+        <w:t xml:space="preserve">        else if (input[</w:t>
+      </w:r>
+      <w:proofErr w:type="spellStart"/>
+      <w:r>
+        <w:rPr>
+          <w:sz w:val="24"/>
+          <w:szCs w:val="24"/>
+        </w:rPr>
+        <w:t>i</w:t>
+      </w:r>
+      <w:proofErr w:type="spellEnd"/>
+      <w:r>
+        <w:rPr>
+          <w:sz w:val="24"/>
+          <w:szCs w:val="24"/>
+        </w:rPr>
+        <w:t>] == '=' || input[</w:t>
+      </w:r>
+      <w:proofErr w:type="spellStart"/>
+      <w:r>
+        <w:rPr>
+          <w:sz w:val="24"/>
+          <w:szCs w:val="24"/>
+        </w:rPr>
+        <w:t>i</w:t>
+      </w:r>
+      <w:proofErr w:type="spellEnd"/>
+      <w:r>
+        <w:rPr>
+          <w:sz w:val="24"/>
+          <w:szCs w:val="24"/>
+        </w:rPr>
+        <w:t>] == '&lt;' ||</w:t>
+      </w:r>
+    </w:p>
+    <w:p>
+      <w:pPr>
+        <w:rPr>
+          <w:sz w:val="24"/>
+          <w:szCs w:val="24"/>
+        </w:rPr>
+      </w:pPr>
+      <w:r>
+        <w:rPr>
+          <w:sz w:val="24"/>
+          <w:szCs w:val="24"/>
+        </w:rPr>
+        <w:t xml:space="preserve">                 input[</w:t>
+      </w:r>
+      <w:proofErr w:type="spellStart"/>
+      <w:r>
+        <w:rPr>
+          <w:sz w:val="24"/>
+          <w:szCs w:val="24"/>
+        </w:rPr>
+        <w:t>i</w:t>
+      </w:r>
+      <w:proofErr w:type="spellEnd"/>
+      <w:r>
+        <w:rPr>
+          <w:sz w:val="24"/>
+          <w:szCs w:val="24"/>
+        </w:rPr>
+        <w:t>] == '&gt;' || input[</w:t>
+      </w:r>
+      <w:proofErr w:type="spellStart"/>
+      <w:r>
+        <w:rPr>
+          <w:sz w:val="24"/>
+          <w:szCs w:val="24"/>
+        </w:rPr>
+        <w:t>i</w:t>
+      </w:r>
+      <w:proofErr w:type="spellEnd"/>
+      <w:r>
+        <w:rPr>
+          <w:sz w:val="24"/>
+          <w:szCs w:val="24"/>
+        </w:rPr>
+        <w:t>] == '!')</w:t>
+      </w:r>
+    </w:p>
+    <w:p>
+      <w:pPr>
+        <w:rPr>
+          <w:sz w:val="24"/>
+          <w:szCs w:val="24"/>
+        </w:rPr>
+      </w:pPr>
+      <w:r>
+        <w:rPr>
+          <w:sz w:val="24"/>
+          <w:szCs w:val="24"/>
+        </w:rPr>
+        <w:t xml:space="preserve">        {</w:t>
+      </w:r>
+    </w:p>
+    <w:p>
+      <w:pPr>
+        <w:rPr>
+          <w:sz w:val="24"/>
+          <w:szCs w:val="24"/>
+        </w:rPr>
+      </w:pPr>
+      <w:r>
+        <w:rPr>
+          <w:sz w:val="24"/>
+          <w:szCs w:val="24"/>
+        </w:rPr>
+        <w:t xml:space="preserve">            if (</w:t>
+      </w:r>
+      <w:proofErr w:type="gramStart"/>
+      <w:r>
+        <w:rPr>
+          <w:sz w:val="24"/>
+          <w:szCs w:val="24"/>
+        </w:rPr>
+        <w:t>input[</w:t>
+      </w:r>
+      <w:proofErr w:type="spellStart"/>
+      <w:proofErr w:type="gramEnd"/>
+      <w:r>
+        <w:rPr>
+          <w:sz w:val="24"/>
+          <w:szCs w:val="24"/>
+        </w:rPr>
+        <w:t>i</w:t>
+      </w:r>
+      <w:proofErr w:type="spellEnd"/>
+      <w:r>
+        <w:rPr>
+          <w:sz w:val="24"/>
+          <w:szCs w:val="24"/>
+        </w:rPr>
+        <w:t xml:space="preserve"> + 1] == '=')</w:t>
       </w:r>
     </w:p>
     <w:p>
@@ -3852,39 +4980,142 @@
           <w:sz w:val="24"/>
           <w:szCs w:val="24"/>
         </w:rPr>
-        <w:t xml:space="preserve">                word[</w:t>
-      </w:r>
-      <w:proofErr w:type="spellStart"/>
-      <w:r>
-        <w:rPr>
-          <w:sz w:val="24"/>
-          <w:szCs w:val="24"/>
-        </w:rPr>
-        <w:t>j++</w:t>
-      </w:r>
-      <w:proofErr w:type="spellEnd"/>
-      <w:r>
-        <w:rPr>
-          <w:sz w:val="24"/>
-          <w:szCs w:val="24"/>
-        </w:rPr>
-        <w:t>] = input[</w:t>
-      </w:r>
-      <w:proofErr w:type="spellStart"/>
-      <w:r>
-        <w:rPr>
-          <w:sz w:val="24"/>
-          <w:szCs w:val="24"/>
-        </w:rPr>
-        <w:t>i</w:t>
-      </w:r>
-      <w:proofErr w:type="spellEnd"/>
-      <w:r>
-        <w:rPr>
-          <w:sz w:val="24"/>
-          <w:szCs w:val="24"/>
-        </w:rPr>
-        <w:t>++];</w:t>
+        <w:t xml:space="preserve">                </w:t>
+      </w:r>
+      <w:proofErr w:type="spellStart"/>
+      <w:proofErr w:type="gramStart"/>
+      <w:r>
+        <w:rPr>
+          <w:sz w:val="24"/>
+          <w:szCs w:val="24"/>
+        </w:rPr>
+        <w:t>printf</w:t>
+      </w:r>
+      <w:proofErr w:type="spellEnd"/>
+      <w:r>
+        <w:rPr>
+          <w:sz w:val="24"/>
+          <w:szCs w:val="24"/>
+        </w:rPr>
+        <w:t>(</w:t>
+      </w:r>
+      <w:proofErr w:type="gramEnd"/>
+      <w:r>
+        <w:rPr>
+          <w:sz w:val="24"/>
+          <w:szCs w:val="24"/>
+        </w:rPr>
+        <w:t>"%</w:t>
+      </w:r>
+      <w:proofErr w:type="spellStart"/>
+      <w:r>
+        <w:rPr>
+          <w:sz w:val="24"/>
+          <w:szCs w:val="24"/>
+        </w:rPr>
+        <w:t>c%c</w:t>
+      </w:r>
+      <w:proofErr w:type="spellEnd"/>
+      <w:r>
+        <w:rPr>
+          <w:sz w:val="24"/>
+          <w:szCs w:val="24"/>
+        </w:rPr>
+        <w:t>\t\</w:t>
+      </w:r>
+      <w:proofErr w:type="spellStart"/>
+      <w:r>
+        <w:rPr>
+          <w:sz w:val="24"/>
+          <w:szCs w:val="24"/>
+        </w:rPr>
+        <w:t>tRelational</w:t>
+      </w:r>
+      <w:proofErr w:type="spellEnd"/>
+      <w:r>
+        <w:rPr>
+          <w:sz w:val="24"/>
+          <w:szCs w:val="24"/>
+        </w:rPr>
+        <w:t xml:space="preserve"> Operator\n",</w:t>
+      </w:r>
+    </w:p>
+    <w:p>
+      <w:pPr>
+        <w:rPr>
+          <w:sz w:val="24"/>
+          <w:szCs w:val="24"/>
+        </w:rPr>
+      </w:pPr>
+      <w:r>
+        <w:rPr>
+          <w:sz w:val="24"/>
+          <w:szCs w:val="24"/>
+        </w:rPr>
+        <w:t xml:space="preserve">                       input[</w:t>
+      </w:r>
+      <w:proofErr w:type="spellStart"/>
+      <w:r>
+        <w:rPr>
+          <w:sz w:val="24"/>
+          <w:szCs w:val="24"/>
+        </w:rPr>
+        <w:t>i</w:t>
+      </w:r>
+      <w:proofErr w:type="spellEnd"/>
+      <w:r>
+        <w:rPr>
+          <w:sz w:val="24"/>
+          <w:szCs w:val="24"/>
+        </w:rPr>
+        <w:t xml:space="preserve">], </w:t>
+      </w:r>
+      <w:proofErr w:type="gramStart"/>
+      <w:r>
+        <w:rPr>
+          <w:sz w:val="24"/>
+          <w:szCs w:val="24"/>
+        </w:rPr>
+        <w:t>input[</w:t>
+      </w:r>
+      <w:proofErr w:type="gramEnd"/>
+      <w:r>
+        <w:rPr>
+          <w:sz w:val="24"/>
+          <w:szCs w:val="24"/>
+        </w:rPr>
+        <w:t>i + 1]);</w:t>
+      </w:r>
+    </w:p>
+    <w:p>
+      <w:pPr>
+        <w:rPr>
+          <w:sz w:val="24"/>
+          <w:szCs w:val="24"/>
+        </w:rPr>
+      </w:pPr>
+      <w:r>
+        <w:rPr>
+          <w:sz w:val="24"/>
+          <w:szCs w:val="24"/>
+        </w:rPr>
+        <w:t xml:space="preserve">                </w:t>
+      </w:r>
+      <w:proofErr w:type="spellStart"/>
+      <w:r>
+        <w:rPr>
+          <w:sz w:val="24"/>
+          <w:szCs w:val="24"/>
+        </w:rPr>
+        <w:t>i</w:t>
+      </w:r>
+      <w:proofErr w:type="spellEnd"/>
+      <w:r>
+        <w:rPr>
+          <w:sz w:val="24"/>
+          <w:szCs w:val="24"/>
+        </w:rPr>
+        <w:t xml:space="preserve"> += 2;</w:t>
       </w:r>
     </w:p>
     <w:p>
@@ -3909,59 +5140,44 @@
           <w:szCs w:val="24"/>
         </w:rPr>
       </w:pPr>
-    </w:p>
-    <w:p>
-      <w:pPr>
-        <w:rPr>
-          <w:sz w:val="24"/>
-          <w:szCs w:val="24"/>
-        </w:rPr>
-      </w:pPr>
-      <w:r>
-        <w:rPr>
-          <w:sz w:val="24"/>
-          <w:szCs w:val="24"/>
-        </w:rPr>
-        <w:t xml:space="preserve">            word[j] = '\0';</w:t>
-      </w:r>
-    </w:p>
-    <w:p>
-      <w:pPr>
-        <w:rPr>
-          <w:sz w:val="24"/>
-          <w:szCs w:val="24"/>
-        </w:rPr>
-      </w:pPr>
-    </w:p>
-    <w:p>
-      <w:pPr>
-        <w:rPr>
-          <w:sz w:val="24"/>
-          <w:szCs w:val="24"/>
-        </w:rPr>
-      </w:pPr>
-      <w:r>
-        <w:rPr>
-          <w:sz w:val="24"/>
-          <w:szCs w:val="24"/>
-        </w:rPr>
-        <w:t xml:space="preserve">            if (</w:t>
-      </w:r>
-      <w:proofErr w:type="spellStart"/>
-      <w:r>
-        <w:rPr>
-          <w:sz w:val="24"/>
-          <w:szCs w:val="24"/>
-        </w:rPr>
-        <w:t>isKeyword</w:t>
-      </w:r>
-      <w:proofErr w:type="spellEnd"/>
-      <w:r>
-        <w:rPr>
-          <w:sz w:val="24"/>
-          <w:szCs w:val="24"/>
-        </w:rPr>
-        <w:t>(word))</w:t>
+      <w:r>
+        <w:rPr>
+          <w:sz w:val="24"/>
+          <w:szCs w:val="24"/>
+        </w:rPr>
+        <w:lastRenderedPageBreak/>
+        <w:t xml:space="preserve">            else if (input[</w:t>
+      </w:r>
+      <w:proofErr w:type="spellStart"/>
+      <w:r>
+        <w:rPr>
+          <w:sz w:val="24"/>
+          <w:szCs w:val="24"/>
+        </w:rPr>
+        <w:t>i</w:t>
+      </w:r>
+      <w:proofErr w:type="spellEnd"/>
+      <w:r>
+        <w:rPr>
+          <w:sz w:val="24"/>
+          <w:szCs w:val="24"/>
+        </w:rPr>
+        <w:t>] == '=')</w:t>
+      </w:r>
+    </w:p>
+    <w:p>
+      <w:pPr>
+        <w:rPr>
+          <w:sz w:val="24"/>
+          <w:szCs w:val="24"/>
+        </w:rPr>
+      </w:pPr>
+      <w:r>
+        <w:rPr>
+          <w:sz w:val="24"/>
+          <w:szCs w:val="24"/>
+        </w:rPr>
+        <w:t xml:space="preserve">            {</w:t>
       </w:r>
     </w:p>
     <w:p>
@@ -4001,23 +5217,85 @@
           <w:sz w:val="24"/>
           <w:szCs w:val="24"/>
         </w:rPr>
-        <w:t>"%s\t\</w:t>
-      </w:r>
-      <w:proofErr w:type="spellStart"/>
-      <w:r>
-        <w:rPr>
-          <w:sz w:val="24"/>
-          <w:szCs w:val="24"/>
-        </w:rPr>
-        <w:t>tKeyword</w:t>
-      </w:r>
-      <w:proofErr w:type="spellEnd"/>
-      <w:r>
-        <w:rPr>
-          <w:sz w:val="24"/>
-          <w:szCs w:val="24"/>
-        </w:rPr>
-        <w:t>\n", word);</w:t>
+        <w:t>"%c\t\</w:t>
+      </w:r>
+      <w:proofErr w:type="spellStart"/>
+      <w:r>
+        <w:rPr>
+          <w:sz w:val="24"/>
+          <w:szCs w:val="24"/>
+        </w:rPr>
+        <w:t>tAssignment</w:t>
+      </w:r>
+      <w:proofErr w:type="spellEnd"/>
+      <w:r>
+        <w:rPr>
+          <w:sz w:val="24"/>
+          <w:szCs w:val="24"/>
+        </w:rPr>
+        <w:t xml:space="preserve"> Operator\n", input[</w:t>
+      </w:r>
+      <w:proofErr w:type="spellStart"/>
+      <w:r>
+        <w:rPr>
+          <w:sz w:val="24"/>
+          <w:szCs w:val="24"/>
+        </w:rPr>
+        <w:t>i</w:t>
+      </w:r>
+      <w:proofErr w:type="spellEnd"/>
+      <w:r>
+        <w:rPr>
+          <w:sz w:val="24"/>
+          <w:szCs w:val="24"/>
+        </w:rPr>
+        <w:t>]);</w:t>
+      </w:r>
+    </w:p>
+    <w:p>
+      <w:pPr>
+        <w:rPr>
+          <w:sz w:val="24"/>
+          <w:szCs w:val="24"/>
+        </w:rPr>
+      </w:pPr>
+      <w:r>
+        <w:rPr>
+          <w:sz w:val="24"/>
+          <w:szCs w:val="24"/>
+        </w:rPr>
+        <w:t xml:space="preserve">                </w:t>
+      </w:r>
+      <w:proofErr w:type="spellStart"/>
+      <w:r>
+        <w:rPr>
+          <w:sz w:val="24"/>
+          <w:szCs w:val="24"/>
+        </w:rPr>
+        <w:t>i</w:t>
+      </w:r>
+      <w:proofErr w:type="spellEnd"/>
+      <w:r>
+        <w:rPr>
+          <w:sz w:val="24"/>
+          <w:szCs w:val="24"/>
+        </w:rPr>
+        <w:t>++;</w:t>
+      </w:r>
+    </w:p>
+    <w:p>
+      <w:pPr>
+        <w:rPr>
+          <w:sz w:val="24"/>
+          <w:szCs w:val="24"/>
+        </w:rPr>
+      </w:pPr>
+      <w:r>
+        <w:rPr>
+          <w:sz w:val="24"/>
+          <w:szCs w:val="24"/>
+        </w:rPr>
+        <w:t xml:space="preserve">            }</w:t>
       </w:r>
     </w:p>
     <w:p>
@@ -4047,6 +5325,21 @@
           <w:sz w:val="24"/>
           <w:szCs w:val="24"/>
         </w:rPr>
+        <w:t xml:space="preserve">            {</w:t>
+      </w:r>
+    </w:p>
+    <w:p>
+      <w:pPr>
+        <w:rPr>
+          <w:sz w:val="24"/>
+          <w:szCs w:val="24"/>
+        </w:rPr>
+      </w:pPr>
+      <w:r>
+        <w:rPr>
+          <w:sz w:val="24"/>
+          <w:szCs w:val="24"/>
+        </w:rPr>
         <w:t xml:space="preserve">                </w:t>
       </w:r>
       <w:proofErr w:type="spellStart"/>
@@ -4072,23 +5365,85 @@
           <w:sz w:val="24"/>
           <w:szCs w:val="24"/>
         </w:rPr>
-        <w:t>"%s\t\</w:t>
-      </w:r>
-      <w:proofErr w:type="spellStart"/>
-      <w:r>
-        <w:rPr>
-          <w:sz w:val="24"/>
-          <w:szCs w:val="24"/>
-        </w:rPr>
-        <w:t>tIdentifier</w:t>
-      </w:r>
-      <w:proofErr w:type="spellEnd"/>
-      <w:r>
-        <w:rPr>
-          <w:sz w:val="24"/>
-          <w:szCs w:val="24"/>
-        </w:rPr>
-        <w:t>\n", word);</w:t>
+        <w:t>"%c\t\</w:t>
+      </w:r>
+      <w:proofErr w:type="spellStart"/>
+      <w:r>
+        <w:rPr>
+          <w:sz w:val="24"/>
+          <w:szCs w:val="24"/>
+        </w:rPr>
+        <w:t>tRelational</w:t>
+      </w:r>
+      <w:proofErr w:type="spellEnd"/>
+      <w:r>
+        <w:rPr>
+          <w:sz w:val="24"/>
+          <w:szCs w:val="24"/>
+        </w:rPr>
+        <w:t xml:space="preserve"> Operator\n", input[</w:t>
+      </w:r>
+      <w:proofErr w:type="spellStart"/>
+      <w:r>
+        <w:rPr>
+          <w:sz w:val="24"/>
+          <w:szCs w:val="24"/>
+        </w:rPr>
+        <w:t>i</w:t>
+      </w:r>
+      <w:proofErr w:type="spellEnd"/>
+      <w:r>
+        <w:rPr>
+          <w:sz w:val="24"/>
+          <w:szCs w:val="24"/>
+        </w:rPr>
+        <w:t>]);</w:t>
+      </w:r>
+    </w:p>
+    <w:p>
+      <w:pPr>
+        <w:rPr>
+          <w:sz w:val="24"/>
+          <w:szCs w:val="24"/>
+        </w:rPr>
+      </w:pPr>
+      <w:r>
+        <w:rPr>
+          <w:sz w:val="24"/>
+          <w:szCs w:val="24"/>
+        </w:rPr>
+        <w:t xml:space="preserve">                </w:t>
+      </w:r>
+      <w:proofErr w:type="spellStart"/>
+      <w:r>
+        <w:rPr>
+          <w:sz w:val="24"/>
+          <w:szCs w:val="24"/>
+        </w:rPr>
+        <w:t>i</w:t>
+      </w:r>
+      <w:proofErr w:type="spellEnd"/>
+      <w:r>
+        <w:rPr>
+          <w:sz w:val="24"/>
+          <w:szCs w:val="24"/>
+        </w:rPr>
+        <w:t>++;</w:t>
+      </w:r>
+    </w:p>
+    <w:p>
+      <w:pPr>
+        <w:rPr>
+          <w:sz w:val="24"/>
+          <w:szCs w:val="24"/>
+        </w:rPr>
+      </w:pPr>
+      <w:r>
+        <w:rPr>
+          <w:sz w:val="24"/>
+          <w:szCs w:val="24"/>
+        </w:rPr>
+        <w:t xml:space="preserve">            }</w:t>
       </w:r>
     </w:p>
     <w:p>
@@ -4126,54 +5481,195 @@
           <w:sz w:val="24"/>
           <w:szCs w:val="24"/>
         </w:rPr>
-        <w:t xml:space="preserve">        /* Number / Constant */</w:t>
-      </w:r>
-    </w:p>
-    <w:p>
-      <w:pPr>
-        <w:rPr>
-          <w:sz w:val="24"/>
-          <w:szCs w:val="24"/>
-        </w:rPr>
-      </w:pPr>
-      <w:r>
-        <w:rPr>
-          <w:sz w:val="24"/>
-          <w:szCs w:val="24"/>
-        </w:rPr>
-        <w:t xml:space="preserve">        else if (</w:t>
-      </w:r>
-      <w:proofErr w:type="spellStart"/>
-      <w:r>
-        <w:rPr>
-          <w:sz w:val="24"/>
-          <w:szCs w:val="24"/>
-        </w:rPr>
-        <w:t>isdigit</w:t>
-      </w:r>
-      <w:proofErr w:type="spellEnd"/>
-      <w:r>
-        <w:rPr>
-          <w:sz w:val="24"/>
-          <w:szCs w:val="24"/>
-        </w:rPr>
-        <w:t>(input[</w:t>
-      </w:r>
-      <w:proofErr w:type="spellStart"/>
-      <w:r>
-        <w:rPr>
-          <w:sz w:val="24"/>
-          <w:szCs w:val="24"/>
-        </w:rPr>
-        <w:t>i</w:t>
-      </w:r>
-      <w:proofErr w:type="spellEnd"/>
-      <w:r>
-        <w:rPr>
-          <w:sz w:val="24"/>
-          <w:szCs w:val="24"/>
-        </w:rPr>
-        <w:t>]))</w:t>
+        <w:t xml:space="preserve">        /* Special Symbols */</w:t>
+      </w:r>
+    </w:p>
+    <w:p>
+      <w:pPr>
+        <w:rPr>
+          <w:sz w:val="24"/>
+          <w:szCs w:val="24"/>
+        </w:rPr>
+      </w:pPr>
+      <w:r>
+        <w:rPr>
+          <w:sz w:val="24"/>
+          <w:szCs w:val="24"/>
+        </w:rPr>
+        <w:t xml:space="preserve">        else if (input[</w:t>
+      </w:r>
+      <w:proofErr w:type="spellStart"/>
+      <w:r>
+        <w:rPr>
+          <w:sz w:val="24"/>
+          <w:szCs w:val="24"/>
+        </w:rPr>
+        <w:t>i</w:t>
+      </w:r>
+      <w:proofErr w:type="spellEnd"/>
+      <w:r>
+        <w:rPr>
+          <w:sz w:val="24"/>
+          <w:szCs w:val="24"/>
+        </w:rPr>
+        <w:t>] == '(' || input[</w:t>
+      </w:r>
+      <w:proofErr w:type="spellStart"/>
+      <w:r>
+        <w:rPr>
+          <w:sz w:val="24"/>
+          <w:szCs w:val="24"/>
+        </w:rPr>
+        <w:t>i</w:t>
+      </w:r>
+      <w:proofErr w:type="spellEnd"/>
+      <w:r>
+        <w:rPr>
+          <w:sz w:val="24"/>
+          <w:szCs w:val="24"/>
+        </w:rPr>
+        <w:t>] == ')' ||</w:t>
+      </w:r>
+    </w:p>
+    <w:p>
+      <w:pPr>
+        <w:rPr>
+          <w:sz w:val="24"/>
+          <w:szCs w:val="24"/>
+        </w:rPr>
+      </w:pPr>
+      <w:r>
+        <w:rPr>
+          <w:sz w:val="24"/>
+          <w:szCs w:val="24"/>
+        </w:rPr>
+        <w:t xml:space="preserve">                 input[</w:t>
+      </w:r>
+      <w:proofErr w:type="spellStart"/>
+      <w:r>
+        <w:rPr>
+          <w:sz w:val="24"/>
+          <w:szCs w:val="24"/>
+        </w:rPr>
+        <w:t>i</w:t>
+      </w:r>
+      <w:proofErr w:type="spellEnd"/>
+      <w:r>
+        <w:rPr>
+          <w:sz w:val="24"/>
+          <w:szCs w:val="24"/>
+        </w:rPr>
+        <w:t>] == '{' || input[</w:t>
+      </w:r>
+      <w:proofErr w:type="spellStart"/>
+      <w:r>
+        <w:rPr>
+          <w:sz w:val="24"/>
+          <w:szCs w:val="24"/>
+        </w:rPr>
+        <w:t>i</w:t>
+      </w:r>
+      <w:proofErr w:type="spellEnd"/>
+      <w:r>
+        <w:rPr>
+          <w:sz w:val="24"/>
+          <w:szCs w:val="24"/>
+        </w:rPr>
+        <w:t>] == '}' ||</w:t>
+      </w:r>
+    </w:p>
+    <w:p>
+      <w:pPr>
+        <w:rPr>
+          <w:sz w:val="24"/>
+          <w:szCs w:val="24"/>
+        </w:rPr>
+      </w:pPr>
+      <w:r>
+        <w:rPr>
+          <w:sz w:val="24"/>
+          <w:szCs w:val="24"/>
+        </w:rPr>
+        <w:t xml:space="preserve">                 input[</w:t>
+      </w:r>
+      <w:proofErr w:type="spellStart"/>
+      <w:r>
+        <w:rPr>
+          <w:sz w:val="24"/>
+          <w:szCs w:val="24"/>
+        </w:rPr>
+        <w:t>i</w:t>
+      </w:r>
+      <w:proofErr w:type="spellEnd"/>
+      <w:r>
+        <w:rPr>
+          <w:sz w:val="24"/>
+          <w:szCs w:val="24"/>
+        </w:rPr>
+        <w:t>] == '[' || input[</w:t>
+      </w:r>
+      <w:proofErr w:type="spellStart"/>
+      <w:r>
+        <w:rPr>
+          <w:sz w:val="24"/>
+          <w:szCs w:val="24"/>
+        </w:rPr>
+        <w:t>i</w:t>
+      </w:r>
+      <w:proofErr w:type="spellEnd"/>
+      <w:r>
+        <w:rPr>
+          <w:sz w:val="24"/>
+          <w:szCs w:val="24"/>
+        </w:rPr>
+        <w:t>] == ']' ||</w:t>
+      </w:r>
+    </w:p>
+    <w:p>
+      <w:pPr>
+        <w:rPr>
+          <w:sz w:val="24"/>
+          <w:szCs w:val="24"/>
+        </w:rPr>
+      </w:pPr>
+      <w:r>
+        <w:rPr>
+          <w:sz w:val="24"/>
+          <w:szCs w:val="24"/>
+        </w:rPr>
+        <w:t xml:space="preserve">                 input[</w:t>
+      </w:r>
+      <w:proofErr w:type="spellStart"/>
+      <w:r>
+        <w:rPr>
+          <w:sz w:val="24"/>
+          <w:szCs w:val="24"/>
+        </w:rPr>
+        <w:t>i</w:t>
+      </w:r>
+      <w:proofErr w:type="spellEnd"/>
+      <w:r>
+        <w:rPr>
+          <w:sz w:val="24"/>
+          <w:szCs w:val="24"/>
+        </w:rPr>
+        <w:t>] == ';' || input[</w:t>
+      </w:r>
+      <w:proofErr w:type="spellStart"/>
+      <w:r>
+        <w:rPr>
+          <w:sz w:val="24"/>
+          <w:szCs w:val="24"/>
+        </w:rPr>
+        <w:t>i</w:t>
+      </w:r>
+      <w:proofErr w:type="spellEnd"/>
+      <w:r>
+        <w:rPr>
+          <w:sz w:val="24"/>
+          <w:szCs w:val="24"/>
+        </w:rPr>
+        <w:t>] == ',')</w:t>
       </w:r>
     </w:p>
     <w:p>
@@ -4203,15 +5699,24 @@
           <w:sz w:val="24"/>
           <w:szCs w:val="24"/>
         </w:rPr>
-        <w:t xml:space="preserve">            char </w:t>
-      </w:r>
+        <w:t xml:space="preserve">            </w:t>
+      </w:r>
+      <w:proofErr w:type="spellStart"/>
       <w:proofErr w:type="gramStart"/>
       <w:r>
         <w:rPr>
           <w:sz w:val="24"/>
           <w:szCs w:val="24"/>
         </w:rPr>
-        <w:t>number[</w:t>
+        <w:t>printf</w:t>
+      </w:r>
+      <w:proofErr w:type="spellEnd"/>
+      <w:r>
+        <w:rPr>
+          <w:sz w:val="24"/>
+          <w:szCs w:val="24"/>
+        </w:rPr>
+        <w:t>(</w:t>
       </w:r>
       <w:proofErr w:type="gramEnd"/>
       <w:r>
@@ -4219,203 +5724,40 @@
           <w:sz w:val="24"/>
           <w:szCs w:val="24"/>
         </w:rPr>
-        <w:t>50];</w:t>
-      </w:r>
-    </w:p>
-    <w:p>
-      <w:pPr>
-        <w:rPr>
-          <w:sz w:val="24"/>
-          <w:szCs w:val="24"/>
-        </w:rPr>
-      </w:pPr>
-      <w:r>
-        <w:rPr>
-          <w:sz w:val="24"/>
-          <w:szCs w:val="24"/>
-        </w:rPr>
-        <w:t xml:space="preserve">            int j = 0;</w:t>
-      </w:r>
-    </w:p>
-    <w:p>
-      <w:pPr>
-        <w:rPr>
-          <w:sz w:val="24"/>
-          <w:szCs w:val="24"/>
-        </w:rPr>
-      </w:pPr>
-    </w:p>
-    <w:p>
-      <w:pPr>
-        <w:rPr>
-          <w:sz w:val="24"/>
-          <w:szCs w:val="24"/>
-        </w:rPr>
-      </w:pPr>
-      <w:r>
-        <w:rPr>
-          <w:sz w:val="24"/>
-          <w:szCs w:val="24"/>
-        </w:rPr>
-        <w:t xml:space="preserve">            while (</w:t>
-      </w:r>
-      <w:proofErr w:type="spellStart"/>
-      <w:r>
-        <w:rPr>
-          <w:sz w:val="24"/>
-          <w:szCs w:val="24"/>
-        </w:rPr>
-        <w:t>isdigit</w:t>
-      </w:r>
-      <w:proofErr w:type="spellEnd"/>
-      <w:r>
-        <w:rPr>
-          <w:sz w:val="24"/>
-          <w:szCs w:val="24"/>
-        </w:rPr>
-        <w:t>(input[</w:t>
-      </w:r>
-      <w:proofErr w:type="spellStart"/>
-      <w:r>
-        <w:rPr>
-          <w:sz w:val="24"/>
-          <w:szCs w:val="24"/>
-        </w:rPr>
-        <w:t>i</w:t>
-      </w:r>
-      <w:proofErr w:type="spellEnd"/>
-      <w:r>
-        <w:rPr>
-          <w:sz w:val="24"/>
-          <w:szCs w:val="24"/>
-        </w:rPr>
-        <w:t>]) || input[</w:t>
-      </w:r>
-      <w:proofErr w:type="spellStart"/>
-      <w:r>
-        <w:rPr>
-          <w:sz w:val="24"/>
-          <w:szCs w:val="24"/>
-        </w:rPr>
-        <w:t>i</w:t>
-      </w:r>
-      <w:proofErr w:type="spellEnd"/>
-      <w:r>
-        <w:rPr>
-          <w:sz w:val="24"/>
-          <w:szCs w:val="24"/>
-        </w:rPr>
-        <w:t>] == '.')</w:t>
-      </w:r>
-    </w:p>
-    <w:p>
-      <w:pPr>
-        <w:rPr>
-          <w:sz w:val="24"/>
-          <w:szCs w:val="24"/>
-        </w:rPr>
-      </w:pPr>
-      <w:r>
-        <w:rPr>
-          <w:sz w:val="24"/>
-          <w:szCs w:val="24"/>
-        </w:rPr>
-        <w:lastRenderedPageBreak/>
-        <w:t xml:space="preserve">            {</w:t>
-      </w:r>
-    </w:p>
-    <w:p>
-      <w:pPr>
-        <w:rPr>
-          <w:sz w:val="24"/>
-          <w:szCs w:val="24"/>
-        </w:rPr>
-      </w:pPr>
-      <w:r>
-        <w:rPr>
-          <w:sz w:val="24"/>
-          <w:szCs w:val="24"/>
-        </w:rPr>
-        <w:t xml:space="preserve">                number[</w:t>
-      </w:r>
-      <w:proofErr w:type="spellStart"/>
-      <w:r>
-        <w:rPr>
-          <w:sz w:val="24"/>
-          <w:szCs w:val="24"/>
-        </w:rPr>
-        <w:t>j++</w:t>
-      </w:r>
-      <w:proofErr w:type="spellEnd"/>
-      <w:r>
-        <w:rPr>
-          <w:sz w:val="24"/>
-          <w:szCs w:val="24"/>
-        </w:rPr>
-        <w:t>] = input[</w:t>
-      </w:r>
-      <w:proofErr w:type="spellStart"/>
-      <w:r>
-        <w:rPr>
-          <w:sz w:val="24"/>
-          <w:szCs w:val="24"/>
-        </w:rPr>
-        <w:t>i</w:t>
-      </w:r>
-      <w:proofErr w:type="spellEnd"/>
-      <w:r>
-        <w:rPr>
-          <w:sz w:val="24"/>
-          <w:szCs w:val="24"/>
-        </w:rPr>
-        <w:t>++];</w:t>
-      </w:r>
-    </w:p>
-    <w:p>
-      <w:pPr>
-        <w:rPr>
-          <w:sz w:val="24"/>
-          <w:szCs w:val="24"/>
-        </w:rPr>
-      </w:pPr>
-      <w:r>
-        <w:rPr>
-          <w:sz w:val="24"/>
-          <w:szCs w:val="24"/>
-        </w:rPr>
-        <w:t xml:space="preserve">            }</w:t>
-      </w:r>
-    </w:p>
-    <w:p>
-      <w:pPr>
-        <w:rPr>
-          <w:sz w:val="24"/>
-          <w:szCs w:val="24"/>
-        </w:rPr>
-      </w:pPr>
-    </w:p>
-    <w:p>
-      <w:pPr>
-        <w:rPr>
-          <w:sz w:val="24"/>
-          <w:szCs w:val="24"/>
-        </w:rPr>
-      </w:pPr>
-      <w:r>
-        <w:rPr>
-          <w:sz w:val="24"/>
-          <w:szCs w:val="24"/>
-        </w:rPr>
-        <w:t xml:space="preserve">            number[j] = '\0';</w:t>
-      </w:r>
-    </w:p>
-    <w:p>
-      <w:pPr>
-        <w:rPr>
-          <w:sz w:val="24"/>
-          <w:szCs w:val="24"/>
-        </w:rPr>
-      </w:pPr>
+        <w:t>"%c\t\</w:t>
+      </w:r>
+      <w:proofErr w:type="spellStart"/>
+      <w:r>
+        <w:rPr>
+          <w:sz w:val="24"/>
+          <w:szCs w:val="24"/>
+        </w:rPr>
+        <w:t>tSpecial</w:t>
+      </w:r>
+      <w:proofErr w:type="spellEnd"/>
+      <w:r>
+        <w:rPr>
+          <w:sz w:val="24"/>
+          <w:szCs w:val="24"/>
+        </w:rPr>
+        <w:t xml:space="preserve"> Symbol\n", input[</w:t>
+      </w:r>
+      <w:proofErr w:type="spellStart"/>
+      <w:r>
+        <w:rPr>
+          <w:sz w:val="24"/>
+          <w:szCs w:val="24"/>
+        </w:rPr>
+        <w:t>i</w:t>
+      </w:r>
+      <w:proofErr w:type="spellEnd"/>
+      <w:r>
+        <w:rPr>
+          <w:sz w:val="24"/>
+          <w:szCs w:val="24"/>
+        </w:rPr>
+        <w:t>]);</w:t>
+      </w:r>
     </w:p>
     <w:p>
       <w:pPr>
@@ -4432,6 +5774,105 @@
         <w:t xml:space="preserve">            </w:t>
       </w:r>
       <w:proofErr w:type="spellStart"/>
+      <w:r>
+        <w:rPr>
+          <w:sz w:val="24"/>
+          <w:szCs w:val="24"/>
+        </w:rPr>
+        <w:t>i</w:t>
+      </w:r>
+      <w:proofErr w:type="spellEnd"/>
+      <w:r>
+        <w:rPr>
+          <w:sz w:val="24"/>
+          <w:szCs w:val="24"/>
+        </w:rPr>
+        <w:t>++;</w:t>
+      </w:r>
+    </w:p>
+    <w:p>
+      <w:pPr>
+        <w:rPr>
+          <w:sz w:val="24"/>
+          <w:szCs w:val="24"/>
+        </w:rPr>
+      </w:pPr>
+      <w:r>
+        <w:rPr>
+          <w:sz w:val="24"/>
+          <w:szCs w:val="24"/>
+        </w:rPr>
+        <w:t xml:space="preserve">        }</w:t>
+      </w:r>
+    </w:p>
+    <w:p>
+      <w:pPr>
+        <w:rPr>
+          <w:sz w:val="24"/>
+          <w:szCs w:val="24"/>
+        </w:rPr>
+      </w:pPr>
+    </w:p>
+    <w:p>
+      <w:pPr>
+        <w:rPr>
+          <w:sz w:val="24"/>
+          <w:szCs w:val="24"/>
+        </w:rPr>
+      </w:pPr>
+      <w:r>
+        <w:rPr>
+          <w:sz w:val="24"/>
+          <w:szCs w:val="24"/>
+        </w:rPr>
+        <w:t xml:space="preserve">        /* Unknown Symbol */</w:t>
+      </w:r>
+    </w:p>
+    <w:p>
+      <w:pPr>
+        <w:rPr>
+          <w:sz w:val="24"/>
+          <w:szCs w:val="24"/>
+        </w:rPr>
+      </w:pPr>
+      <w:r>
+        <w:rPr>
+          <w:sz w:val="24"/>
+          <w:szCs w:val="24"/>
+        </w:rPr>
+        <w:t xml:space="preserve">        else</w:t>
+      </w:r>
+    </w:p>
+    <w:p>
+      <w:pPr>
+        <w:rPr>
+          <w:sz w:val="24"/>
+          <w:szCs w:val="24"/>
+        </w:rPr>
+      </w:pPr>
+      <w:r>
+        <w:rPr>
+          <w:sz w:val="24"/>
+          <w:szCs w:val="24"/>
+        </w:rPr>
+        <w:t xml:space="preserve">        {</w:t>
+      </w:r>
+    </w:p>
+    <w:p>
+      <w:pPr>
+        <w:rPr>
+          <w:sz w:val="24"/>
+          <w:szCs w:val="24"/>
+        </w:rPr>
+      </w:pPr>
+      <w:r>
+        <w:rPr>
+          <w:sz w:val="24"/>
+          <w:szCs w:val="24"/>
+        </w:rPr>
+        <w:t xml:space="preserve">            </w:t>
+      </w:r>
+      <w:proofErr w:type="spellStart"/>
       <w:proofErr w:type="gramStart"/>
       <w:r>
         <w:rPr>
@@ -4454,23 +5895,70 @@
           <w:sz w:val="24"/>
           <w:szCs w:val="24"/>
         </w:rPr>
-        <w:t>"%s\t\</w:t>
-      </w:r>
-      <w:proofErr w:type="spellStart"/>
-      <w:r>
-        <w:rPr>
-          <w:sz w:val="24"/>
-          <w:szCs w:val="24"/>
-        </w:rPr>
-        <w:t>tConstant</w:t>
-      </w:r>
-      <w:proofErr w:type="spellEnd"/>
-      <w:r>
-        <w:rPr>
-          <w:sz w:val="24"/>
-          <w:szCs w:val="24"/>
-        </w:rPr>
-        <w:t>\n", number);</w:t>
+        <w:t>"%c\t\</w:t>
+      </w:r>
+      <w:proofErr w:type="spellStart"/>
+      <w:r>
+        <w:rPr>
+          <w:sz w:val="24"/>
+          <w:szCs w:val="24"/>
+        </w:rPr>
+        <w:t>tUnknown</w:t>
+      </w:r>
+      <w:proofErr w:type="spellEnd"/>
+      <w:r>
+        <w:rPr>
+          <w:sz w:val="24"/>
+          <w:szCs w:val="24"/>
+        </w:rPr>
+        <w:t xml:space="preserve"> Symbol\n", input[</w:t>
+      </w:r>
+      <w:proofErr w:type="spellStart"/>
+      <w:r>
+        <w:rPr>
+          <w:sz w:val="24"/>
+          <w:szCs w:val="24"/>
+        </w:rPr>
+        <w:t>i</w:t>
+      </w:r>
+      <w:proofErr w:type="spellEnd"/>
+      <w:r>
+        <w:rPr>
+          <w:sz w:val="24"/>
+          <w:szCs w:val="24"/>
+        </w:rPr>
+        <w:t>]);</w:t>
+      </w:r>
+    </w:p>
+    <w:p>
+      <w:pPr>
+        <w:rPr>
+          <w:sz w:val="24"/>
+          <w:szCs w:val="24"/>
+        </w:rPr>
+      </w:pPr>
+      <w:r>
+        <w:rPr>
+          <w:sz w:val="24"/>
+          <w:szCs w:val="24"/>
+        </w:rPr>
+        <w:t xml:space="preserve">            </w:t>
+      </w:r>
+      <w:proofErr w:type="spellStart"/>
+      <w:r>
+        <w:rPr>
+          <w:sz w:val="24"/>
+          <w:szCs w:val="24"/>
+        </w:rPr>
+        <w:t>i</w:t>
+      </w:r>
+      <w:proofErr w:type="spellEnd"/>
+      <w:r>
+        <w:rPr>
+          <w:sz w:val="24"/>
+          <w:szCs w:val="24"/>
+        </w:rPr>
+        <w:t>++;</w:t>
       </w:r>
     </w:p>
     <w:p>
@@ -4495,1482 +5983,6 @@
           <w:szCs w:val="24"/>
         </w:rPr>
       </w:pPr>
-    </w:p>
-    <w:p>
-      <w:pPr>
-        <w:rPr>
-          <w:sz w:val="24"/>
-          <w:szCs w:val="24"/>
-        </w:rPr>
-      </w:pPr>
-      <w:r>
-        <w:rPr>
-          <w:sz w:val="24"/>
-          <w:szCs w:val="24"/>
-        </w:rPr>
-        <w:t xml:space="preserve">        /* Arithmetic Operators */</w:t>
-      </w:r>
-    </w:p>
-    <w:p>
-      <w:pPr>
-        <w:rPr>
-          <w:sz w:val="24"/>
-          <w:szCs w:val="24"/>
-        </w:rPr>
-      </w:pPr>
-      <w:r>
-        <w:rPr>
-          <w:sz w:val="24"/>
-          <w:szCs w:val="24"/>
-        </w:rPr>
-        <w:t xml:space="preserve">        else if (input[</w:t>
-      </w:r>
-      <w:proofErr w:type="spellStart"/>
-      <w:r>
-        <w:rPr>
-          <w:sz w:val="24"/>
-          <w:szCs w:val="24"/>
-        </w:rPr>
-        <w:t>i</w:t>
-      </w:r>
-      <w:proofErr w:type="spellEnd"/>
-      <w:r>
-        <w:rPr>
-          <w:sz w:val="24"/>
-          <w:szCs w:val="24"/>
-        </w:rPr>
-        <w:t>] == '+' || input[</w:t>
-      </w:r>
-      <w:proofErr w:type="spellStart"/>
-      <w:r>
-        <w:rPr>
-          <w:sz w:val="24"/>
-          <w:szCs w:val="24"/>
-        </w:rPr>
-        <w:t>i</w:t>
-      </w:r>
-      <w:proofErr w:type="spellEnd"/>
-      <w:r>
-        <w:rPr>
-          <w:sz w:val="24"/>
-          <w:szCs w:val="24"/>
-        </w:rPr>
-        <w:t>] == '-' ||</w:t>
-      </w:r>
-    </w:p>
-    <w:p>
-      <w:pPr>
-        <w:rPr>
-          <w:sz w:val="24"/>
-          <w:szCs w:val="24"/>
-        </w:rPr>
-      </w:pPr>
-      <w:r>
-        <w:rPr>
-          <w:sz w:val="24"/>
-          <w:szCs w:val="24"/>
-        </w:rPr>
-        <w:t xml:space="preserve">                 input[</w:t>
-      </w:r>
-      <w:proofErr w:type="spellStart"/>
-      <w:r>
-        <w:rPr>
-          <w:sz w:val="24"/>
-          <w:szCs w:val="24"/>
-        </w:rPr>
-        <w:t>i</w:t>
-      </w:r>
-      <w:proofErr w:type="spellEnd"/>
-      <w:r>
-        <w:rPr>
-          <w:sz w:val="24"/>
-          <w:szCs w:val="24"/>
-        </w:rPr>
-        <w:t>] == '*' || input[</w:t>
-      </w:r>
-      <w:proofErr w:type="spellStart"/>
-      <w:r>
-        <w:rPr>
-          <w:sz w:val="24"/>
-          <w:szCs w:val="24"/>
-        </w:rPr>
-        <w:t>i</w:t>
-      </w:r>
-      <w:proofErr w:type="spellEnd"/>
-      <w:r>
-        <w:rPr>
-          <w:sz w:val="24"/>
-          <w:szCs w:val="24"/>
-        </w:rPr>
-        <w:t>] == '/' ||</w:t>
-      </w:r>
-    </w:p>
-    <w:p>
-      <w:pPr>
-        <w:rPr>
-          <w:sz w:val="24"/>
-          <w:szCs w:val="24"/>
-        </w:rPr>
-      </w:pPr>
-      <w:r>
-        <w:rPr>
-          <w:sz w:val="24"/>
-          <w:szCs w:val="24"/>
-        </w:rPr>
-        <w:t xml:space="preserve">                 input[</w:t>
-      </w:r>
-      <w:proofErr w:type="spellStart"/>
-      <w:r>
-        <w:rPr>
-          <w:sz w:val="24"/>
-          <w:szCs w:val="24"/>
-        </w:rPr>
-        <w:t>i</w:t>
-      </w:r>
-      <w:proofErr w:type="spellEnd"/>
-      <w:r>
-        <w:rPr>
-          <w:sz w:val="24"/>
-          <w:szCs w:val="24"/>
-        </w:rPr>
-        <w:t>] == '%')</w:t>
-      </w:r>
-    </w:p>
-    <w:p>
-      <w:pPr>
-        <w:rPr>
-          <w:sz w:val="24"/>
-          <w:szCs w:val="24"/>
-        </w:rPr>
-      </w:pPr>
-      <w:r>
-        <w:rPr>
-          <w:sz w:val="24"/>
-          <w:szCs w:val="24"/>
-        </w:rPr>
-        <w:t xml:space="preserve">        {</w:t>
-      </w:r>
-    </w:p>
-    <w:p>
-      <w:pPr>
-        <w:rPr>
-          <w:sz w:val="24"/>
-          <w:szCs w:val="24"/>
-        </w:rPr>
-      </w:pPr>
-      <w:r>
-        <w:rPr>
-          <w:sz w:val="24"/>
-          <w:szCs w:val="24"/>
-        </w:rPr>
-        <w:t xml:space="preserve">            </w:t>
-      </w:r>
-      <w:proofErr w:type="spellStart"/>
-      <w:proofErr w:type="gramStart"/>
-      <w:r>
-        <w:rPr>
-          <w:sz w:val="24"/>
-          <w:szCs w:val="24"/>
-        </w:rPr>
-        <w:t>printf</w:t>
-      </w:r>
-      <w:proofErr w:type="spellEnd"/>
-      <w:r>
-        <w:rPr>
-          <w:sz w:val="24"/>
-          <w:szCs w:val="24"/>
-        </w:rPr>
-        <w:t>(</w:t>
-      </w:r>
-      <w:proofErr w:type="gramEnd"/>
-      <w:r>
-        <w:rPr>
-          <w:sz w:val="24"/>
-          <w:szCs w:val="24"/>
-        </w:rPr>
-        <w:t>"%c\t\</w:t>
-      </w:r>
-      <w:proofErr w:type="spellStart"/>
-      <w:r>
-        <w:rPr>
-          <w:sz w:val="24"/>
-          <w:szCs w:val="24"/>
-        </w:rPr>
-        <w:t>tArithmetic</w:t>
-      </w:r>
-      <w:proofErr w:type="spellEnd"/>
-      <w:r>
-        <w:rPr>
-          <w:sz w:val="24"/>
-          <w:szCs w:val="24"/>
-        </w:rPr>
-        <w:t xml:space="preserve"> Operator\n", input[</w:t>
-      </w:r>
-      <w:proofErr w:type="spellStart"/>
-      <w:r>
-        <w:rPr>
-          <w:sz w:val="24"/>
-          <w:szCs w:val="24"/>
-        </w:rPr>
-        <w:t>i</w:t>
-      </w:r>
-      <w:proofErr w:type="spellEnd"/>
-      <w:r>
-        <w:rPr>
-          <w:sz w:val="24"/>
-          <w:szCs w:val="24"/>
-        </w:rPr>
-        <w:t>]);</w:t>
-      </w:r>
-    </w:p>
-    <w:p>
-      <w:pPr>
-        <w:rPr>
-          <w:sz w:val="24"/>
-          <w:szCs w:val="24"/>
-        </w:rPr>
-      </w:pPr>
-      <w:r>
-        <w:rPr>
-          <w:sz w:val="24"/>
-          <w:szCs w:val="24"/>
-        </w:rPr>
-        <w:t xml:space="preserve">            </w:t>
-      </w:r>
-      <w:proofErr w:type="spellStart"/>
-      <w:r>
-        <w:rPr>
-          <w:sz w:val="24"/>
-          <w:szCs w:val="24"/>
-        </w:rPr>
-        <w:t>i</w:t>
-      </w:r>
-      <w:proofErr w:type="spellEnd"/>
-      <w:r>
-        <w:rPr>
-          <w:sz w:val="24"/>
-          <w:szCs w:val="24"/>
-        </w:rPr>
-        <w:t>++;</w:t>
-      </w:r>
-    </w:p>
-    <w:p>
-      <w:pPr>
-        <w:rPr>
-          <w:sz w:val="24"/>
-          <w:szCs w:val="24"/>
-        </w:rPr>
-      </w:pPr>
-      <w:r>
-        <w:rPr>
-          <w:sz w:val="24"/>
-          <w:szCs w:val="24"/>
-        </w:rPr>
-        <w:t xml:space="preserve">        }</w:t>
-      </w:r>
-    </w:p>
-    <w:p>
-      <w:pPr>
-        <w:rPr>
-          <w:sz w:val="24"/>
-          <w:szCs w:val="24"/>
-        </w:rPr>
-      </w:pPr>
-    </w:p>
-    <w:p>
-      <w:pPr>
-        <w:rPr>
-          <w:sz w:val="24"/>
-          <w:szCs w:val="24"/>
-        </w:rPr>
-      </w:pPr>
-      <w:r>
-        <w:rPr>
-          <w:sz w:val="24"/>
-          <w:szCs w:val="24"/>
-        </w:rPr>
-        <w:t xml:space="preserve">        /* Relational / Assignment Operators */</w:t>
-      </w:r>
-    </w:p>
-    <w:p>
-      <w:pPr>
-        <w:rPr>
-          <w:sz w:val="24"/>
-          <w:szCs w:val="24"/>
-        </w:rPr>
-      </w:pPr>
-      <w:r>
-        <w:rPr>
-          <w:sz w:val="24"/>
-          <w:szCs w:val="24"/>
-        </w:rPr>
-        <w:t xml:space="preserve">        else if (input[</w:t>
-      </w:r>
-      <w:proofErr w:type="spellStart"/>
-      <w:r>
-        <w:rPr>
-          <w:sz w:val="24"/>
-          <w:szCs w:val="24"/>
-        </w:rPr>
-        <w:t>i</w:t>
-      </w:r>
-      <w:proofErr w:type="spellEnd"/>
-      <w:r>
-        <w:rPr>
-          <w:sz w:val="24"/>
-          <w:szCs w:val="24"/>
-        </w:rPr>
-        <w:t>] == '=' || input[</w:t>
-      </w:r>
-      <w:proofErr w:type="spellStart"/>
-      <w:r>
-        <w:rPr>
-          <w:sz w:val="24"/>
-          <w:szCs w:val="24"/>
-        </w:rPr>
-        <w:t>i</w:t>
-      </w:r>
-      <w:proofErr w:type="spellEnd"/>
-      <w:r>
-        <w:rPr>
-          <w:sz w:val="24"/>
-          <w:szCs w:val="24"/>
-        </w:rPr>
-        <w:t>] == '&lt;' ||</w:t>
-      </w:r>
-    </w:p>
-    <w:p>
-      <w:pPr>
-        <w:rPr>
-          <w:sz w:val="24"/>
-          <w:szCs w:val="24"/>
-        </w:rPr>
-      </w:pPr>
-      <w:r>
-        <w:rPr>
-          <w:sz w:val="24"/>
-          <w:szCs w:val="24"/>
-        </w:rPr>
-        <w:t xml:space="preserve">                 input[</w:t>
-      </w:r>
-      <w:proofErr w:type="spellStart"/>
-      <w:r>
-        <w:rPr>
-          <w:sz w:val="24"/>
-          <w:szCs w:val="24"/>
-        </w:rPr>
-        <w:t>i</w:t>
-      </w:r>
-      <w:proofErr w:type="spellEnd"/>
-      <w:r>
-        <w:rPr>
-          <w:sz w:val="24"/>
-          <w:szCs w:val="24"/>
-        </w:rPr>
-        <w:t>] == '&gt;' || input[</w:t>
-      </w:r>
-      <w:proofErr w:type="spellStart"/>
-      <w:r>
-        <w:rPr>
-          <w:sz w:val="24"/>
-          <w:szCs w:val="24"/>
-        </w:rPr>
-        <w:t>i</w:t>
-      </w:r>
-      <w:proofErr w:type="spellEnd"/>
-      <w:r>
-        <w:rPr>
-          <w:sz w:val="24"/>
-          <w:szCs w:val="24"/>
-        </w:rPr>
-        <w:t>] == '!')</w:t>
-      </w:r>
-    </w:p>
-    <w:p>
-      <w:pPr>
-        <w:rPr>
-          <w:sz w:val="24"/>
-          <w:szCs w:val="24"/>
-        </w:rPr>
-      </w:pPr>
-      <w:r>
-        <w:rPr>
-          <w:sz w:val="24"/>
-          <w:szCs w:val="24"/>
-        </w:rPr>
-        <w:t xml:space="preserve">        {</w:t>
-      </w:r>
-    </w:p>
-    <w:p>
-      <w:pPr>
-        <w:rPr>
-          <w:sz w:val="24"/>
-          <w:szCs w:val="24"/>
-        </w:rPr>
-      </w:pPr>
-      <w:r>
-        <w:rPr>
-          <w:sz w:val="24"/>
-          <w:szCs w:val="24"/>
-        </w:rPr>
-        <w:t xml:space="preserve">            if (</w:t>
-      </w:r>
-      <w:proofErr w:type="gramStart"/>
-      <w:r>
-        <w:rPr>
-          <w:sz w:val="24"/>
-          <w:szCs w:val="24"/>
-        </w:rPr>
-        <w:t>input[</w:t>
-      </w:r>
-      <w:proofErr w:type="spellStart"/>
-      <w:proofErr w:type="gramEnd"/>
-      <w:r>
-        <w:rPr>
-          <w:sz w:val="24"/>
-          <w:szCs w:val="24"/>
-        </w:rPr>
-        <w:t>i</w:t>
-      </w:r>
-      <w:proofErr w:type="spellEnd"/>
-      <w:r>
-        <w:rPr>
-          <w:sz w:val="24"/>
-          <w:szCs w:val="24"/>
-        </w:rPr>
-        <w:t xml:space="preserve"> + 1] == '=')</w:t>
-      </w:r>
-    </w:p>
-    <w:p>
-      <w:pPr>
-        <w:rPr>
-          <w:sz w:val="24"/>
-          <w:szCs w:val="24"/>
-        </w:rPr>
-      </w:pPr>
-      <w:r>
-        <w:rPr>
-          <w:sz w:val="24"/>
-          <w:szCs w:val="24"/>
-        </w:rPr>
-        <w:t xml:space="preserve">            {</w:t>
-      </w:r>
-    </w:p>
-    <w:p>
-      <w:pPr>
-        <w:rPr>
-          <w:sz w:val="24"/>
-          <w:szCs w:val="24"/>
-        </w:rPr>
-      </w:pPr>
-      <w:r>
-        <w:rPr>
-          <w:sz w:val="24"/>
-          <w:szCs w:val="24"/>
-        </w:rPr>
-        <w:t xml:space="preserve">                </w:t>
-      </w:r>
-      <w:proofErr w:type="spellStart"/>
-      <w:proofErr w:type="gramStart"/>
-      <w:r>
-        <w:rPr>
-          <w:sz w:val="24"/>
-          <w:szCs w:val="24"/>
-        </w:rPr>
-        <w:t>printf</w:t>
-      </w:r>
-      <w:proofErr w:type="spellEnd"/>
-      <w:r>
-        <w:rPr>
-          <w:sz w:val="24"/>
-          <w:szCs w:val="24"/>
-        </w:rPr>
-        <w:t>(</w:t>
-      </w:r>
-      <w:proofErr w:type="gramEnd"/>
-      <w:r>
-        <w:rPr>
-          <w:sz w:val="24"/>
-          <w:szCs w:val="24"/>
-        </w:rPr>
-        <w:t>"%</w:t>
-      </w:r>
-      <w:proofErr w:type="spellStart"/>
-      <w:r>
-        <w:rPr>
-          <w:sz w:val="24"/>
-          <w:szCs w:val="24"/>
-        </w:rPr>
-        <w:t>c%c</w:t>
-      </w:r>
-      <w:proofErr w:type="spellEnd"/>
-      <w:r>
-        <w:rPr>
-          <w:sz w:val="24"/>
-          <w:szCs w:val="24"/>
-        </w:rPr>
-        <w:t>\t\</w:t>
-      </w:r>
-      <w:proofErr w:type="spellStart"/>
-      <w:r>
-        <w:rPr>
-          <w:sz w:val="24"/>
-          <w:szCs w:val="24"/>
-        </w:rPr>
-        <w:t>tRelational</w:t>
-      </w:r>
-      <w:proofErr w:type="spellEnd"/>
-      <w:r>
-        <w:rPr>
-          <w:sz w:val="24"/>
-          <w:szCs w:val="24"/>
-        </w:rPr>
-        <w:t xml:space="preserve"> Operator\n",</w:t>
-      </w:r>
-    </w:p>
-    <w:p>
-      <w:pPr>
-        <w:rPr>
-          <w:sz w:val="24"/>
-          <w:szCs w:val="24"/>
-        </w:rPr>
-      </w:pPr>
-      <w:r>
-        <w:rPr>
-          <w:sz w:val="24"/>
-          <w:szCs w:val="24"/>
-        </w:rPr>
-        <w:t xml:space="preserve">                       input[</w:t>
-      </w:r>
-      <w:proofErr w:type="spellStart"/>
-      <w:r>
-        <w:rPr>
-          <w:sz w:val="24"/>
-          <w:szCs w:val="24"/>
-        </w:rPr>
-        <w:t>i</w:t>
-      </w:r>
-      <w:proofErr w:type="spellEnd"/>
-      <w:r>
-        <w:rPr>
-          <w:sz w:val="24"/>
-          <w:szCs w:val="24"/>
-        </w:rPr>
-        <w:t xml:space="preserve">], </w:t>
-      </w:r>
-      <w:proofErr w:type="gramStart"/>
-      <w:r>
-        <w:rPr>
-          <w:sz w:val="24"/>
-          <w:szCs w:val="24"/>
-        </w:rPr>
-        <w:t>input[</w:t>
-      </w:r>
-      <w:proofErr w:type="gramEnd"/>
-      <w:r>
-        <w:rPr>
-          <w:sz w:val="24"/>
-          <w:szCs w:val="24"/>
-        </w:rPr>
-        <w:t>i + 1]);</w:t>
-      </w:r>
-    </w:p>
-    <w:p>
-      <w:pPr>
-        <w:rPr>
-          <w:sz w:val="24"/>
-          <w:szCs w:val="24"/>
-        </w:rPr>
-      </w:pPr>
-      <w:r>
-        <w:rPr>
-          <w:sz w:val="24"/>
-          <w:szCs w:val="24"/>
-        </w:rPr>
-        <w:t xml:space="preserve">                </w:t>
-      </w:r>
-      <w:proofErr w:type="spellStart"/>
-      <w:r>
-        <w:rPr>
-          <w:sz w:val="24"/>
-          <w:szCs w:val="24"/>
-        </w:rPr>
-        <w:t>i</w:t>
-      </w:r>
-      <w:proofErr w:type="spellEnd"/>
-      <w:r>
-        <w:rPr>
-          <w:sz w:val="24"/>
-          <w:szCs w:val="24"/>
-        </w:rPr>
-        <w:t xml:space="preserve"> += 2;</w:t>
-      </w:r>
-    </w:p>
-    <w:p>
-      <w:pPr>
-        <w:rPr>
-          <w:sz w:val="24"/>
-          <w:szCs w:val="24"/>
-        </w:rPr>
-      </w:pPr>
-      <w:r>
-        <w:rPr>
-          <w:sz w:val="24"/>
-          <w:szCs w:val="24"/>
-        </w:rPr>
-        <w:t xml:space="preserve">            }</w:t>
-      </w:r>
-    </w:p>
-    <w:p>
-      <w:pPr>
-        <w:rPr>
-          <w:sz w:val="24"/>
-          <w:szCs w:val="24"/>
-        </w:rPr>
-      </w:pPr>
-      <w:r>
-        <w:rPr>
-          <w:sz w:val="24"/>
-          <w:szCs w:val="24"/>
-        </w:rPr>
-        <w:t xml:space="preserve">            else if (input[</w:t>
-      </w:r>
-      <w:proofErr w:type="spellStart"/>
-      <w:r>
-        <w:rPr>
-          <w:sz w:val="24"/>
-          <w:szCs w:val="24"/>
-        </w:rPr>
-        <w:t>i</w:t>
-      </w:r>
-      <w:proofErr w:type="spellEnd"/>
-      <w:r>
-        <w:rPr>
-          <w:sz w:val="24"/>
-          <w:szCs w:val="24"/>
-        </w:rPr>
-        <w:t>] == '=')</w:t>
-      </w:r>
-    </w:p>
-    <w:p>
-      <w:pPr>
-        <w:rPr>
-          <w:sz w:val="24"/>
-          <w:szCs w:val="24"/>
-        </w:rPr>
-      </w:pPr>
-      <w:r>
-        <w:rPr>
-          <w:sz w:val="24"/>
-          <w:szCs w:val="24"/>
-        </w:rPr>
-        <w:lastRenderedPageBreak/>
-        <w:t xml:space="preserve">            {</w:t>
-      </w:r>
-    </w:p>
-    <w:p>
-      <w:pPr>
-        <w:rPr>
-          <w:sz w:val="24"/>
-          <w:szCs w:val="24"/>
-        </w:rPr>
-      </w:pPr>
-      <w:r>
-        <w:rPr>
-          <w:sz w:val="24"/>
-          <w:szCs w:val="24"/>
-        </w:rPr>
-        <w:t xml:space="preserve">                </w:t>
-      </w:r>
-      <w:proofErr w:type="spellStart"/>
-      <w:proofErr w:type="gramStart"/>
-      <w:r>
-        <w:rPr>
-          <w:sz w:val="24"/>
-          <w:szCs w:val="24"/>
-        </w:rPr>
-        <w:t>printf</w:t>
-      </w:r>
-      <w:proofErr w:type="spellEnd"/>
-      <w:r>
-        <w:rPr>
-          <w:sz w:val="24"/>
-          <w:szCs w:val="24"/>
-        </w:rPr>
-        <w:t>(</w:t>
-      </w:r>
-      <w:proofErr w:type="gramEnd"/>
-      <w:r>
-        <w:rPr>
-          <w:sz w:val="24"/>
-          <w:szCs w:val="24"/>
-        </w:rPr>
-        <w:t>"%c\t\</w:t>
-      </w:r>
-      <w:proofErr w:type="spellStart"/>
-      <w:r>
-        <w:rPr>
-          <w:sz w:val="24"/>
-          <w:szCs w:val="24"/>
-        </w:rPr>
-        <w:t>tAssignment</w:t>
-      </w:r>
-      <w:proofErr w:type="spellEnd"/>
-      <w:r>
-        <w:rPr>
-          <w:sz w:val="24"/>
-          <w:szCs w:val="24"/>
-        </w:rPr>
-        <w:t xml:space="preserve"> Operator\n", input[</w:t>
-      </w:r>
-      <w:proofErr w:type="spellStart"/>
-      <w:r>
-        <w:rPr>
-          <w:sz w:val="24"/>
-          <w:szCs w:val="24"/>
-        </w:rPr>
-        <w:t>i</w:t>
-      </w:r>
-      <w:proofErr w:type="spellEnd"/>
-      <w:r>
-        <w:rPr>
-          <w:sz w:val="24"/>
-          <w:szCs w:val="24"/>
-        </w:rPr>
-        <w:t>]);</w:t>
-      </w:r>
-    </w:p>
-    <w:p>
-      <w:pPr>
-        <w:rPr>
-          <w:sz w:val="24"/>
-          <w:szCs w:val="24"/>
-        </w:rPr>
-      </w:pPr>
-      <w:r>
-        <w:rPr>
-          <w:sz w:val="24"/>
-          <w:szCs w:val="24"/>
-        </w:rPr>
-        <w:t xml:space="preserve">                </w:t>
-      </w:r>
-      <w:proofErr w:type="spellStart"/>
-      <w:r>
-        <w:rPr>
-          <w:sz w:val="24"/>
-          <w:szCs w:val="24"/>
-        </w:rPr>
-        <w:t>i</w:t>
-      </w:r>
-      <w:proofErr w:type="spellEnd"/>
-      <w:r>
-        <w:rPr>
-          <w:sz w:val="24"/>
-          <w:szCs w:val="24"/>
-        </w:rPr>
-        <w:t>++;</w:t>
-      </w:r>
-    </w:p>
-    <w:p>
-      <w:pPr>
-        <w:rPr>
-          <w:sz w:val="24"/>
-          <w:szCs w:val="24"/>
-        </w:rPr>
-      </w:pPr>
-      <w:r>
-        <w:rPr>
-          <w:sz w:val="24"/>
-          <w:szCs w:val="24"/>
-        </w:rPr>
-        <w:t xml:space="preserve">            }</w:t>
-      </w:r>
-    </w:p>
-    <w:p>
-      <w:pPr>
-        <w:rPr>
-          <w:sz w:val="24"/>
-          <w:szCs w:val="24"/>
-        </w:rPr>
-      </w:pPr>
-      <w:r>
-        <w:rPr>
-          <w:sz w:val="24"/>
-          <w:szCs w:val="24"/>
-        </w:rPr>
-        <w:t xml:space="preserve">            else</w:t>
-      </w:r>
-    </w:p>
-    <w:p>
-      <w:pPr>
-        <w:rPr>
-          <w:sz w:val="24"/>
-          <w:szCs w:val="24"/>
-        </w:rPr>
-      </w:pPr>
-      <w:r>
-        <w:rPr>
-          <w:sz w:val="24"/>
-          <w:szCs w:val="24"/>
-        </w:rPr>
-        <w:t xml:space="preserve">            {</w:t>
-      </w:r>
-    </w:p>
-    <w:p>
-      <w:pPr>
-        <w:rPr>
-          <w:sz w:val="24"/>
-          <w:szCs w:val="24"/>
-        </w:rPr>
-      </w:pPr>
-      <w:r>
-        <w:rPr>
-          <w:sz w:val="24"/>
-          <w:szCs w:val="24"/>
-        </w:rPr>
-        <w:t xml:space="preserve">                </w:t>
-      </w:r>
-      <w:proofErr w:type="spellStart"/>
-      <w:proofErr w:type="gramStart"/>
-      <w:r>
-        <w:rPr>
-          <w:sz w:val="24"/>
-          <w:szCs w:val="24"/>
-        </w:rPr>
-        <w:t>printf</w:t>
-      </w:r>
-      <w:proofErr w:type="spellEnd"/>
-      <w:r>
-        <w:rPr>
-          <w:sz w:val="24"/>
-          <w:szCs w:val="24"/>
-        </w:rPr>
-        <w:t>(</w:t>
-      </w:r>
-      <w:proofErr w:type="gramEnd"/>
-      <w:r>
-        <w:rPr>
-          <w:sz w:val="24"/>
-          <w:szCs w:val="24"/>
-        </w:rPr>
-        <w:t>"%c\t\</w:t>
-      </w:r>
-      <w:proofErr w:type="spellStart"/>
-      <w:r>
-        <w:rPr>
-          <w:sz w:val="24"/>
-          <w:szCs w:val="24"/>
-        </w:rPr>
-        <w:t>tRelational</w:t>
-      </w:r>
-      <w:proofErr w:type="spellEnd"/>
-      <w:r>
-        <w:rPr>
-          <w:sz w:val="24"/>
-          <w:szCs w:val="24"/>
-        </w:rPr>
-        <w:t xml:space="preserve"> Operator\n", input[</w:t>
-      </w:r>
-      <w:proofErr w:type="spellStart"/>
-      <w:r>
-        <w:rPr>
-          <w:sz w:val="24"/>
-          <w:szCs w:val="24"/>
-        </w:rPr>
-        <w:t>i</w:t>
-      </w:r>
-      <w:proofErr w:type="spellEnd"/>
-      <w:r>
-        <w:rPr>
-          <w:sz w:val="24"/>
-          <w:szCs w:val="24"/>
-        </w:rPr>
-        <w:t>]);</w:t>
-      </w:r>
-    </w:p>
-    <w:p>
-      <w:pPr>
-        <w:rPr>
-          <w:sz w:val="24"/>
-          <w:szCs w:val="24"/>
-        </w:rPr>
-      </w:pPr>
-      <w:r>
-        <w:rPr>
-          <w:sz w:val="24"/>
-          <w:szCs w:val="24"/>
-        </w:rPr>
-        <w:t xml:space="preserve">                </w:t>
-      </w:r>
-      <w:proofErr w:type="spellStart"/>
-      <w:r>
-        <w:rPr>
-          <w:sz w:val="24"/>
-          <w:szCs w:val="24"/>
-        </w:rPr>
-        <w:t>i</w:t>
-      </w:r>
-      <w:proofErr w:type="spellEnd"/>
-      <w:r>
-        <w:rPr>
-          <w:sz w:val="24"/>
-          <w:szCs w:val="24"/>
-        </w:rPr>
-        <w:t>++;</w:t>
-      </w:r>
-    </w:p>
-    <w:p>
-      <w:pPr>
-        <w:rPr>
-          <w:sz w:val="24"/>
-          <w:szCs w:val="24"/>
-        </w:rPr>
-      </w:pPr>
-      <w:r>
-        <w:rPr>
-          <w:sz w:val="24"/>
-          <w:szCs w:val="24"/>
-        </w:rPr>
-        <w:t xml:space="preserve">            }</w:t>
-      </w:r>
-    </w:p>
-    <w:p>
-      <w:pPr>
-        <w:rPr>
-          <w:sz w:val="24"/>
-          <w:szCs w:val="24"/>
-        </w:rPr>
-      </w:pPr>
-      <w:r>
-        <w:rPr>
-          <w:sz w:val="24"/>
-          <w:szCs w:val="24"/>
-        </w:rPr>
-        <w:t xml:space="preserve">        }</w:t>
-      </w:r>
-    </w:p>
-    <w:p>
-      <w:pPr>
-        <w:rPr>
-          <w:sz w:val="24"/>
-          <w:szCs w:val="24"/>
-        </w:rPr>
-      </w:pPr>
-    </w:p>
-    <w:p>
-      <w:pPr>
-        <w:rPr>
-          <w:sz w:val="24"/>
-          <w:szCs w:val="24"/>
-        </w:rPr>
-      </w:pPr>
-      <w:r>
-        <w:rPr>
-          <w:sz w:val="24"/>
-          <w:szCs w:val="24"/>
-        </w:rPr>
-        <w:t xml:space="preserve">        /* Special Symbols */</w:t>
-      </w:r>
-    </w:p>
-    <w:p>
-      <w:pPr>
-        <w:rPr>
-          <w:sz w:val="24"/>
-          <w:szCs w:val="24"/>
-        </w:rPr>
-      </w:pPr>
-      <w:r>
-        <w:rPr>
-          <w:sz w:val="24"/>
-          <w:szCs w:val="24"/>
-        </w:rPr>
-        <w:t xml:space="preserve">        else if (input[</w:t>
-      </w:r>
-      <w:proofErr w:type="spellStart"/>
-      <w:r>
-        <w:rPr>
-          <w:sz w:val="24"/>
-          <w:szCs w:val="24"/>
-        </w:rPr>
-        <w:t>i</w:t>
-      </w:r>
-      <w:proofErr w:type="spellEnd"/>
-      <w:r>
-        <w:rPr>
-          <w:sz w:val="24"/>
-          <w:szCs w:val="24"/>
-        </w:rPr>
-        <w:t>] == '(' || input[</w:t>
-      </w:r>
-      <w:proofErr w:type="spellStart"/>
-      <w:r>
-        <w:rPr>
-          <w:sz w:val="24"/>
-          <w:szCs w:val="24"/>
-        </w:rPr>
-        <w:t>i</w:t>
-      </w:r>
-      <w:proofErr w:type="spellEnd"/>
-      <w:r>
-        <w:rPr>
-          <w:sz w:val="24"/>
-          <w:szCs w:val="24"/>
-        </w:rPr>
-        <w:t>] == ')' ||</w:t>
-      </w:r>
-    </w:p>
-    <w:p>
-      <w:pPr>
-        <w:rPr>
-          <w:sz w:val="24"/>
-          <w:szCs w:val="24"/>
-        </w:rPr>
-      </w:pPr>
-      <w:r>
-        <w:rPr>
-          <w:sz w:val="24"/>
-          <w:szCs w:val="24"/>
-        </w:rPr>
-        <w:t xml:space="preserve">                 input[</w:t>
-      </w:r>
-      <w:proofErr w:type="spellStart"/>
-      <w:r>
-        <w:rPr>
-          <w:sz w:val="24"/>
-          <w:szCs w:val="24"/>
-        </w:rPr>
-        <w:t>i</w:t>
-      </w:r>
-      <w:proofErr w:type="spellEnd"/>
-      <w:r>
-        <w:rPr>
-          <w:sz w:val="24"/>
-          <w:szCs w:val="24"/>
-        </w:rPr>
-        <w:t>] == '{' || input[</w:t>
-      </w:r>
-      <w:proofErr w:type="spellStart"/>
-      <w:r>
-        <w:rPr>
-          <w:sz w:val="24"/>
-          <w:szCs w:val="24"/>
-        </w:rPr>
-        <w:t>i</w:t>
-      </w:r>
-      <w:proofErr w:type="spellEnd"/>
-      <w:r>
-        <w:rPr>
-          <w:sz w:val="24"/>
-          <w:szCs w:val="24"/>
-        </w:rPr>
-        <w:t>] == '}' ||</w:t>
-      </w:r>
-    </w:p>
-    <w:p>
-      <w:pPr>
-        <w:rPr>
-          <w:sz w:val="24"/>
-          <w:szCs w:val="24"/>
-        </w:rPr>
-      </w:pPr>
-      <w:r>
-        <w:rPr>
-          <w:sz w:val="24"/>
-          <w:szCs w:val="24"/>
-        </w:rPr>
-        <w:t xml:space="preserve">                 input[</w:t>
-      </w:r>
-      <w:proofErr w:type="spellStart"/>
-      <w:r>
-        <w:rPr>
-          <w:sz w:val="24"/>
-          <w:szCs w:val="24"/>
-        </w:rPr>
-        <w:t>i</w:t>
-      </w:r>
-      <w:proofErr w:type="spellEnd"/>
-      <w:r>
-        <w:rPr>
-          <w:sz w:val="24"/>
-          <w:szCs w:val="24"/>
-        </w:rPr>
-        <w:t>] == '[' || input[</w:t>
-      </w:r>
-      <w:proofErr w:type="spellStart"/>
-      <w:r>
-        <w:rPr>
-          <w:sz w:val="24"/>
-          <w:szCs w:val="24"/>
-        </w:rPr>
-        <w:t>i</w:t>
-      </w:r>
-      <w:proofErr w:type="spellEnd"/>
-      <w:r>
-        <w:rPr>
-          <w:sz w:val="24"/>
-          <w:szCs w:val="24"/>
-        </w:rPr>
-        <w:t>] == ']' ||</w:t>
-      </w:r>
-    </w:p>
-    <w:p>
-      <w:pPr>
-        <w:rPr>
-          <w:sz w:val="24"/>
-          <w:szCs w:val="24"/>
-        </w:rPr>
-      </w:pPr>
-      <w:r>
-        <w:rPr>
-          <w:sz w:val="24"/>
-          <w:szCs w:val="24"/>
-        </w:rPr>
-        <w:t xml:space="preserve">                 input[</w:t>
-      </w:r>
-      <w:proofErr w:type="spellStart"/>
-      <w:r>
-        <w:rPr>
-          <w:sz w:val="24"/>
-          <w:szCs w:val="24"/>
-        </w:rPr>
-        <w:t>i</w:t>
-      </w:r>
-      <w:proofErr w:type="spellEnd"/>
-      <w:r>
-        <w:rPr>
-          <w:sz w:val="24"/>
-          <w:szCs w:val="24"/>
-        </w:rPr>
-        <w:t>] == ';' || input[</w:t>
-      </w:r>
-      <w:proofErr w:type="spellStart"/>
-      <w:r>
-        <w:rPr>
-          <w:sz w:val="24"/>
-          <w:szCs w:val="24"/>
-        </w:rPr>
-        <w:t>i</w:t>
-      </w:r>
-      <w:proofErr w:type="spellEnd"/>
-      <w:r>
-        <w:rPr>
-          <w:sz w:val="24"/>
-          <w:szCs w:val="24"/>
-        </w:rPr>
-        <w:t>] == ',')</w:t>
-      </w:r>
-    </w:p>
-    <w:p>
-      <w:pPr>
-        <w:rPr>
-          <w:sz w:val="24"/>
-          <w:szCs w:val="24"/>
-        </w:rPr>
-      </w:pPr>
-      <w:r>
-        <w:rPr>
-          <w:sz w:val="24"/>
-          <w:szCs w:val="24"/>
-        </w:rPr>
-        <w:t xml:space="preserve">        {</w:t>
-      </w:r>
-    </w:p>
-    <w:p>
-      <w:pPr>
-        <w:rPr>
-          <w:sz w:val="24"/>
-          <w:szCs w:val="24"/>
-        </w:rPr>
-      </w:pPr>
-      <w:r>
-        <w:rPr>
-          <w:sz w:val="24"/>
-          <w:szCs w:val="24"/>
-        </w:rPr>
-        <w:t xml:space="preserve">            </w:t>
-      </w:r>
-      <w:proofErr w:type="spellStart"/>
-      <w:proofErr w:type="gramStart"/>
-      <w:r>
-        <w:rPr>
-          <w:sz w:val="24"/>
-          <w:szCs w:val="24"/>
-        </w:rPr>
-        <w:t>printf</w:t>
-      </w:r>
-      <w:proofErr w:type="spellEnd"/>
-      <w:r>
-        <w:rPr>
-          <w:sz w:val="24"/>
-          <w:szCs w:val="24"/>
-        </w:rPr>
-        <w:t>(</w:t>
-      </w:r>
-      <w:proofErr w:type="gramEnd"/>
-      <w:r>
-        <w:rPr>
-          <w:sz w:val="24"/>
-          <w:szCs w:val="24"/>
-        </w:rPr>
-        <w:t>"%c\t\</w:t>
-      </w:r>
-      <w:proofErr w:type="spellStart"/>
-      <w:r>
-        <w:rPr>
-          <w:sz w:val="24"/>
-          <w:szCs w:val="24"/>
-        </w:rPr>
-        <w:t>tSpecial</w:t>
-      </w:r>
-      <w:proofErr w:type="spellEnd"/>
-      <w:r>
-        <w:rPr>
-          <w:sz w:val="24"/>
-          <w:szCs w:val="24"/>
-        </w:rPr>
-        <w:t xml:space="preserve"> Symbol\n", input[</w:t>
-      </w:r>
-      <w:proofErr w:type="spellStart"/>
-      <w:r>
-        <w:rPr>
-          <w:sz w:val="24"/>
-          <w:szCs w:val="24"/>
-        </w:rPr>
-        <w:t>i</w:t>
-      </w:r>
-      <w:proofErr w:type="spellEnd"/>
-      <w:r>
-        <w:rPr>
-          <w:sz w:val="24"/>
-          <w:szCs w:val="24"/>
-        </w:rPr>
-        <w:t>]);</w:t>
-      </w:r>
-    </w:p>
-    <w:p>
-      <w:pPr>
-        <w:rPr>
-          <w:sz w:val="24"/>
-          <w:szCs w:val="24"/>
-        </w:rPr>
-      </w:pPr>
-      <w:r>
-        <w:rPr>
-          <w:sz w:val="24"/>
-          <w:szCs w:val="24"/>
-        </w:rPr>
-        <w:t xml:space="preserve">            </w:t>
-      </w:r>
-      <w:proofErr w:type="spellStart"/>
-      <w:r>
-        <w:rPr>
-          <w:sz w:val="24"/>
-          <w:szCs w:val="24"/>
-        </w:rPr>
-        <w:t>i</w:t>
-      </w:r>
-      <w:proofErr w:type="spellEnd"/>
-      <w:r>
-        <w:rPr>
-          <w:sz w:val="24"/>
-          <w:szCs w:val="24"/>
-        </w:rPr>
-        <w:t>++;</w:t>
-      </w:r>
-    </w:p>
-    <w:p>
-      <w:pPr>
-        <w:rPr>
-          <w:sz w:val="24"/>
-          <w:szCs w:val="24"/>
-        </w:rPr>
-      </w:pPr>
-      <w:r>
-        <w:rPr>
-          <w:sz w:val="24"/>
-          <w:szCs w:val="24"/>
-        </w:rPr>
-        <w:t xml:space="preserve">        }</w:t>
-      </w:r>
-    </w:p>
-    <w:p>
-      <w:pPr>
-        <w:rPr>
-          <w:sz w:val="24"/>
-          <w:szCs w:val="24"/>
-        </w:rPr>
-      </w:pPr>
-    </w:p>
-    <w:p>
-      <w:pPr>
-        <w:rPr>
-          <w:sz w:val="24"/>
-          <w:szCs w:val="24"/>
-        </w:rPr>
-      </w:pPr>
-      <w:r>
-        <w:rPr>
-          <w:sz w:val="24"/>
-          <w:szCs w:val="24"/>
-        </w:rPr>
-        <w:t xml:space="preserve">        /* Unknown Symbol */</w:t>
-      </w:r>
-    </w:p>
-    <w:p>
-      <w:pPr>
-        <w:rPr>
-          <w:sz w:val="24"/>
-          <w:szCs w:val="24"/>
-        </w:rPr>
-      </w:pPr>
-      <w:r>
-        <w:rPr>
-          <w:sz w:val="24"/>
-          <w:szCs w:val="24"/>
-        </w:rPr>
-        <w:t xml:space="preserve">        else</w:t>
-      </w:r>
-    </w:p>
-    <w:p>
-      <w:pPr>
-        <w:rPr>
-          <w:sz w:val="24"/>
-          <w:szCs w:val="24"/>
-        </w:rPr>
-      </w:pPr>
-      <w:r>
-        <w:rPr>
-          <w:sz w:val="24"/>
-          <w:szCs w:val="24"/>
-        </w:rPr>
-        <w:t xml:space="preserve">        {</w:t>
-      </w:r>
-    </w:p>
-    <w:p>
-      <w:pPr>
-        <w:rPr>
-          <w:sz w:val="24"/>
-          <w:szCs w:val="24"/>
-        </w:rPr>
-      </w:pPr>
-      <w:r>
-        <w:rPr>
-          <w:sz w:val="24"/>
-          <w:szCs w:val="24"/>
-        </w:rPr>
-        <w:t xml:space="preserve">            </w:t>
-      </w:r>
-      <w:proofErr w:type="spellStart"/>
-      <w:proofErr w:type="gramStart"/>
-      <w:r>
-        <w:rPr>
-          <w:sz w:val="24"/>
-          <w:szCs w:val="24"/>
-        </w:rPr>
-        <w:t>printf</w:t>
-      </w:r>
-      <w:proofErr w:type="spellEnd"/>
-      <w:r>
-        <w:rPr>
-          <w:sz w:val="24"/>
-          <w:szCs w:val="24"/>
-        </w:rPr>
-        <w:t>(</w:t>
-      </w:r>
-      <w:proofErr w:type="gramEnd"/>
-      <w:r>
-        <w:rPr>
-          <w:sz w:val="24"/>
-          <w:szCs w:val="24"/>
-        </w:rPr>
-        <w:t>"%c\t\</w:t>
-      </w:r>
-      <w:proofErr w:type="spellStart"/>
-      <w:r>
-        <w:rPr>
-          <w:sz w:val="24"/>
-          <w:szCs w:val="24"/>
-        </w:rPr>
-        <w:t>tUnknown</w:t>
-      </w:r>
-      <w:proofErr w:type="spellEnd"/>
-      <w:r>
-        <w:rPr>
-          <w:sz w:val="24"/>
-          <w:szCs w:val="24"/>
-        </w:rPr>
-        <w:t xml:space="preserve"> Symbol\n", input[</w:t>
-      </w:r>
-      <w:proofErr w:type="spellStart"/>
-      <w:r>
-        <w:rPr>
-          <w:sz w:val="24"/>
-          <w:szCs w:val="24"/>
-        </w:rPr>
-        <w:t>i</w:t>
-      </w:r>
-      <w:proofErr w:type="spellEnd"/>
-      <w:r>
-        <w:rPr>
-          <w:sz w:val="24"/>
-          <w:szCs w:val="24"/>
-        </w:rPr>
-        <w:t>]);</w:t>
-      </w:r>
-    </w:p>
-    <w:p>
-      <w:pPr>
-        <w:rPr>
-          <w:sz w:val="24"/>
-          <w:szCs w:val="24"/>
-        </w:rPr>
-      </w:pPr>
-      <w:r>
-        <w:rPr>
-          <w:sz w:val="24"/>
-          <w:szCs w:val="24"/>
-        </w:rPr>
-        <w:t xml:space="preserve">            </w:t>
-      </w:r>
-      <w:proofErr w:type="spellStart"/>
-      <w:r>
-        <w:rPr>
-          <w:sz w:val="24"/>
-          <w:szCs w:val="24"/>
-        </w:rPr>
-        <w:t>i</w:t>
-      </w:r>
-      <w:proofErr w:type="spellEnd"/>
-      <w:r>
-        <w:rPr>
-          <w:sz w:val="24"/>
-          <w:szCs w:val="24"/>
-        </w:rPr>
-        <w:t>++;</w:t>
-      </w:r>
-    </w:p>
-    <w:p>
-      <w:pPr>
-        <w:rPr>
-          <w:sz w:val="24"/>
-          <w:szCs w:val="24"/>
-        </w:rPr>
-      </w:pPr>
-      <w:r>
-        <w:rPr>
-          <w:sz w:val="24"/>
-          <w:szCs w:val="24"/>
-        </w:rPr>
-        <w:t xml:space="preserve">        }</w:t>
-      </w:r>
-    </w:p>
-    <w:p>
-      <w:pPr>
-        <w:rPr>
-          <w:sz w:val="24"/>
-          <w:szCs w:val="24"/>
-        </w:rPr>
-      </w:pPr>
       <w:r>
         <w:rPr>
           <w:sz w:val="24"/>
@@ -5999,7 +6011,6 @@
           <w:sz w:val="24"/>
           <w:szCs w:val="24"/>
         </w:rPr>
-        <w:lastRenderedPageBreak/>
         <w:t xml:space="preserve">    return 0;</w:t>
       </w:r>
     </w:p>
@@ -7779,6 +7790,7 @@
   <w:style w:type="character" w:default="1" w:styleId="DefaultParagraphFont">
     <w:name w:val="Default Paragraph Font"/>
     <w:uiPriority w:val="1"/>
+    <w:semiHidden/>
     <w:unhideWhenUsed/>
   </w:style>
   <w:style w:type="table" w:default="1" w:styleId="TableNormal">
